--- a/Engineering-Mathematics/Modul-Word/Modul-13-Metode-Jumlahan-Pecahan-Parsial.docx
+++ b/Engineering-Mathematics/Modul-Word/Modul-13-Metode-Jumlahan-Pecahan-Parsial.docx
@@ -9276,9 +9276,11 @@
     <w:sectPr>
       <w:headerReference w:type="default" r:id="rId15"/>
       <w:footerReference w:type="default" r:id="rId16"/>
+      <w:footerReference w:type="first" r:id="rId29"/>
       <w:pgSz w:w="11906" w:h="16838" w:code="9"/>
       <w:pgMar w:top="1701" w:right="1418" w:bottom="1418" w:left="1701" w:header="709" w:footer="709" w:gutter="0"/>
       <w:cols w:space="708"/>
+      <w:titlePg/>
       <w:docGrid w:linePitch="360"/>
     </w:sectPr>
   </w:body>
@@ -9833,6 +9835,16 @@
         </mc:Fallback>
       </mc:AlternateContent>
     </w:r>
+  </w:p>
+</w:ftr>
+</file>
+
+<file path=word/footer2.xml><?xml version="1.0" encoding="utf-8"?>
+<w:ftr xmlns:m="http://schemas.openxmlformats.org/officeDocument/2006/math" xmlns:mc="http://schemas.openxmlformats.org/markup-compatibility/2006" xmlns:mo="http://schemas.microsoft.com/office/mac/office/2008/main" xmlns:mv="urn:schemas-microsoft-com:mac:vml" xmlns:o="urn:schemas-microsoft-com:office:office" xmlns:r="http://schemas.openxmlformats.org/officeDocument/2006/relationships" xmlns:v="urn:schemas-microsoft-com:vml" xmlns:w10="urn:schemas-microsoft-com:office:word" xmlns:w14="http://schemas.microsoft.com/office/word/2010/wordml" xmlns:w="http://schemas.openxmlformats.org/wordprocessingml/2006/main" xmlns:wne="http://schemas.microsoft.com/office/word/2006/wordml" xmlns:wp14="http://schemas.microsoft.com/office/word/2010/wordprocessingDrawing" xmlns:wp="http://schemas.openxmlformats.org/drawingml/2006/wordprocessingDrawing" xmlns:wpc="http://schemas.microsoft.com/office/word/2010/wordprocessingCanvas" xmlns:wpg="http://schemas.microsoft.com/office/word/2010/wordprocessingGroup" xmlns:wpi="http://schemas.microsoft.com/office/word/2010/wordprocessingInk" xmlns:wps="http://schemas.microsoft.com/office/word/2010/wordprocessingShape" mc:Ignorable="w14 wp14">
+  <w:p>
+    <w:pPr>
+      <w:pStyle w:val="Footer"/>
+    </w:pPr>
   </w:p>
 </w:ftr>
 </file>

--- a/Engineering-Mathematics/Modul-Word/Modul-13-Metode-Jumlahan-Pecahan-Parsial.docx
+++ b/Engineering-Mathematics/Modul-Word/Modul-13-Metode-Jumlahan-Pecahan-Parsial.docx
@@ -2833,7 +2833,7 @@
           <w:i w:val="0"/>
           <w:sz w:val="22"/>
         </w:rPr>
-        <w:t>Mampu menentukan fungsi tangga satuan, metode jumlahan parsial dan teorema konvolusi; pada Pertemuan 14 fokus khusus pada penguasaan tiga kasus dekomposisi pecahan parsial dan penerapannya pada inversi Laplace.</w:t>
+        <w:t>Mampu menentukan fungsi tangga satuan, metode jumlahan parsial dan teorema konvolusi; pada Pertemuan 14 fokus khusus pada penguasaan tiga kasus dekomposisi pecahan parsial dan penerapannya pada inversi Laplace (CPMK 4).</w:t>
       </w:r>
     </w:p>
     <w:p>

--- a/Engineering-Mathematics/Modul-Word/Modul-13-Metode-Jumlahan-Pecahan-Parsial.docx
+++ b/Engineering-Mathematics/Modul-Word/Modul-13-Metode-Jumlahan-Pecahan-Parsial.docx
@@ -6053,7 +6053,7 @@
           <w:color w:val="444444"/>
           <w:sz w:val="20"/>
         </w:rPr>
-        <w:t>Gambar 8. Cuplikan Cell 1: PFD otomatis via sp.apart() untuk ketiga kasus sekaligus, faktor linear berbeda, faktor linear berulang, dan faktor kuadratik tak tereduksi.</w:t>
+        <w:t xml:space="preserve">Gambar 8. Potongan Cell 1: PFD otomatis via sp.apart() untuk ketiga kasus sekaligus, faktor linear berbeda, faktor linear berulang, dan faktor kuadratik tak tereduksi.</w:t>
       </w:r>
     </w:p>
     <w:p>

--- a/Engineering-Mathematics/Modul-Word/Modul-13-Metode-Jumlahan-Pecahan-Parsial.docx
+++ b/Engineering-Mathematics/Modul-Word/Modul-13-Metode-Jumlahan-Pecahan-Parsial.docx
@@ -1379,7 +1379,7 @@
                                 <w:szCs w:val="20"/>
                                 <w:lang w:val="en-US"/>
                               </w:rPr>
-                              <w:t>myclass.mercubuana.ac.id</w:t>
+                              <w:t xml:space="preserve">myclass.mercubuana.ac·id</w:t>
                             </w:r>
                           </w:p>
                         </w:txbxContent>
@@ -1426,7 +1426,7 @@
                           <w:szCs w:val="20"/>
                           <w:lang w:val="en-US"/>
                         </w:rPr>
-                        <w:t>myclass.mercubuana.ac.id</w:t>
+                        <w:t xml:space="preserve">myclass.mercubuana.ac·id</w:t>
                       </w:r>
                     </w:p>
                   </w:txbxContent>
@@ -2512,7 +2512,7 @@
                                 <w:sz w:val="20"/>
                                 <w:szCs w:val="20"/>
                               </w:rPr>
-                              <w:t>www.mercubuana.ac.id</w:t>
+                              <w:t xml:space="preserve">www.mercubuana.ac·id</w:t>
                             </w:r>
                           </w:p>
                         </w:txbxContent>
@@ -2558,7 +2558,7 @@
                           <w:sz w:val="20"/>
                           <w:szCs w:val="20"/>
                         </w:rPr>
-                        <w:t>www.mercubuana.ac.id</w:t>
+                        <w:t xml:space="preserve">www.mercubuana.ac·id</w:t>
                       </w:r>
                     </w:p>
                   </w:txbxContent>
@@ -2655,7 +2655,64 @@
           <w:i w:val="0"/>
           <w:sz w:val="22"/>
         </w:rPr>
-        <w:t>Pertemuan 11 sampai 13 membangun toolkit Transformasi Laplace secara bertahap: definisi dan tabel dasar, aplikasi lanjut (Heaviside, Dirac, transfer function, konvolusi), lalu fungsi tangga satuan sebagai representasi sinyal diskontinu. Setiap kali Laplace diterapkan pada Persamaan Diferensial, hasil akhirnya hampir selalu berupa fungsi rasional F(s) = P(s)/Q(s) di domain s, rasio dua polinomial. Masalahnya, tabel invers Laplace hanya memuat bentuk-bentuk sederhana: 1/(s-a), 1/(s-a)^2, omega/(s^2+omega^2), dan sejenisnya. F(s) hasil aljabar PD orde tinggi jarang langsung cocok dengan salah satu baris tabel tersebut. Di sinilah Metode Jumlahan Pecahan Parsial (Partial Fraction Decomposition/PFD) mengambil peran sentral: teknik aljabar untuk memecah F(s) yang rumit menjadi jumlah pecahan-pecahan sederhana, masing-masing langsung cocok dengan satu baris tabel invers Laplace.</w:t>
+        <w:t xml:space="preserve">Pertemuan 11 sampai 13 membangun toolkit Transformasi Laplace secara bertahap: definisi dan tabel dasar, aplikasi lanjut (Heaviside, Dirac, transfer function, konvolusi), lalu fungsi tangga satuan sebagai representasi sinyal diskontinu. Setiap kali Laplace diterapkan pada Persamaan Diferensial, hasil akhirnya hampir selalu berupa fungsi rasional F(s) = P(s)/Q(s) di domain s, rasio dua polinomial. Masalahnya, tabel invers Laplace hanya memuat bentuk-bentuk sederhana: 1/(s-a), 1/(s-a)</w:t>
+      </w:r>
+      <w:r>
+        <w:rPr>
+          <w:rFonts w:ascii="Arial" w:hAnsi="Arial" w:cs="Arial"/>
+          <w:b w:val="0"/>
+          <w:i w:val="0"/>
+          <w:sz w:val="22"/>
+          <w:vertAlign w:val="superscript"/>
+        </w:rPr>
+        <w:t xml:space="preserve">2</w:t>
+      </w:r>
+      <w:r>
+        <w:rPr>
+          <w:rFonts w:ascii="Arial" w:hAnsi="Arial" w:cs="Arial"/>
+          <w:b w:val="0"/>
+          <w:i w:val="0"/>
+          <w:sz w:val="22"/>
+        </w:rPr>
+        <w:t xml:space="preserve">, ω/(s</w:t>
+      </w:r>
+      <w:r>
+        <w:rPr>
+          <w:rFonts w:ascii="Arial" w:hAnsi="Arial" w:cs="Arial"/>
+          <w:b w:val="0"/>
+          <w:i w:val="0"/>
+          <w:sz w:val="22"/>
+          <w:vertAlign w:val="superscript"/>
+        </w:rPr>
+        <w:t xml:space="preserve">2</w:t>
+      </w:r>
+      <w:r>
+        <w:rPr>
+          <w:rFonts w:ascii="Arial" w:hAnsi="Arial" w:cs="Arial"/>
+          <w:b w:val="0"/>
+          <w:i w:val="0"/>
+          <w:sz w:val="22"/>
+        </w:rPr>
+        <w:t xml:space="preserve">+ω</w:t>
+      </w:r>
+      <w:r>
+        <w:rPr>
+          <w:rFonts w:ascii="Arial" w:hAnsi="Arial" w:cs="Arial"/>
+          <w:b w:val="0"/>
+          <w:i w:val="0"/>
+          <w:sz w:val="22"/>
+          <w:vertAlign w:val="superscript"/>
+        </w:rPr>
+        <w:t xml:space="preserve">2</w:t>
+      </w:r>
+      <w:r>
+        <w:rPr>
+          <w:rFonts w:ascii="Arial" w:hAnsi="Arial" w:cs="Arial"/>
+          <w:b w:val="0"/>
+          <w:i w:val="0"/>
+          <w:sz w:val="22"/>
+        </w:rPr>
+        <w:t xml:space="preserve">), dan sejenisnya. F(s) hasil aljabar PD orde tinggi jarang langsung cocok dengan salah satu baris tabel tersebut. Di sinilah Metode Jumlahan Pecahan Parsial (Partial Fraction Decomposition/PFD) mengambil peran sentral: teknik aljabar untuk memecah F(s) yang rumit menjadi jumlah pecahan-pecahan sederhana, masing-masing langsung cocok dengan satu baris tabel invers Laplace.</w:t>
       </w:r>
     </w:p>
     <w:p>
@@ -2904,7 +2961,73 @@
           <w:i w:val="0"/>
           <w:sz w:val="22"/>
         </w:rPr>
-        <w:t>Sebelum dekomposisi dapat dilakukan, F(s) = P(s)/Q(s) harus memenuhi satu syarat ketat: deg(P) kurang dari deg(Q), disebut fungsi rasional proper. Jika deg(P) lebih besar atau sama dengan deg(Q) (improper), langkah pertama wajib adalah polynomial long division: P(s)/Q(s) = K(s) + R(s)/Q(s), dengan K(s) polinomial (mudah di-invers, melibatkan delta Dirac dan turunannya) dan R(s)/Q(s) sudah proper, siap untuk PFD. Contoh improper: F(s) = (s^3+1)/(s^2-1); long division memberi F(s) = s + (s+1)/(s^2-1) = s + 1/(s-1) setelah faktor (s+1) saling tereduksi.</w:t>
+        <w:t xml:space="preserve">Sebelum dekomposisi dapat dilakukan, F(s) = P(s)/Q(s) harus memenuhi satu syarat ketat: deg(P) kurang dari deg(Q), disebut fungsi rasional proper. Jika deg(P) lebih besar atau sama dengan deg(Q) (improper), langkah pertama wajib adalah polynomial long division: P(s)/Q(s) = K(s) + R(s)/Q(s), dengan K(s) polinomial (mudah di-invers, melibatkan δ Dirac dan turunannya) dan R(s)/Q(s) sudah proper, siap untuk PFD. Contoh improper: F(s) = (s</w:t>
+      </w:r>
+      <w:r>
+        <w:rPr>
+          <w:rFonts w:ascii="Arial" w:hAnsi="Arial" w:cs="Arial"/>
+          <w:b w:val="0"/>
+          <w:i w:val="0"/>
+          <w:sz w:val="22"/>
+          <w:vertAlign w:val="superscript"/>
+        </w:rPr>
+        <w:t xml:space="preserve">3</w:t>
+      </w:r>
+      <w:r>
+        <w:rPr>
+          <w:rFonts w:ascii="Arial" w:hAnsi="Arial" w:cs="Arial"/>
+          <w:b w:val="0"/>
+          <w:i w:val="0"/>
+          <w:sz w:val="22"/>
+        </w:rPr>
+        <w:t xml:space="preserve">+1)/(s</w:t>
+      </w:r>
+      <w:r>
+        <w:rPr>
+          <w:rFonts w:ascii="Arial" w:hAnsi="Arial" w:cs="Arial"/>
+          <w:b w:val="0"/>
+          <w:i w:val="0"/>
+          <w:sz w:val="22"/>
+          <w:vertAlign w:val="superscript"/>
+        </w:rPr>
+        <w:t xml:space="preserve">2</w:t>
+      </w:r>
+      <w:r>
+        <w:rPr>
+          <w:rFonts w:ascii="Arial" w:hAnsi="Arial" w:cs="Arial"/>
+          <w:b w:val="0"/>
+          <w:i w:val="0"/>
+          <w:sz w:val="22"/>
+        </w:rPr>
+        <w:t xml:space="preserve">-1); long division memberi F(s) = s + (s+1)/(s</w:t>
+      </w:r>
+      <w:r>
+        <w:rPr>
+          <w:rFonts w:ascii="Arial" w:hAnsi="Arial" w:cs="Arial"/>
+          <w:b w:val="0"/>
+          <w:i w:val="0"/>
+          <w:sz w:val="22"/>
+          <w:vertAlign w:val="superscript"/>
+        </w:rPr>
+        <w:t xml:space="preserve">2</w:t>
+      </w:r>
+      <w:r>
+        <w:rPr>
+          <w:rFonts w:ascii="Arial" w:hAnsi="Arial" w:cs="Arial"/>
+          <w:b w:val="0"/>
+          <w:i w:val="0"/>
+          <w:sz w:val="22"/>
+        </w:rPr>
+        <w:t xml:space="preserve">-1) = s + 1/(s-1) setelah faktor (s+1) saling tereduksi.</w:t>
+      </w:r>
+      <w:r>
+        <w:rPr>
+          <w:rFonts w:ascii="Arial" w:hAnsi="Arial" w:cs="Arial"/>
+          <w:b w:val="0"/>
+          <w:i w:val="0"/>
+          <w:sz w:val="22"/>
+        </w:rPr>
+        <w:t xml:space="preserve"> Hubungan ini dirangkum dalam Persamaan (1).</w:t>
       </w:r>
     </w:p>
     <w:p>
@@ -2920,7 +3043,59 @@
           <w:color w:val="305496"/>
           <w:sz w:val="22"/>
         </w:rPr>
-        <w:t>P(s)/Q(s) = sum Ai/(s-ai) + sum Bj/(s-bj)^k + sum (Cs+D)/(s^2+ps+q), syarat: deg(P) &lt; deg(Q)</w:t>
+        <w:t xml:space="preserve">P(s)/Q(s) = sum Ai/(s-ai) + sum Bj/(s-bj)</w:t>
+      </w:r>
+      <w:r>
+        <w:rPr>
+          <w:rFonts w:ascii="Arial" w:hAnsi="Arial" w:cs="Arial"/>
+          <w:b/>
+          <w:i/>
+          <w:color w:val="305496"/>
+          <w:sz w:val="22"/>
+          <w:vertAlign w:val="superscript"/>
+        </w:rPr>
+        <w:t xml:space="preserve">k</w:t>
+      </w:r>
+      <w:r>
+        <w:rPr>
+          <w:rFonts w:ascii="Arial" w:hAnsi="Arial" w:cs="Arial"/>
+          <w:b/>
+          <w:i/>
+          <w:color w:val="305496"/>
+          <w:sz w:val="22"/>
+        </w:rPr>
+        <w:t xml:space="preserve"> + sum (Cs+D)/(s</w:t>
+      </w:r>
+      <w:r>
+        <w:rPr>
+          <w:rFonts w:ascii="Arial" w:hAnsi="Arial" w:cs="Arial"/>
+          <w:b/>
+          <w:i/>
+          <w:color w:val="305496"/>
+          <w:sz w:val="22"/>
+          <w:vertAlign w:val="superscript"/>
+        </w:rPr>
+        <w:t xml:space="preserve">2</w:t>
+      </w:r>
+      <w:r>
+        <w:rPr>
+          <w:rFonts w:ascii="Arial" w:hAnsi="Arial" w:cs="Arial"/>
+          <w:b/>
+          <w:i/>
+          <w:color w:val="305496"/>
+          <w:sz w:val="22"/>
+        </w:rPr>
+        <w:t xml:space="preserve">+ps+q), syarat: deg(P) &lt; deg(Q)</w:t>
+      </w:r>
+      <w:r>
+        <w:rPr>
+          <w:rFonts w:ascii="Arial" w:hAnsi="Arial" w:cs="Arial"/>
+          <w:b/>
+          <w:i/>
+          <w:color w:val="305496"/>
+          <w:sz w:val="22"/>
+        </w:rPr>
+        <w:t xml:space="preserve">   (1)</w:t>
       </w:r>
     </w:p>
     <w:p>
@@ -2944,7 +3119,26 @@
           <w:i w:val="0"/>
           <w:sz w:val="22"/>
         </w:rPr>
-        <w:t>Setelah syarat proper terpenuhi, langkah berikutnya adalah memfaktorkan Q(s) atas bilangan riil. Teorema aljabar menjamin bahwa polinomial berkoefisien riil apapun selalu dapat difaktorkan atas riil menjadi kombinasi dua jenis faktor dasar: faktor linear (s-a) dari akar riil, dan faktor kuadratik tak tereduksi (s^2+ps+q) dengan diskriminan negatif dari pasangan akar kompleks konjugat. Kedua jenis faktor ini dapat muncul berulang (multiplicity lebih dari satu). Kombinasi keduanya menghasilkan tiga kasus dekomposisi PFD yang menjadi inti pembahasan pertemuan ini.</w:t>
+        <w:t xml:space="preserve">Setelah syarat proper terpenuhi, langkah berikutnya adalah memfaktorkan Q(s) atas bilangan riil. Teorema aljabar menjamin bahwa polinomial berkoefisien riil apapun selalu dapat difaktorkan atas riil menjadi kombinasi dua jenis faktor dasar: faktor linear (s-a) dari akar riil, dan faktor kuadratik tak tereduksi (s</w:t>
+      </w:r>
+      <w:r>
+        <w:rPr>
+          <w:rFonts w:ascii="Arial" w:hAnsi="Arial" w:cs="Arial"/>
+          <w:b w:val="0"/>
+          <w:i w:val="0"/>
+          <w:sz w:val="22"/>
+          <w:vertAlign w:val="superscript"/>
+        </w:rPr>
+        <w:t xml:space="preserve">2</w:t>
+      </w:r>
+      <w:r>
+        <w:rPr>
+          <w:rFonts w:ascii="Arial" w:hAnsi="Arial" w:cs="Arial"/>
+          <w:b w:val="0"/>
+          <w:i w:val="0"/>
+          <w:sz w:val="22"/>
+        </w:rPr>
+        <w:t xml:space="preserve">+ps+q) dengan diskriminan negatif dari pasangan akar kompleks konjugat. Kedua jenis faktor ini dapat muncul berulang (multiplicity lebih dari satu). Kombinasi keduanya menghasilkan tiga kasus dekomposisi PFD yang menjadi inti pembahasan pertemuan ini.</w:t>
       </w:r>
     </w:p>
     <w:p>
@@ -2968,7 +3162,159 @@
           <w:i w:val="0"/>
           <w:sz w:val="22"/>
         </w:rPr>
-        <w:t>Tentukan template PFD dari F(s) = (s+1)/[s^2·(s^2+4)]. Faktorkan penyebut: Q(s) = s^2·(s^2+4). Klasifikasi faktor: s^2 adalah faktor linear berulang (akar s=0 dengan multiplicity 2), sedangkan s^2+4 adalah faktor kuadratik tak tereduksi (diskriminan 0-16 = -16 lebih kecil dari nol, akar kompleks s = plus-minus 2j). Template gabungan: F(s) = A/s + B/s^2 + (Cs+D)/(s^2+4). Verifikasi syarat: deg(pembilang)=1, deg(penyebut)=4, proper.</w:t>
+        <w:t xml:space="preserve">Tentukan template PFD dari F(s) = (s+1)/[s</w:t>
+      </w:r>
+      <w:r>
+        <w:rPr>
+          <w:rFonts w:ascii="Arial" w:hAnsi="Arial" w:cs="Arial"/>
+          <w:b w:val="0"/>
+          <w:i w:val="0"/>
+          <w:sz w:val="22"/>
+          <w:vertAlign w:val="superscript"/>
+        </w:rPr>
+        <w:t xml:space="preserve">2</w:t>
+      </w:r>
+      <w:r>
+        <w:rPr>
+          <w:rFonts w:ascii="Arial" w:hAnsi="Arial" w:cs="Arial"/>
+          <w:b w:val="0"/>
+          <w:i w:val="0"/>
+          <w:sz w:val="22"/>
+        </w:rPr>
+        <w:t xml:space="preserve">·(s</w:t>
+      </w:r>
+      <w:r>
+        <w:rPr>
+          <w:rFonts w:ascii="Arial" w:hAnsi="Arial" w:cs="Arial"/>
+          <w:b w:val="0"/>
+          <w:i w:val="0"/>
+          <w:sz w:val="22"/>
+          <w:vertAlign w:val="superscript"/>
+        </w:rPr>
+        <w:t xml:space="preserve">2</w:t>
+      </w:r>
+      <w:r>
+        <w:rPr>
+          <w:rFonts w:ascii="Arial" w:hAnsi="Arial" w:cs="Arial"/>
+          <w:b w:val="0"/>
+          <w:i w:val="0"/>
+          <w:sz w:val="22"/>
+        </w:rPr>
+        <w:t xml:space="preserve">+4)]. Faktorkan penyebut: Q(s) = s</w:t>
+      </w:r>
+      <w:r>
+        <w:rPr>
+          <w:rFonts w:ascii="Arial" w:hAnsi="Arial" w:cs="Arial"/>
+          <w:b w:val="0"/>
+          <w:i w:val="0"/>
+          <w:sz w:val="22"/>
+          <w:vertAlign w:val="superscript"/>
+        </w:rPr>
+        <w:t xml:space="preserve">2</w:t>
+      </w:r>
+      <w:r>
+        <w:rPr>
+          <w:rFonts w:ascii="Arial" w:hAnsi="Arial" w:cs="Arial"/>
+          <w:b w:val="0"/>
+          <w:i w:val="0"/>
+          <w:sz w:val="22"/>
+        </w:rPr>
+        <w:t xml:space="preserve">·(s</w:t>
+      </w:r>
+      <w:r>
+        <w:rPr>
+          <w:rFonts w:ascii="Arial" w:hAnsi="Arial" w:cs="Arial"/>
+          <w:b w:val="0"/>
+          <w:i w:val="0"/>
+          <w:sz w:val="22"/>
+          <w:vertAlign w:val="superscript"/>
+        </w:rPr>
+        <w:t xml:space="preserve">2</w:t>
+      </w:r>
+      <w:r>
+        <w:rPr>
+          <w:rFonts w:ascii="Arial" w:hAnsi="Arial" w:cs="Arial"/>
+          <w:b w:val="0"/>
+          <w:i w:val="0"/>
+          <w:sz w:val="22"/>
+        </w:rPr>
+        <w:t xml:space="preserve">+4). Klasifikasi faktor: s</w:t>
+      </w:r>
+      <w:r>
+        <w:rPr>
+          <w:rFonts w:ascii="Arial" w:hAnsi="Arial" w:cs="Arial"/>
+          <w:b w:val="0"/>
+          <w:i w:val="0"/>
+          <w:sz w:val="22"/>
+          <w:vertAlign w:val="superscript"/>
+        </w:rPr>
+        <w:t xml:space="preserve">2</w:t>
+      </w:r>
+      <w:r>
+        <w:rPr>
+          <w:rFonts w:ascii="Arial" w:hAnsi="Arial" w:cs="Arial"/>
+          <w:b w:val="0"/>
+          <w:i w:val="0"/>
+          <w:sz w:val="22"/>
+        </w:rPr>
+        <w:t xml:space="preserve"> adalah faktor linear berulang (akar s=0 dengan multiplicity 2), sedangkan s</w:t>
+      </w:r>
+      <w:r>
+        <w:rPr>
+          <w:rFonts w:ascii="Arial" w:hAnsi="Arial" w:cs="Arial"/>
+          <w:b w:val="0"/>
+          <w:i w:val="0"/>
+          <w:sz w:val="22"/>
+          <w:vertAlign w:val="superscript"/>
+        </w:rPr>
+        <w:t xml:space="preserve">2</w:t>
+      </w:r>
+      <w:r>
+        <w:rPr>
+          <w:rFonts w:ascii="Arial" w:hAnsi="Arial" w:cs="Arial"/>
+          <w:b w:val="0"/>
+          <w:i w:val="0"/>
+          <w:sz w:val="22"/>
+        </w:rPr>
+        <w:t xml:space="preserve">+4 adalah faktor kuadratik tak tereduksi (diskriminan 0-16 = -16 lebih kecil dari nol, akar kompleks s = plus-minus 2j). Template gabungan: F(s) = A/s + B/s</w:t>
+      </w:r>
+      <w:r>
+        <w:rPr>
+          <w:rFonts w:ascii="Arial" w:hAnsi="Arial" w:cs="Arial"/>
+          <w:b w:val="0"/>
+          <w:i w:val="0"/>
+          <w:sz w:val="22"/>
+          <w:vertAlign w:val="superscript"/>
+        </w:rPr>
+        <w:t xml:space="preserve">2</w:t>
+      </w:r>
+      <w:r>
+        <w:rPr>
+          <w:rFonts w:ascii="Arial" w:hAnsi="Arial" w:cs="Arial"/>
+          <w:b w:val="0"/>
+          <w:i w:val="0"/>
+          <w:sz w:val="22"/>
+        </w:rPr>
+        <w:t xml:space="preserve"> + (Cs+D)/(s</w:t>
+      </w:r>
+      <w:r>
+        <w:rPr>
+          <w:rFonts w:ascii="Arial" w:hAnsi="Arial" w:cs="Arial"/>
+          <w:b w:val="0"/>
+          <w:i w:val="0"/>
+          <w:sz w:val="22"/>
+          <w:vertAlign w:val="superscript"/>
+        </w:rPr>
+        <w:t xml:space="preserve">2</w:t>
+      </w:r>
+      <w:r>
+        <w:rPr>
+          <w:rFonts w:ascii="Arial" w:hAnsi="Arial" w:cs="Arial"/>
+          <w:b w:val="0"/>
+          <w:i w:val="0"/>
+          <w:sz w:val="22"/>
+        </w:rPr>
+        <w:t xml:space="preserve">+4). Verifikasi syarat: deg(pembilang)=1, deg(penyebut)=4, proper.</w:t>
       </w:r>
     </w:p>
     <w:p>
@@ -3179,7 +3525,63 @@
                 <w:i w:val="0"/>
                 <w:sz w:val="19"/>
               </w:rPr>
-              <w:t>(s-a1)(s-a2)...(s-an)</w:t>
+              <w:t xml:space="preserve">(s-</w:t>
+            </w:r>
+            <w:r>
+              <w:rPr>
+                <w:rFonts w:ascii="Arial" w:hAnsi="Arial" w:cs="Arial"/>
+                <w:b w:val="0"/>
+                <w:i w:val="0"/>
+                <w:sz w:val="19"/>
+              </w:rPr>
+              <w:t xml:space="preserve">a</w:t>
+            </w:r>
+            <w:r>
+              <w:rPr>
+                <w:rFonts w:ascii="Arial" w:hAnsi="Arial" w:cs="Arial"/>
+                <w:b w:val="0"/>
+                <w:i w:val="0"/>
+                <w:sz w:val="19"/>
+                <w:vertAlign w:val="subscript"/>
+              </w:rPr>
+              <w:t xml:space="preserve">1</w:t>
+            </w:r>
+            <w:r>
+              <w:rPr>
+                <w:rFonts w:ascii="Arial" w:hAnsi="Arial" w:cs="Arial"/>
+                <w:b w:val="0"/>
+                <w:i w:val="0"/>
+                <w:sz w:val="19"/>
+              </w:rPr>
+              <w:t xml:space="preserve">)(s-</w:t>
+            </w:r>
+            <w:r>
+              <w:rPr>
+                <w:rFonts w:ascii="Arial" w:hAnsi="Arial" w:cs="Arial"/>
+                <w:b w:val="0"/>
+                <w:i w:val="0"/>
+                <w:sz w:val="19"/>
+              </w:rPr>
+              <w:t xml:space="preserve">a</w:t>
+            </w:r>
+            <w:r>
+              <w:rPr>
+                <w:rFonts w:ascii="Arial" w:hAnsi="Arial" w:cs="Arial"/>
+                <w:b w:val="0"/>
+                <w:i w:val="0"/>
+                <w:sz w:val="19"/>
+                <w:vertAlign w:val="subscript"/>
+              </w:rPr>
+              <w:t xml:space="preserve">2</w:t>
+            </w:r>
+            <w:r>
+              <w:rPr>
+                <w:rFonts w:ascii="Arial" w:hAnsi="Arial" w:cs="Arial"/>
+                <w:b w:val="0"/>
+                <w:i w:val="0"/>
+                <w:sz w:val="19"/>
+              </w:rPr>
+              <w:t xml:space="preserve">)...(s-an)</w:t>
             </w:r>
           </w:p>
         </w:tc>
@@ -3205,7 +3607,63 @@
                 <w:i w:val="0"/>
                 <w:sz w:val="19"/>
               </w:rPr>
-              <w:t>A1/(s-a1)+...+An/(s-an)</w:t>
+              <w:t xml:space="preserve"/>
+            </w:r>
+            <w:r>
+              <w:rPr>
+                <w:rFonts w:ascii="Arial" w:hAnsi="Arial" w:cs="Arial"/>
+                <w:b w:val="0"/>
+                <w:i w:val="0"/>
+                <w:sz w:val="19"/>
+              </w:rPr>
+              <w:t xml:space="preserve">A</w:t>
+            </w:r>
+            <w:r>
+              <w:rPr>
+                <w:rFonts w:ascii="Arial" w:hAnsi="Arial" w:cs="Arial"/>
+                <w:b w:val="0"/>
+                <w:i w:val="0"/>
+                <w:sz w:val="19"/>
+                <w:vertAlign w:val="subscript"/>
+              </w:rPr>
+              <w:t xml:space="preserve">1</w:t>
+            </w:r>
+            <w:r>
+              <w:rPr>
+                <w:rFonts w:ascii="Arial" w:hAnsi="Arial" w:cs="Arial"/>
+                <w:b w:val="0"/>
+                <w:i w:val="0"/>
+                <w:sz w:val="19"/>
+              </w:rPr>
+              <w:t xml:space="preserve">/(s-</w:t>
+            </w:r>
+            <w:r>
+              <w:rPr>
+                <w:rFonts w:ascii="Arial" w:hAnsi="Arial" w:cs="Arial"/>
+                <w:b w:val="0"/>
+                <w:i w:val="0"/>
+                <w:sz w:val="19"/>
+              </w:rPr>
+              <w:t xml:space="preserve">a</w:t>
+            </w:r>
+            <w:r>
+              <w:rPr>
+                <w:rFonts w:ascii="Arial" w:hAnsi="Arial" w:cs="Arial"/>
+                <w:b w:val="0"/>
+                <w:i w:val="0"/>
+                <w:sz w:val="19"/>
+                <w:vertAlign w:val="subscript"/>
+              </w:rPr>
+              <w:t xml:space="preserve">1</w:t>
+            </w:r>
+            <w:r>
+              <w:rPr>
+                <w:rFonts w:ascii="Arial" w:hAnsi="Arial" w:cs="Arial"/>
+                <w:b w:val="0"/>
+                <w:i w:val="0"/>
+                <w:sz w:val="19"/>
+              </w:rPr>
+              <w:t xml:space="preserve">)+...+An/(s-an)</w:t>
             </w:r>
           </w:p>
         </w:tc>
@@ -3288,7 +3746,26 @@
                 <w:i w:val="0"/>
                 <w:sz w:val="19"/>
               </w:rPr>
-              <w:t>(s-a)^k, k&gt;=2</w:t>
+              <w:t xml:space="preserve">(s-a)</w:t>
+            </w:r>
+            <w:r>
+              <w:rPr>
+                <w:rFonts w:ascii="Arial" w:hAnsi="Arial" w:cs="Arial"/>
+                <w:b w:val="0"/>
+                <w:i w:val="0"/>
+                <w:sz w:val="19"/>
+                <w:vertAlign w:val="superscript"/>
+              </w:rPr>
+              <w:t xml:space="preserve">k</w:t>
+            </w:r>
+            <w:r>
+              <w:rPr>
+                <w:rFonts w:ascii="Arial" w:hAnsi="Arial" w:cs="Arial"/>
+                <w:b w:val="0"/>
+                <w:i w:val="0"/>
+                <w:sz w:val="19"/>
+              </w:rPr>
+              <w:t xml:space="preserve">, k≥2</w:t>
             </w:r>
           </w:p>
         </w:tc>
@@ -3314,7 +3791,92 @@
                 <w:i w:val="0"/>
                 <w:sz w:val="19"/>
               </w:rPr>
-              <w:t>A1/(s-a)+A2/(s-a)^2+...+Ak/(s-a)^k</w:t>
+              <w:t xml:space="preserve"/>
+            </w:r>
+            <w:r>
+              <w:rPr>
+                <w:rFonts w:ascii="Arial" w:hAnsi="Arial" w:cs="Arial"/>
+                <w:b w:val="0"/>
+                <w:i w:val="0"/>
+                <w:sz w:val="19"/>
+              </w:rPr>
+              <w:t xml:space="preserve">A</w:t>
+            </w:r>
+            <w:r>
+              <w:rPr>
+                <w:rFonts w:ascii="Arial" w:hAnsi="Arial" w:cs="Arial"/>
+                <w:b w:val="0"/>
+                <w:i w:val="0"/>
+                <w:sz w:val="19"/>
+                <w:vertAlign w:val="subscript"/>
+              </w:rPr>
+              <w:t xml:space="preserve">1</w:t>
+            </w:r>
+            <w:r>
+              <w:rPr>
+                <w:rFonts w:ascii="Arial" w:hAnsi="Arial" w:cs="Arial"/>
+                <w:b w:val="0"/>
+                <w:i w:val="0"/>
+                <w:sz w:val="19"/>
+              </w:rPr>
+              <w:t xml:space="preserve">/(s-a)+</w:t>
+            </w:r>
+            <w:r>
+              <w:rPr>
+                <w:rFonts w:ascii="Arial" w:hAnsi="Arial" w:cs="Arial"/>
+                <w:b w:val="0"/>
+                <w:i w:val="0"/>
+                <w:sz w:val="19"/>
+              </w:rPr>
+              <w:t xml:space="preserve">A</w:t>
+            </w:r>
+            <w:r>
+              <w:rPr>
+                <w:rFonts w:ascii="Arial" w:hAnsi="Arial" w:cs="Arial"/>
+                <w:b w:val="0"/>
+                <w:i w:val="0"/>
+                <w:sz w:val="19"/>
+                <w:vertAlign w:val="subscript"/>
+              </w:rPr>
+              <w:t xml:space="preserve">2</w:t>
+            </w:r>
+            <w:r>
+              <w:rPr>
+                <w:rFonts w:ascii="Arial" w:hAnsi="Arial" w:cs="Arial"/>
+                <w:b w:val="0"/>
+                <w:i w:val="0"/>
+                <w:sz w:val="19"/>
+              </w:rPr>
+              <w:t xml:space="preserve">/(s-a)</w:t>
+            </w:r>
+            <w:r>
+              <w:rPr>
+                <w:rFonts w:ascii="Arial" w:hAnsi="Arial" w:cs="Arial"/>
+                <w:b w:val="0"/>
+                <w:i w:val="0"/>
+                <w:sz w:val="19"/>
+                <w:vertAlign w:val="superscript"/>
+              </w:rPr>
+              <w:t xml:space="preserve">2</w:t>
+            </w:r>
+            <w:r>
+              <w:rPr>
+                <w:rFonts w:ascii="Arial" w:hAnsi="Arial" w:cs="Arial"/>
+                <w:b w:val="0"/>
+                <w:i w:val="0"/>
+                <w:sz w:val="19"/>
+              </w:rPr>
+              <w:t xml:space="preserve">+...+Ak/(s-a)</w:t>
+            </w:r>
+            <w:r>
+              <w:rPr>
+                <w:rFonts w:ascii="Arial" w:hAnsi="Arial" w:cs="Arial"/>
+                <w:b w:val="0"/>
+                <w:i w:val="0"/>
+                <w:sz w:val="19"/>
+                <w:vertAlign w:val="superscript"/>
+              </w:rPr>
+              <w:t xml:space="preserve">k</w:t>
             </w:r>
           </w:p>
         </w:tc>
@@ -3395,7 +3957,26 @@
                 <w:i w:val="0"/>
                 <w:sz w:val="19"/>
               </w:rPr>
-              <w:t>(s^2+ps+q), diskriminan&lt;0</w:t>
+              <w:t xml:space="preserve">(s</w:t>
+            </w:r>
+            <w:r>
+              <w:rPr>
+                <w:rFonts w:ascii="Arial" w:hAnsi="Arial" w:cs="Arial"/>
+                <w:b w:val="0"/>
+                <w:i w:val="0"/>
+                <w:sz w:val="19"/>
+                <w:vertAlign w:val="superscript"/>
+              </w:rPr>
+              <w:t xml:space="preserve">2</w:t>
+            </w:r>
+            <w:r>
+              <w:rPr>
+                <w:rFonts w:ascii="Arial" w:hAnsi="Arial" w:cs="Arial"/>
+                <w:b w:val="0"/>
+                <w:i w:val="0"/>
+                <w:sz w:val="19"/>
+              </w:rPr>
+              <w:t xml:space="preserve">+ps+q), diskriminan&lt;0</w:t>
             </w:r>
           </w:p>
         </w:tc>
@@ -3420,7 +4001,26 @@
                 <w:i w:val="0"/>
                 <w:sz w:val="19"/>
               </w:rPr>
-              <w:t>(As+B)/(s^2+ps+q)</w:t>
+              <w:t xml:space="preserve">(As+B)/(s</w:t>
+            </w:r>
+            <w:r>
+              <w:rPr>
+                <w:rFonts w:ascii="Arial" w:hAnsi="Arial" w:cs="Arial"/>
+                <w:b w:val="0"/>
+                <w:i w:val="0"/>
+                <w:sz w:val="19"/>
+                <w:vertAlign w:val="superscript"/>
+              </w:rPr>
+              <w:t xml:space="preserve">2</w:t>
+            </w:r>
+            <w:r>
+              <w:rPr>
+                <w:rFonts w:ascii="Arial" w:hAnsi="Arial" w:cs="Arial"/>
+                <w:b w:val="0"/>
+                <w:i w:val="0"/>
+                <w:sz w:val="19"/>
+              </w:rPr>
+              <w:t xml:space="preserve">+ps+q)</w:t>
             </w:r>
           </w:p>
         </w:tc>
@@ -3558,7 +4158,26 @@
           <w:i w:val="0"/>
           <w:sz w:val="22"/>
         </w:rPr>
-        <w:t>Pitfall paling umum pada tahap ini adalah lupa mengecek syarat proper sebelum mulai PFD, sehingga hasil dekomposisi salah sejak awal. Pitfall kedua adalah salah mengklasifikasikan kuadratik: faktor (s^2+ps+q) dengan diskriminan lebih besar atau sama dengan nol sebenarnya bukan kasus 3, melainkan produk dua faktor linear yang harus difaktorkan lebih lanjut (masuk kasus 1 atau 2). Pitfall ketiga adalah salah menghitung multiplicity akar berulang; SymPy sp.factor() dan sp.roots() sangat membantu memverifikasi faktorisasi manual sebelum melangkah ke penentuan koefisien.</w:t>
+        <w:t xml:space="preserve">Pitfall paling umum pada tahap ini adalah lupa mengecek syarat proper sebelum mulai PFD, sehingga hasil dekomposisi salah sejak awal. Pitfall kedua adalah salah mengklasifikasikan kuadratik: faktor (s</w:t>
+      </w:r>
+      <w:r>
+        <w:rPr>
+          <w:rFonts w:ascii="Arial" w:hAnsi="Arial" w:cs="Arial"/>
+          <w:b w:val="0"/>
+          <w:i w:val="0"/>
+          <w:sz w:val="22"/>
+          <w:vertAlign w:val="superscript"/>
+        </w:rPr>
+        <w:t xml:space="preserve">2</w:t>
+      </w:r>
+      <w:r>
+        <w:rPr>
+          <w:rFonts w:ascii="Arial" w:hAnsi="Arial" w:cs="Arial"/>
+          <w:b w:val="0"/>
+          <w:i w:val="0"/>
+          <w:sz w:val="22"/>
+        </w:rPr>
+        <w:t xml:space="preserve">+ps+q) dengan diskriminan lebih besar atau sama dengan nol sebenarnya bukan kasus 3, melainkan produk dua faktor linear yang harus difaktorkan lebih lanjut (masuk kasus 1 atau 2). Pitfall ketiga adalah salah menghitung multiplicity akar berulang; SymPy sp.factor() dan sp.roots() sangat membantu memverifikasi faktorisasi manual sebelum melangkah ke penentuan koefisien.</w:t>
       </w:r>
     </w:p>
     <w:p>
@@ -3605,7 +4224,184 @@
           <w:i w:val="0"/>
           <w:sz w:val="22"/>
         </w:rPr>
-        <w:t>Kasus paling sering muncul di soal PD adalah faktor linear berbeda: Q(s) = (s-a1)(s-a2)...(s-an) dengan seluruh akar riil dan berbeda satu sama lain. Template PFD-nya deterministik: F(s) = A1/(s-a1) + A2/(s-a2) + ... + An/(s-an), tanpa ambiguitas. Untuk kasus ini tersedia shortcut sangat cepat bernama cover-up rule: tutup faktor (s-ai) di penyebut F(s), lalu evaluasi sisa ekspresi pada s = ai. Hasilnya langsung sama dengan Ai, tanpa perlu menyusun dan menyelesaikan sistem persamaan linier.</w:t>
+        <w:t xml:space="preserve">Kasus paling sering muncul di soal PD adalah faktor linear berbeda: Q(s) = (s-</w:t>
+      </w:r>
+      <w:r>
+        <w:rPr>
+          <w:rFonts w:ascii="Arial" w:hAnsi="Arial" w:cs="Arial"/>
+          <w:b w:val="0"/>
+          <w:i w:val="0"/>
+          <w:sz w:val="22"/>
+        </w:rPr>
+        <w:t xml:space="preserve">a</w:t>
+      </w:r>
+      <w:r>
+        <w:rPr>
+          <w:rFonts w:ascii="Arial" w:hAnsi="Arial" w:cs="Arial"/>
+          <w:b w:val="0"/>
+          <w:i w:val="0"/>
+          <w:sz w:val="22"/>
+          <w:vertAlign w:val="subscript"/>
+        </w:rPr>
+        <w:t xml:space="preserve">1</w:t>
+      </w:r>
+      <w:r>
+        <w:rPr>
+          <w:rFonts w:ascii="Arial" w:hAnsi="Arial" w:cs="Arial"/>
+          <w:b w:val="0"/>
+          <w:i w:val="0"/>
+          <w:sz w:val="22"/>
+        </w:rPr>
+        <w:t xml:space="preserve">)(s-</w:t>
+      </w:r>
+      <w:r>
+        <w:rPr>
+          <w:rFonts w:ascii="Arial" w:hAnsi="Arial" w:cs="Arial"/>
+          <w:b w:val="0"/>
+          <w:i w:val="0"/>
+          <w:sz w:val="22"/>
+        </w:rPr>
+        <w:t xml:space="preserve">a</w:t>
+      </w:r>
+      <w:r>
+        <w:rPr>
+          <w:rFonts w:ascii="Arial" w:hAnsi="Arial" w:cs="Arial"/>
+          <w:b w:val="0"/>
+          <w:i w:val="0"/>
+          <w:sz w:val="22"/>
+          <w:vertAlign w:val="subscript"/>
+        </w:rPr>
+        <w:t xml:space="preserve">2</w:t>
+      </w:r>
+      <w:r>
+        <w:rPr>
+          <w:rFonts w:ascii="Arial" w:hAnsi="Arial" w:cs="Arial"/>
+          <w:b w:val="0"/>
+          <w:i w:val="0"/>
+          <w:sz w:val="22"/>
+        </w:rPr>
+        <w:t xml:space="preserve">)...(s-an) dengan seluruh akar riil dan berbeda satu sama lain. Template PFD-nya deterministik: F(s) = </w:t>
+      </w:r>
+      <w:r>
+        <w:rPr>
+          <w:rFonts w:ascii="Arial" w:hAnsi="Arial" w:cs="Arial"/>
+          <w:b w:val="0"/>
+          <w:i w:val="0"/>
+          <w:sz w:val="22"/>
+        </w:rPr>
+        <w:t xml:space="preserve">A</w:t>
+      </w:r>
+      <w:r>
+        <w:rPr>
+          <w:rFonts w:ascii="Arial" w:hAnsi="Arial" w:cs="Arial"/>
+          <w:b w:val="0"/>
+          <w:i w:val="0"/>
+          <w:sz w:val="22"/>
+          <w:vertAlign w:val="subscript"/>
+        </w:rPr>
+        <w:t xml:space="preserve">1</w:t>
+      </w:r>
+      <w:r>
+        <w:rPr>
+          <w:rFonts w:ascii="Arial" w:hAnsi="Arial" w:cs="Arial"/>
+          <w:b w:val="0"/>
+          <w:i w:val="0"/>
+          <w:sz w:val="22"/>
+        </w:rPr>
+        <w:t xml:space="preserve">/(s-</w:t>
+      </w:r>
+      <w:r>
+        <w:rPr>
+          <w:rFonts w:ascii="Arial" w:hAnsi="Arial" w:cs="Arial"/>
+          <w:b w:val="0"/>
+          <w:i w:val="0"/>
+          <w:sz w:val="22"/>
+        </w:rPr>
+        <w:t xml:space="preserve">a</w:t>
+      </w:r>
+      <w:r>
+        <w:rPr>
+          <w:rFonts w:ascii="Arial" w:hAnsi="Arial" w:cs="Arial"/>
+          <w:b w:val="0"/>
+          <w:i w:val="0"/>
+          <w:sz w:val="22"/>
+          <w:vertAlign w:val="subscript"/>
+        </w:rPr>
+        <w:t xml:space="preserve">1</w:t>
+      </w:r>
+      <w:r>
+        <w:rPr>
+          <w:rFonts w:ascii="Arial" w:hAnsi="Arial" w:cs="Arial"/>
+          <w:b w:val="0"/>
+          <w:i w:val="0"/>
+          <w:sz w:val="22"/>
+        </w:rPr>
+        <w:t xml:space="preserve">) + </w:t>
+      </w:r>
+      <w:r>
+        <w:rPr>
+          <w:rFonts w:ascii="Arial" w:hAnsi="Arial" w:cs="Arial"/>
+          <w:b w:val="0"/>
+          <w:i w:val="0"/>
+          <w:sz w:val="22"/>
+        </w:rPr>
+        <w:t xml:space="preserve">A</w:t>
+      </w:r>
+      <w:r>
+        <w:rPr>
+          <w:rFonts w:ascii="Arial" w:hAnsi="Arial" w:cs="Arial"/>
+          <w:b w:val="0"/>
+          <w:i w:val="0"/>
+          <w:sz w:val="22"/>
+          <w:vertAlign w:val="subscript"/>
+        </w:rPr>
+        <w:t xml:space="preserve">2</w:t>
+      </w:r>
+      <w:r>
+        <w:rPr>
+          <w:rFonts w:ascii="Arial" w:hAnsi="Arial" w:cs="Arial"/>
+          <w:b w:val="0"/>
+          <w:i w:val="0"/>
+          <w:sz w:val="22"/>
+        </w:rPr>
+        <w:t xml:space="preserve">/(s-</w:t>
+      </w:r>
+      <w:r>
+        <w:rPr>
+          <w:rFonts w:ascii="Arial" w:hAnsi="Arial" w:cs="Arial"/>
+          <w:b w:val="0"/>
+          <w:i w:val="0"/>
+          <w:sz w:val="22"/>
+        </w:rPr>
+        <w:t xml:space="preserve">a</w:t>
+      </w:r>
+      <w:r>
+        <w:rPr>
+          <w:rFonts w:ascii="Arial" w:hAnsi="Arial" w:cs="Arial"/>
+          <w:b w:val="0"/>
+          <w:i w:val="0"/>
+          <w:sz w:val="22"/>
+          <w:vertAlign w:val="subscript"/>
+        </w:rPr>
+        <w:t xml:space="preserve">2</w:t>
+      </w:r>
+      <w:r>
+        <w:rPr>
+          <w:rFonts w:ascii="Arial" w:hAnsi="Arial" w:cs="Arial"/>
+          <w:b w:val="0"/>
+          <w:i w:val="0"/>
+          <w:sz w:val="22"/>
+        </w:rPr>
+        <w:t xml:space="preserve">) + ... + An/(s-an), tanpa ambiguitas. Untuk kasus ini tersedia shortcut sangat cepat bernama cover-up rule: tutup faktor (s-ai) di penyebut F(s), lalu evaluasi sisa ekspresi pada s = ai. Hasilnya langsung sama dengan Ai, tanpa perlu menyusun dan menyelesaikan sistem persamaan linier.</w:t>
+      </w:r>
+      <w:r>
+        <w:rPr>
+          <w:rFonts w:ascii="Arial" w:hAnsi="Arial" w:cs="Arial"/>
+          <w:b w:val="0"/>
+          <w:i w:val="0"/>
+          <w:sz w:val="22"/>
+        </w:rPr>
+        <w:t xml:space="preserve"> Bentuk ringkasnya dituliskan pada Persamaan (2).</w:t>
       </w:r>
     </w:p>
     <w:p>
@@ -3621,7 +4417,17 @@
           <w:color w:val="305496"/>
           <w:sz w:val="22"/>
         </w:rPr>
-        <w:t>Ai = lim(s-&gt;ai) (s-ai)*F(s) = P(ai) / produk(j!=i)(ai-aj); "tutup (s-ai), substitusi s=ai ke sisa"</w:t>
+        <w:t xml:space="preserve">Ai = lim(s→ai) (s-ai)·F(s) = P(ai) / produk(j≠i)(ai-aj); "tutup (s-ai), substitusi s=ai ke sisa"</w:t>
+      </w:r>
+      <w:r>
+        <w:rPr>
+          <w:rFonts w:ascii="Arial" w:hAnsi="Arial" w:cs="Arial"/>
+          <w:b/>
+          <w:i/>
+          <w:color w:val="305496"/>
+          <w:sz w:val="22"/>
+        </w:rPr>
+        <w:t xml:space="preserve">   (2)</w:t>
       </w:r>
     </w:p>
     <w:p>
@@ -3645,7 +4451,483 @@
           <w:i w:val="0"/>
           <w:sz w:val="22"/>
         </w:rPr>
-        <w:t>Derivasi cover-up rule cukup singkat. Dari F(s) = A1/(s-a1) + A2/(s-a2) + ..., kalikan kedua ruas dengan (s-a1): (s-a1)*F(s) = A1 + (s-a1)*[A2/(s-a2)+...]. Ambil limit s menuju a1: suku kedua menuju nol karena faktor (s-a1) pada pembilangnya, sehingga tersisa A1 = lim(s-&gt;a1) (s-a1)*F(s). Hasil ini identik dengan rumus residu A1 = P(a1)/Q prime(a1) di teori fungsi kompleks, sebab Ai adalah residu F(s) pada pole sederhana ai.</w:t>
+        <w:t xml:space="preserve">Derivasi cover-up rule cukup singkat. Dari F(s) = </w:t>
+      </w:r>
+      <w:r>
+        <w:rPr>
+          <w:rFonts w:ascii="Arial" w:hAnsi="Arial" w:cs="Arial"/>
+          <w:b w:val="0"/>
+          <w:i w:val="0"/>
+          <w:sz w:val="22"/>
+        </w:rPr>
+        <w:t xml:space="preserve">A</w:t>
+      </w:r>
+      <w:r>
+        <w:rPr>
+          <w:rFonts w:ascii="Arial" w:hAnsi="Arial" w:cs="Arial"/>
+          <w:b w:val="0"/>
+          <w:i w:val="0"/>
+          <w:sz w:val="22"/>
+          <w:vertAlign w:val="subscript"/>
+        </w:rPr>
+        <w:t xml:space="preserve">1</w:t>
+      </w:r>
+      <w:r>
+        <w:rPr>
+          <w:rFonts w:ascii="Arial" w:hAnsi="Arial" w:cs="Arial"/>
+          <w:b w:val="0"/>
+          <w:i w:val="0"/>
+          <w:sz w:val="22"/>
+        </w:rPr>
+        <w:t xml:space="preserve">/(s-</w:t>
+      </w:r>
+      <w:r>
+        <w:rPr>
+          <w:rFonts w:ascii="Arial" w:hAnsi="Arial" w:cs="Arial"/>
+          <w:b w:val="0"/>
+          <w:i w:val="0"/>
+          <w:sz w:val="22"/>
+        </w:rPr>
+        <w:t xml:space="preserve">a</w:t>
+      </w:r>
+      <w:r>
+        <w:rPr>
+          <w:rFonts w:ascii="Arial" w:hAnsi="Arial" w:cs="Arial"/>
+          <w:b w:val="0"/>
+          <w:i w:val="0"/>
+          <w:sz w:val="22"/>
+          <w:vertAlign w:val="subscript"/>
+        </w:rPr>
+        <w:t xml:space="preserve">1</w:t>
+      </w:r>
+      <w:r>
+        <w:rPr>
+          <w:rFonts w:ascii="Arial" w:hAnsi="Arial" w:cs="Arial"/>
+          <w:b w:val="0"/>
+          <w:i w:val="0"/>
+          <w:sz w:val="22"/>
+        </w:rPr>
+        <w:t xml:space="preserve">) + </w:t>
+      </w:r>
+      <w:r>
+        <w:rPr>
+          <w:rFonts w:ascii="Arial" w:hAnsi="Arial" w:cs="Arial"/>
+          <w:b w:val="0"/>
+          <w:i w:val="0"/>
+          <w:sz w:val="22"/>
+        </w:rPr>
+        <w:t xml:space="preserve">A</w:t>
+      </w:r>
+      <w:r>
+        <w:rPr>
+          <w:rFonts w:ascii="Arial" w:hAnsi="Arial" w:cs="Arial"/>
+          <w:b w:val="0"/>
+          <w:i w:val="0"/>
+          <w:sz w:val="22"/>
+          <w:vertAlign w:val="subscript"/>
+        </w:rPr>
+        <w:t xml:space="preserve">2</w:t>
+      </w:r>
+      <w:r>
+        <w:rPr>
+          <w:rFonts w:ascii="Arial" w:hAnsi="Arial" w:cs="Arial"/>
+          <w:b w:val="0"/>
+          <w:i w:val="0"/>
+          <w:sz w:val="22"/>
+        </w:rPr>
+        <w:t xml:space="preserve">/(s-</w:t>
+      </w:r>
+      <w:r>
+        <w:rPr>
+          <w:rFonts w:ascii="Arial" w:hAnsi="Arial" w:cs="Arial"/>
+          <w:b w:val="0"/>
+          <w:i w:val="0"/>
+          <w:sz w:val="22"/>
+        </w:rPr>
+        <w:t xml:space="preserve">a</w:t>
+      </w:r>
+      <w:r>
+        <w:rPr>
+          <w:rFonts w:ascii="Arial" w:hAnsi="Arial" w:cs="Arial"/>
+          <w:b w:val="0"/>
+          <w:i w:val="0"/>
+          <w:sz w:val="22"/>
+          <w:vertAlign w:val="subscript"/>
+        </w:rPr>
+        <w:t xml:space="preserve">2</w:t>
+      </w:r>
+      <w:r>
+        <w:rPr>
+          <w:rFonts w:ascii="Arial" w:hAnsi="Arial" w:cs="Arial"/>
+          <w:b w:val="0"/>
+          <w:i w:val="0"/>
+          <w:sz w:val="22"/>
+        </w:rPr>
+        <w:t xml:space="preserve">) + ..., kalikan kedua ruas dengan (s-</w:t>
+      </w:r>
+      <w:r>
+        <w:rPr>
+          <w:rFonts w:ascii="Arial" w:hAnsi="Arial" w:cs="Arial"/>
+          <w:b w:val="0"/>
+          <w:i w:val="0"/>
+          <w:sz w:val="22"/>
+        </w:rPr>
+        <w:t xml:space="preserve">a</w:t>
+      </w:r>
+      <w:r>
+        <w:rPr>
+          <w:rFonts w:ascii="Arial" w:hAnsi="Arial" w:cs="Arial"/>
+          <w:b w:val="0"/>
+          <w:i w:val="0"/>
+          <w:sz w:val="22"/>
+          <w:vertAlign w:val="subscript"/>
+        </w:rPr>
+        <w:t xml:space="preserve">1</w:t>
+      </w:r>
+      <w:r>
+        <w:rPr>
+          <w:rFonts w:ascii="Arial" w:hAnsi="Arial" w:cs="Arial"/>
+          <w:b w:val="0"/>
+          <w:i w:val="0"/>
+          <w:sz w:val="22"/>
+        </w:rPr>
+        <w:t xml:space="preserve">): (s-</w:t>
+      </w:r>
+      <w:r>
+        <w:rPr>
+          <w:rFonts w:ascii="Arial" w:hAnsi="Arial" w:cs="Arial"/>
+          <w:b w:val="0"/>
+          <w:i w:val="0"/>
+          <w:sz w:val="22"/>
+        </w:rPr>
+        <w:t xml:space="preserve">a</w:t>
+      </w:r>
+      <w:r>
+        <w:rPr>
+          <w:rFonts w:ascii="Arial" w:hAnsi="Arial" w:cs="Arial"/>
+          <w:b w:val="0"/>
+          <w:i w:val="0"/>
+          <w:sz w:val="22"/>
+          <w:vertAlign w:val="subscript"/>
+        </w:rPr>
+        <w:t xml:space="preserve">1</w:t>
+      </w:r>
+      <w:r>
+        <w:rPr>
+          <w:rFonts w:ascii="Arial" w:hAnsi="Arial" w:cs="Arial"/>
+          <w:b w:val="0"/>
+          <w:i w:val="0"/>
+          <w:sz w:val="22"/>
+        </w:rPr>
+        <w:t xml:space="preserve">)·F(s) = </w:t>
+      </w:r>
+      <w:r>
+        <w:rPr>
+          <w:rFonts w:ascii="Arial" w:hAnsi="Arial" w:cs="Arial"/>
+          <w:b w:val="0"/>
+          <w:i w:val="0"/>
+          <w:sz w:val="22"/>
+        </w:rPr>
+        <w:t xml:space="preserve">A</w:t>
+      </w:r>
+      <w:r>
+        <w:rPr>
+          <w:rFonts w:ascii="Arial" w:hAnsi="Arial" w:cs="Arial"/>
+          <w:b w:val="0"/>
+          <w:i w:val="0"/>
+          <w:sz w:val="22"/>
+          <w:vertAlign w:val="subscript"/>
+        </w:rPr>
+        <w:t xml:space="preserve">1</w:t>
+      </w:r>
+      <w:r>
+        <w:rPr>
+          <w:rFonts w:ascii="Arial" w:hAnsi="Arial" w:cs="Arial"/>
+          <w:b w:val="0"/>
+          <w:i w:val="0"/>
+          <w:sz w:val="22"/>
+        </w:rPr>
+        <w:t xml:space="preserve"> + (s-</w:t>
+      </w:r>
+      <w:r>
+        <w:rPr>
+          <w:rFonts w:ascii="Arial" w:hAnsi="Arial" w:cs="Arial"/>
+          <w:b w:val="0"/>
+          <w:i w:val="0"/>
+          <w:sz w:val="22"/>
+        </w:rPr>
+        <w:t xml:space="preserve">a</w:t>
+      </w:r>
+      <w:r>
+        <w:rPr>
+          <w:rFonts w:ascii="Arial" w:hAnsi="Arial" w:cs="Arial"/>
+          <w:b w:val="0"/>
+          <w:i w:val="0"/>
+          <w:sz w:val="22"/>
+          <w:vertAlign w:val="subscript"/>
+        </w:rPr>
+        <w:t xml:space="preserve">1</w:t>
+      </w:r>
+      <w:r>
+        <w:rPr>
+          <w:rFonts w:ascii="Arial" w:hAnsi="Arial" w:cs="Arial"/>
+          <w:b w:val="0"/>
+          <w:i w:val="0"/>
+          <w:sz w:val="22"/>
+        </w:rPr>
+        <w:t xml:space="preserve">)·[</w:t>
+      </w:r>
+      <w:r>
+        <w:rPr>
+          <w:rFonts w:ascii="Arial" w:hAnsi="Arial" w:cs="Arial"/>
+          <w:b w:val="0"/>
+          <w:i w:val="0"/>
+          <w:sz w:val="22"/>
+        </w:rPr>
+        <w:t xml:space="preserve">A</w:t>
+      </w:r>
+      <w:r>
+        <w:rPr>
+          <w:rFonts w:ascii="Arial" w:hAnsi="Arial" w:cs="Arial"/>
+          <w:b w:val="0"/>
+          <w:i w:val="0"/>
+          <w:sz w:val="22"/>
+          <w:vertAlign w:val="subscript"/>
+        </w:rPr>
+        <w:t xml:space="preserve">2</w:t>
+      </w:r>
+      <w:r>
+        <w:rPr>
+          <w:rFonts w:ascii="Arial" w:hAnsi="Arial" w:cs="Arial"/>
+          <w:b w:val="0"/>
+          <w:i w:val="0"/>
+          <w:sz w:val="22"/>
+        </w:rPr>
+        <w:t xml:space="preserve">/(s-</w:t>
+      </w:r>
+      <w:r>
+        <w:rPr>
+          <w:rFonts w:ascii="Arial" w:hAnsi="Arial" w:cs="Arial"/>
+          <w:b w:val="0"/>
+          <w:i w:val="0"/>
+          <w:sz w:val="22"/>
+        </w:rPr>
+        <w:t xml:space="preserve">a</w:t>
+      </w:r>
+      <w:r>
+        <w:rPr>
+          <w:rFonts w:ascii="Arial" w:hAnsi="Arial" w:cs="Arial"/>
+          <w:b w:val="0"/>
+          <w:i w:val="0"/>
+          <w:sz w:val="22"/>
+          <w:vertAlign w:val="subscript"/>
+        </w:rPr>
+        <w:t xml:space="preserve">2</w:t>
+      </w:r>
+      <w:r>
+        <w:rPr>
+          <w:rFonts w:ascii="Arial" w:hAnsi="Arial" w:cs="Arial"/>
+          <w:b w:val="0"/>
+          <w:i w:val="0"/>
+          <w:sz w:val="22"/>
+        </w:rPr>
+        <w:t xml:space="preserve">)+...]. Ambil limit s menuju a1: suku kedua menuju nol karena faktor (s-</w:t>
+      </w:r>
+      <w:r>
+        <w:rPr>
+          <w:rFonts w:ascii="Arial" w:hAnsi="Arial" w:cs="Arial"/>
+          <w:b w:val="0"/>
+          <w:i w:val="0"/>
+          <w:sz w:val="22"/>
+        </w:rPr>
+        <w:t xml:space="preserve">a</w:t>
+      </w:r>
+      <w:r>
+        <w:rPr>
+          <w:rFonts w:ascii="Arial" w:hAnsi="Arial" w:cs="Arial"/>
+          <w:b w:val="0"/>
+          <w:i w:val="0"/>
+          <w:sz w:val="22"/>
+          <w:vertAlign w:val="subscript"/>
+        </w:rPr>
+        <w:t xml:space="preserve">1</w:t>
+      </w:r>
+      <w:r>
+        <w:rPr>
+          <w:rFonts w:ascii="Arial" w:hAnsi="Arial" w:cs="Arial"/>
+          <w:b w:val="0"/>
+          <w:i w:val="0"/>
+          <w:sz w:val="22"/>
+        </w:rPr>
+        <w:t xml:space="preserve">) pada pembilangnya, sehingga tersisa </w:t>
+      </w:r>
+      <w:r>
+        <w:rPr>
+          <w:rFonts w:ascii="Arial" w:hAnsi="Arial" w:cs="Arial"/>
+          <w:b w:val="0"/>
+          <w:i w:val="0"/>
+          <w:sz w:val="22"/>
+        </w:rPr>
+        <w:t xml:space="preserve">A</w:t>
+      </w:r>
+      <w:r>
+        <w:rPr>
+          <w:rFonts w:ascii="Arial" w:hAnsi="Arial" w:cs="Arial"/>
+          <w:b w:val="0"/>
+          <w:i w:val="0"/>
+          <w:sz w:val="22"/>
+          <w:vertAlign w:val="subscript"/>
+        </w:rPr>
+        <w:t xml:space="preserve">1</w:t>
+      </w:r>
+      <w:r>
+        <w:rPr>
+          <w:rFonts w:ascii="Arial" w:hAnsi="Arial" w:cs="Arial"/>
+          <w:b w:val="0"/>
+          <w:i w:val="0"/>
+          <w:sz w:val="22"/>
+        </w:rPr>
+        <w:t xml:space="preserve"> = lim(s→</w:t>
+      </w:r>
+      <w:r>
+        <w:rPr>
+          <w:rFonts w:ascii="Arial" w:hAnsi="Arial" w:cs="Arial"/>
+          <w:b w:val="0"/>
+          <w:i w:val="0"/>
+          <w:sz w:val="22"/>
+        </w:rPr>
+        <w:t xml:space="preserve">a</w:t>
+      </w:r>
+      <w:r>
+        <w:rPr>
+          <w:rFonts w:ascii="Arial" w:hAnsi="Arial" w:cs="Arial"/>
+          <w:b w:val="0"/>
+          <w:i w:val="0"/>
+          <w:sz w:val="22"/>
+          <w:vertAlign w:val="subscript"/>
+        </w:rPr>
+        <w:t xml:space="preserve">1</w:t>
+      </w:r>
+      <w:r>
+        <w:rPr>
+          <w:rFonts w:ascii="Arial" w:hAnsi="Arial" w:cs="Arial"/>
+          <w:b w:val="0"/>
+          <w:i w:val="0"/>
+          <w:sz w:val="22"/>
+        </w:rPr>
+        <w:t xml:space="preserve">) (s-</w:t>
+      </w:r>
+      <w:r>
+        <w:rPr>
+          <w:rFonts w:ascii="Arial" w:hAnsi="Arial" w:cs="Arial"/>
+          <w:b w:val="0"/>
+          <w:i w:val="0"/>
+          <w:sz w:val="22"/>
+        </w:rPr>
+        <w:t xml:space="preserve">a</w:t>
+      </w:r>
+      <w:r>
+        <w:rPr>
+          <w:rFonts w:ascii="Arial" w:hAnsi="Arial" w:cs="Arial"/>
+          <w:b w:val="0"/>
+          <w:i w:val="0"/>
+          <w:sz w:val="22"/>
+          <w:vertAlign w:val="subscript"/>
+        </w:rPr>
+        <w:t xml:space="preserve">1</w:t>
+      </w:r>
+      <w:r>
+        <w:rPr>
+          <w:rFonts w:ascii="Arial" w:hAnsi="Arial" w:cs="Arial"/>
+          <w:b w:val="0"/>
+          <w:i w:val="0"/>
+          <w:sz w:val="22"/>
+        </w:rPr>
+        <w:t xml:space="preserve">)·F(s). Hasil ini identik dengan rumus residu </w:t>
+      </w:r>
+      <w:r>
+        <w:rPr>
+          <w:rFonts w:ascii="Arial" w:hAnsi="Arial" w:cs="Arial"/>
+          <w:b w:val="0"/>
+          <w:i w:val="0"/>
+          <w:sz w:val="22"/>
+        </w:rPr>
+        <w:t xml:space="preserve">A</w:t>
+      </w:r>
+      <w:r>
+        <w:rPr>
+          <w:rFonts w:ascii="Arial" w:hAnsi="Arial" w:cs="Arial"/>
+          <w:b w:val="0"/>
+          <w:i w:val="0"/>
+          <w:sz w:val="22"/>
+          <w:vertAlign w:val="subscript"/>
+        </w:rPr>
+        <w:t xml:space="preserve">1</w:t>
+      </w:r>
+      <w:r>
+        <w:rPr>
+          <w:rFonts w:ascii="Arial" w:hAnsi="Arial" w:cs="Arial"/>
+          <w:b w:val="0"/>
+          <w:i w:val="0"/>
+          <w:sz w:val="22"/>
+        </w:rPr>
+        <w:t xml:space="preserve"> = P(</w:t>
+      </w:r>
+      <w:r>
+        <w:rPr>
+          <w:rFonts w:ascii="Arial" w:hAnsi="Arial" w:cs="Arial"/>
+          <w:b w:val="0"/>
+          <w:i w:val="0"/>
+          <w:sz w:val="22"/>
+        </w:rPr>
+        <w:t xml:space="preserve">a</w:t>
+      </w:r>
+      <w:r>
+        <w:rPr>
+          <w:rFonts w:ascii="Arial" w:hAnsi="Arial" w:cs="Arial"/>
+          <w:b w:val="0"/>
+          <w:i w:val="0"/>
+          <w:sz w:val="22"/>
+          <w:vertAlign w:val="subscript"/>
+        </w:rPr>
+        <w:t xml:space="preserve">1</w:t>
+      </w:r>
+      <w:r>
+        <w:rPr>
+          <w:rFonts w:ascii="Arial" w:hAnsi="Arial" w:cs="Arial"/>
+          <w:b w:val="0"/>
+          <w:i w:val="0"/>
+          <w:sz w:val="22"/>
+        </w:rPr>
+        <w:t xml:space="preserve">)/Q prime(</w:t>
+      </w:r>
+      <w:r>
+        <w:rPr>
+          <w:rFonts w:ascii="Arial" w:hAnsi="Arial" w:cs="Arial"/>
+          <w:b w:val="0"/>
+          <w:i w:val="0"/>
+          <w:sz w:val="22"/>
+        </w:rPr>
+        <w:t xml:space="preserve">a</w:t>
+      </w:r>
+      <w:r>
+        <w:rPr>
+          <w:rFonts w:ascii="Arial" w:hAnsi="Arial" w:cs="Arial"/>
+          <w:b w:val="0"/>
+          <w:i w:val="0"/>
+          <w:sz w:val="22"/>
+          <w:vertAlign w:val="subscript"/>
+        </w:rPr>
+        <w:t xml:space="preserve">1</w:t>
+      </w:r>
+      <w:r>
+        <w:rPr>
+          <w:rFonts w:ascii="Arial" w:hAnsi="Arial" w:cs="Arial"/>
+          <w:b w:val="0"/>
+          <w:i w:val="0"/>
+          <w:sz w:val="22"/>
+        </w:rPr>
+        <w:t xml:space="preserve">) di teori fungsi kompleks, sebab Ai adalah residu F(s) pada pole sederhana ai.</w:t>
       </w:r>
     </w:p>
     <w:p>
@@ -3726,7 +5008,64 @@
           <w:i w:val="0"/>
           <w:sz w:val="22"/>
         </w:rPr>
-        <w:t>Gambar 3 mengilustrasikan langkah cover-up secara konkret: setelah faktor (s-1) ditutup, tersisa 1/[(s+2)(s+3)]; substitusi s=1 memberi 1/[(1+2)(1+3)] = 1/12 = A. Prosedur identik diulang untuk faktor (s+2) pada s=-2 dan (s+3) pada s=-3, menghasilkan B=-1/3 dan C=1/4. Ketiga residu ini langsung menjadi koefisien template F(s) = A/(s-1) + B/(s+2) + C/(s+3), siap di-invers via tabel menjadi f(t) = (1/12)e^t - (1/3)e^(-2t) + (1/4)e^(-3t).</w:t>
+        <w:t xml:space="preserve">Gambar 3 mengilustrasikan langkah cover-up secara konkret: setelah faktor (s-1) ditutup, tersisa 1/[(s+2)(s+3)]; substitusi s=1 memberi 1/[(1+2)(1+3)] = 1/12 = A. Prosedur identik diulang untuk faktor (s+2) pada s=-2 dan (s+3) pada s=-3, menghasilkan B=-1/3 dan C=1/4. Ketiga residu ini langsung menjadi koefisien template F(s) = A/(s-1) + B/(s+2) + C/(s+3), siap di-invers via tabel menjadi f(t) = (1/12)e</w:t>
+      </w:r>
+      <w:r>
+        <w:rPr>
+          <w:rFonts w:ascii="Arial" w:hAnsi="Arial" w:cs="Arial"/>
+          <w:b w:val="0"/>
+          <w:i w:val="0"/>
+          <w:sz w:val="22"/>
+          <w:vertAlign w:val="superscript"/>
+        </w:rPr>
+        <w:t xml:space="preserve">t</w:t>
+      </w:r>
+      <w:r>
+        <w:rPr>
+          <w:rFonts w:ascii="Arial" w:hAnsi="Arial" w:cs="Arial"/>
+          <w:b w:val="0"/>
+          <w:i w:val="0"/>
+          <w:sz w:val="22"/>
+        </w:rPr>
+        <w:t xml:space="preserve"> - (1/3)e</w:t>
+      </w:r>
+      <w:r>
+        <w:rPr>
+          <w:rFonts w:ascii="Arial" w:hAnsi="Arial" w:cs="Arial"/>
+          <w:b w:val="0"/>
+          <w:i w:val="0"/>
+          <w:sz w:val="22"/>
+          <w:vertAlign w:val="superscript"/>
+        </w:rPr>
+        <w:t xml:space="preserve">-2t</w:t>
+      </w:r>
+      <w:r>
+        <w:rPr>
+          <w:rFonts w:ascii="Arial" w:hAnsi="Arial" w:cs="Arial"/>
+          <w:b w:val="0"/>
+          <w:i w:val="0"/>
+          <w:sz w:val="22"/>
+        </w:rPr>
+        <w:t xml:space="preserve"> + (1/4)e</w:t>
+      </w:r>
+      <w:r>
+        <w:rPr>
+          <w:rFonts w:ascii="Arial" w:hAnsi="Arial" w:cs="Arial"/>
+          <w:b w:val="0"/>
+          <w:i w:val="0"/>
+          <w:sz w:val="22"/>
+          <w:vertAlign w:val="superscript"/>
+        </w:rPr>
+        <w:t xml:space="preserve">-3t</w:t>
+      </w:r>
+      <w:r>
+        <w:rPr>
+          <w:rFonts w:ascii="Arial" w:hAnsi="Arial" w:cs="Arial"/>
+          <w:b w:val="0"/>
+          <w:i w:val="0"/>
+          <w:sz w:val="22"/>
+        </w:rPr>
+        <w:t xml:space="preserve">.</w:t>
       </w:r>
     </w:p>
     <w:p>
@@ -3750,7 +5089,54 @@
           <w:i w:val="0"/>
           <w:sz w:val="22"/>
         </w:rPr>
-        <w:t>Tentukan invers Laplace dari F(s) = (2s+3)/(s^2-5s+6) memakai cover-up rule. Faktorkan penyebut: s^2-5s+6 = (s-2)(s-3), akar s=2 dan s=3. Template: F(s) = A/(s-2) + B/(s-3). Cover-up A (tutup s-2, substitusi s=2): A = (2*2+3)/(2-3) = 7/(-1) = -7. Cover-up B (tutup s-3, substitusi s=3): B = (2*3+3)/(3-2) = 9/1 = 9.</w:t>
+        <w:t xml:space="preserve">Tentukan invers Laplace dari F(s) = (2s+3)/(s</w:t>
+      </w:r>
+      <w:r>
+        <w:rPr>
+          <w:rFonts w:ascii="Arial" w:hAnsi="Arial" w:cs="Arial"/>
+          <w:b w:val="0"/>
+          <w:i w:val="0"/>
+          <w:sz w:val="22"/>
+          <w:vertAlign w:val="superscript"/>
+        </w:rPr>
+        <w:t xml:space="preserve">2</w:t>
+      </w:r>
+      <w:r>
+        <w:rPr>
+          <w:rFonts w:ascii="Arial" w:hAnsi="Arial" w:cs="Arial"/>
+          <w:b w:val="0"/>
+          <w:i w:val="0"/>
+          <w:sz w:val="22"/>
+        </w:rPr>
+        <w:t xml:space="preserve">-5s+6) memakai cover-up rule. Faktorkan penyebut: s</w:t>
+      </w:r>
+      <w:r>
+        <w:rPr>
+          <w:rFonts w:ascii="Arial" w:hAnsi="Arial" w:cs="Arial"/>
+          <w:b w:val="0"/>
+          <w:i w:val="0"/>
+          <w:sz w:val="22"/>
+          <w:vertAlign w:val="superscript"/>
+        </w:rPr>
+        <w:t xml:space="preserve">2</w:t>
+      </w:r>
+      <w:r>
+        <w:rPr>
+          <w:rFonts w:ascii="Arial" w:hAnsi="Arial" w:cs="Arial"/>
+          <w:b w:val="0"/>
+          <w:i w:val="0"/>
+          <w:sz w:val="22"/>
+        </w:rPr>
+        <w:t xml:space="preserve">-5s+6 = (s-2)(s-3), akar s=2 dan s=3. Template: F(s) = A/(s-2) + B/(s-3). Cover-up A (tutup s-2, substitusi s=2): A = (2·2+3)/(2-3) = 7/(-1) = -7. Cover-up B (tutup s-3, substitusi s=3): B = (2·3+3)/(3-2) = 9/1 = 9.</w:t>
+      </w:r>
+      <w:r>
+        <w:rPr>
+          <w:rFonts w:ascii="Arial" w:hAnsi="Arial" w:cs="Arial"/>
+          <w:b w:val="0"/>
+          <w:i w:val="0"/>
+          <w:sz w:val="22"/>
+        </w:rPr>
+        <w:t xml:space="preserve"> Persamaan (3) memadatkan aturan tersebut.</w:t>
       </w:r>
     </w:p>
     <w:p>
@@ -3766,7 +5152,49 @@
           <w:color w:val="305496"/>
           <w:sz w:val="22"/>
         </w:rPr>
-        <w:t>PFD: F(s) = 9/(s-3) - 7/(s-2)   =&gt;   f(t) = 9*e^(3t) - 7*e^(2t)</w:t>
+        <w:t xml:space="preserve">PFD: F(s) = 9/(s-3) - 7/(s-2)   ⇒   f(t) = 9·e</w:t>
+      </w:r>
+      <w:r>
+        <w:rPr>
+          <w:rFonts w:ascii="Arial" w:hAnsi="Arial" w:cs="Arial"/>
+          <w:b/>
+          <w:i/>
+          <w:color w:val="305496"/>
+          <w:sz w:val="22"/>
+          <w:vertAlign w:val="superscript"/>
+        </w:rPr>
+        <w:t xml:space="preserve">3t</w:t>
+      </w:r>
+      <w:r>
+        <w:rPr>
+          <w:rFonts w:ascii="Arial" w:hAnsi="Arial" w:cs="Arial"/>
+          <w:b/>
+          <w:i/>
+          <w:color w:val="305496"/>
+          <w:sz w:val="22"/>
+        </w:rPr>
+        <w:t xml:space="preserve"> - 7·e</w:t>
+      </w:r>
+      <w:r>
+        <w:rPr>
+          <w:rFonts w:ascii="Arial" w:hAnsi="Arial" w:cs="Arial"/>
+          <w:b/>
+          <w:i/>
+          <w:color w:val="305496"/>
+          <w:sz w:val="22"/>
+          <w:vertAlign w:val="superscript"/>
+        </w:rPr>
+        <w:t xml:space="preserve">2t</w:t>
+      </w:r>
+      <w:r>
+        <w:rPr>
+          <w:rFonts w:ascii="Arial" w:hAnsi="Arial" w:cs="Arial"/>
+          <w:b/>
+          <w:i/>
+          <w:color w:val="305496"/>
+          <w:sz w:val="22"/>
+        </w:rPr>
+        <w:t xml:space="preserve">   (3)</w:t>
       </w:r>
     </w:p>
     <w:p>
@@ -3790,7 +5218,176 @@
           <w:i w:val="0"/>
           <w:sz w:val="22"/>
         </w:rPr>
-        <w:t>Kasus kedua muncul bila Q(s) memiliki akar berulang (s-a)^k dengan multiplicity k lebih besar atau sama dengan 2. Satu term A/(s-a) tidak lagi cukup untuk menampung informasi struktural akar berulang tersebut; diperlukan k term dengan pangkat berbeda: A1/(s-a) + A2/(s-a)^2 + ... + Ak/(s-a)^k. Cover-up rule sederhana hanya memberi koefisien pangkat tertinggi Ak secara langsung (kalikan F(s) dengan (s-a)^k penuh, lalu substitusi s=a); koefisien pangkat lebih rendah (A1 sampai Ak-1) membutuhkan teknik turunan atau menyamakan koefisien polinomial secara manual.</w:t>
+        <w:t xml:space="preserve">Kasus kedua muncul bila Q(s) memiliki akar berulang (s-a)</w:t>
+      </w:r>
+      <w:r>
+        <w:rPr>
+          <w:rFonts w:ascii="Arial" w:hAnsi="Arial" w:cs="Arial"/>
+          <w:b w:val="0"/>
+          <w:i w:val="0"/>
+          <w:sz w:val="22"/>
+          <w:vertAlign w:val="superscript"/>
+        </w:rPr>
+        <w:t xml:space="preserve">k</w:t>
+      </w:r>
+      <w:r>
+        <w:rPr>
+          <w:rFonts w:ascii="Arial" w:hAnsi="Arial" w:cs="Arial"/>
+          <w:b w:val="0"/>
+          <w:i w:val="0"/>
+          <w:sz w:val="22"/>
+        </w:rPr>
+        <w:t xml:space="preserve"> dengan multiplicity k lebih besar atau sama dengan 2. Satu term A/(s-a) tidak lagi cukup untuk menampung informasi struktural akar berulang tersebut; diperlukan k term dengan pangkat berbeda: </w:t>
+      </w:r>
+      <w:r>
+        <w:rPr>
+          <w:rFonts w:ascii="Arial" w:hAnsi="Arial" w:cs="Arial"/>
+          <w:b w:val="0"/>
+          <w:i w:val="0"/>
+          <w:sz w:val="22"/>
+        </w:rPr>
+        <w:t xml:space="preserve">A</w:t>
+      </w:r>
+      <w:r>
+        <w:rPr>
+          <w:rFonts w:ascii="Arial" w:hAnsi="Arial" w:cs="Arial"/>
+          <w:b w:val="0"/>
+          <w:i w:val="0"/>
+          <w:sz w:val="22"/>
+          <w:vertAlign w:val="subscript"/>
+        </w:rPr>
+        <w:t xml:space="preserve">1</w:t>
+      </w:r>
+      <w:r>
+        <w:rPr>
+          <w:rFonts w:ascii="Arial" w:hAnsi="Arial" w:cs="Arial"/>
+          <w:b w:val="0"/>
+          <w:i w:val="0"/>
+          <w:sz w:val="22"/>
+        </w:rPr>
+        <w:t xml:space="preserve">/(s-a) + </w:t>
+      </w:r>
+      <w:r>
+        <w:rPr>
+          <w:rFonts w:ascii="Arial" w:hAnsi="Arial" w:cs="Arial"/>
+          <w:b w:val="0"/>
+          <w:i w:val="0"/>
+          <w:sz w:val="22"/>
+        </w:rPr>
+        <w:t xml:space="preserve">A</w:t>
+      </w:r>
+      <w:r>
+        <w:rPr>
+          <w:rFonts w:ascii="Arial" w:hAnsi="Arial" w:cs="Arial"/>
+          <w:b w:val="0"/>
+          <w:i w:val="0"/>
+          <w:sz w:val="22"/>
+          <w:vertAlign w:val="subscript"/>
+        </w:rPr>
+        <w:t xml:space="preserve">2</w:t>
+      </w:r>
+      <w:r>
+        <w:rPr>
+          <w:rFonts w:ascii="Arial" w:hAnsi="Arial" w:cs="Arial"/>
+          <w:b w:val="0"/>
+          <w:i w:val="0"/>
+          <w:sz w:val="22"/>
+        </w:rPr>
+        <w:t xml:space="preserve">/(s-a)</w:t>
+      </w:r>
+      <w:r>
+        <w:rPr>
+          <w:rFonts w:ascii="Arial" w:hAnsi="Arial" w:cs="Arial"/>
+          <w:b w:val="0"/>
+          <w:i w:val="0"/>
+          <w:sz w:val="22"/>
+          <w:vertAlign w:val="superscript"/>
+        </w:rPr>
+        <w:t xml:space="preserve">2</w:t>
+      </w:r>
+      <w:r>
+        <w:rPr>
+          <w:rFonts w:ascii="Arial" w:hAnsi="Arial" w:cs="Arial"/>
+          <w:b w:val="0"/>
+          <w:i w:val="0"/>
+          <w:sz w:val="22"/>
+        </w:rPr>
+        <w:t xml:space="preserve"> + ... + Ak/(s-a)</w:t>
+      </w:r>
+      <w:r>
+        <w:rPr>
+          <w:rFonts w:ascii="Arial" w:hAnsi="Arial" w:cs="Arial"/>
+          <w:b w:val="0"/>
+          <w:i w:val="0"/>
+          <w:sz w:val="22"/>
+          <w:vertAlign w:val="superscript"/>
+        </w:rPr>
+        <w:t xml:space="preserve">k</w:t>
+      </w:r>
+      <w:r>
+        <w:rPr>
+          <w:rFonts w:ascii="Arial" w:hAnsi="Arial" w:cs="Arial"/>
+          <w:b w:val="0"/>
+          <w:i w:val="0"/>
+          <w:sz w:val="22"/>
+        </w:rPr>
+        <w:t xml:space="preserve">. Cover-up rule sederhana hanya memberi koefisien pangkat tertinggi Ak secara langsung (kalikan F(s) dengan (s-a)</w:t>
+      </w:r>
+      <w:r>
+        <w:rPr>
+          <w:rFonts w:ascii="Arial" w:hAnsi="Arial" w:cs="Arial"/>
+          <w:b w:val="0"/>
+          <w:i w:val="0"/>
+          <w:sz w:val="22"/>
+          <w:vertAlign w:val="superscript"/>
+        </w:rPr>
+        <w:t xml:space="preserve">k</w:t>
+      </w:r>
+      <w:r>
+        <w:rPr>
+          <w:rFonts w:ascii="Arial" w:hAnsi="Arial" w:cs="Arial"/>
+          <w:b w:val="0"/>
+          <w:i w:val="0"/>
+          <w:sz w:val="22"/>
+        </w:rPr>
+        <w:t xml:space="preserve"> penuh, lalu substitusi s=a); koefisien pangkat lebih rendah (</w:t>
+      </w:r>
+      <w:r>
+        <w:rPr>
+          <w:rFonts w:ascii="Arial" w:hAnsi="Arial" w:cs="Arial"/>
+          <w:b w:val="0"/>
+          <w:i w:val="0"/>
+          <w:sz w:val="22"/>
+        </w:rPr>
+        <w:t xml:space="preserve">A</w:t>
+      </w:r>
+      <w:r>
+        <w:rPr>
+          <w:rFonts w:ascii="Arial" w:hAnsi="Arial" w:cs="Arial"/>
+          <w:b w:val="0"/>
+          <w:i w:val="0"/>
+          <w:sz w:val="22"/>
+          <w:vertAlign w:val="subscript"/>
+        </w:rPr>
+        <w:t xml:space="preserve">1</w:t>
+      </w:r>
+      <w:r>
+        <w:rPr>
+          <w:rFonts w:ascii="Arial" w:hAnsi="Arial" w:cs="Arial"/>
+          <w:b w:val="0"/>
+          <w:i w:val="0"/>
+          <w:sz w:val="22"/>
+        </w:rPr>
+        <w:t xml:space="preserve"> sampai Ak-1) membutuhkan teknik turunan atau menyamakan koefisien polinomial secara manual.</w:t>
+      </w:r>
+      <w:r>
+        <w:rPr>
+          <w:rFonts w:ascii="Arial" w:hAnsi="Arial" w:cs="Arial"/>
+          <w:b w:val="0"/>
+          <w:i w:val="0"/>
+          <w:sz w:val="22"/>
+        </w:rPr>
+        <w:t xml:space="preserve"> Rangkuman kuantitatifnya tertulis pada Persamaan (4).</w:t>
       </w:r>
     </w:p>
     <w:p>
@@ -3806,7 +5403,101 @@
           <w:color w:val="305496"/>
           <w:sz w:val="22"/>
         </w:rPr>
-        <w:t>Ak = (s-a)^k * F(s) |s=a;   Ak-j = (1/j!) * d^j/ds^j [(s-a)^k * F(s)] |s=a,  j=1,2,...,k-1</w:t>
+        <w:t xml:space="preserve">Ak = (s-a)</w:t>
+      </w:r>
+      <w:r>
+        <w:rPr>
+          <w:rFonts w:ascii="Arial" w:hAnsi="Arial" w:cs="Arial"/>
+          <w:b/>
+          <w:i/>
+          <w:color w:val="305496"/>
+          <w:sz w:val="22"/>
+          <w:vertAlign w:val="superscript"/>
+        </w:rPr>
+        <w:t xml:space="preserve">k</w:t>
+      </w:r>
+      <w:r>
+        <w:rPr>
+          <w:rFonts w:ascii="Arial" w:hAnsi="Arial" w:cs="Arial"/>
+          <w:b/>
+          <w:i/>
+          <w:color w:val="305496"/>
+          <w:sz w:val="22"/>
+        </w:rPr>
+        <w:t xml:space="preserve">·F(s) |s=a;   Ak-j = (1/j!)·d</w:t>
+      </w:r>
+      <w:r>
+        <w:rPr>
+          <w:rFonts w:ascii="Arial" w:hAnsi="Arial" w:cs="Arial"/>
+          <w:b/>
+          <w:i/>
+          <w:color w:val="305496"/>
+          <w:sz w:val="22"/>
+          <w:vertAlign w:val="superscript"/>
+        </w:rPr>
+        <w:t xml:space="preserve">j</w:t>
+      </w:r>
+      <w:r>
+        <w:rPr>
+          <w:rFonts w:ascii="Arial" w:hAnsi="Arial" w:cs="Arial"/>
+          <w:b/>
+          <w:i/>
+          <w:color w:val="305496"/>
+          <w:sz w:val="22"/>
+        </w:rPr>
+        <w:t xml:space="preserve">/ds</w:t>
+      </w:r>
+      <w:r>
+        <w:rPr>
+          <w:rFonts w:ascii="Arial" w:hAnsi="Arial" w:cs="Arial"/>
+          <w:b/>
+          <w:i/>
+          <w:color w:val="305496"/>
+          <w:sz w:val="22"/>
+          <w:vertAlign w:val="superscript"/>
+        </w:rPr>
+        <w:t xml:space="preserve">j</w:t>
+      </w:r>
+      <w:r>
+        <w:rPr>
+          <w:rFonts w:ascii="Arial" w:hAnsi="Arial" w:cs="Arial"/>
+          <w:b/>
+          <w:i/>
+          <w:color w:val="305496"/>
+          <w:sz w:val="22"/>
+        </w:rPr>
+        <w:t xml:space="preserve"> [(s-a)</w:t>
+      </w:r>
+      <w:r>
+        <w:rPr>
+          <w:rFonts w:ascii="Arial" w:hAnsi="Arial" w:cs="Arial"/>
+          <w:b/>
+          <w:i/>
+          <w:color w:val="305496"/>
+          <w:sz w:val="22"/>
+          <w:vertAlign w:val="superscript"/>
+        </w:rPr>
+        <w:t xml:space="preserve">k</w:t>
+      </w:r>
+      <w:r>
+        <w:rPr>
+          <w:rFonts w:ascii="Arial" w:hAnsi="Arial" w:cs="Arial"/>
+          <w:b/>
+          <w:i/>
+          <w:color w:val="305496"/>
+          <w:sz w:val="22"/>
+        </w:rPr>
+        <w:t xml:space="preserve">·F(s)] |s=a,  j=1,2,...,k-1</w:t>
+      </w:r>
+      <w:r>
+        <w:rPr>
+          <w:rFonts w:ascii="Arial" w:hAnsi="Arial" w:cs="Arial"/>
+          <w:b/>
+          <w:i/>
+          <w:color w:val="305496"/>
+          <w:sz w:val="22"/>
+        </w:rPr>
+        <w:t xml:space="preserve">   (4)</w:t>
       </w:r>
     </w:p>
     <w:p>
@@ -3830,7 +5521,431 @@
           <w:i w:val="0"/>
           <w:sz w:val="22"/>
         </w:rPr>
-        <w:t>Selesaikan y" - 4y prime + 4y = 6t*e^(2t) - 4e^(2t) dengan y(0)=2, y prime(0)=8. Karakteristik: s^2-4s+4 = (s-2)^2, akar berulang s=2 (critically damped). Karena input juga mengandung e^(2t), pole input bertabrakan dengan pole sistem, menghasilkan resonansi: multiplicity total Y(s) naik menjadi 4. Hasil transformasi Y(s) = (2s^3-8s^2+4s+14)/(s-2)^4. Template PFD memerlukan empat term berpangkat 1 sampai 4: Y(s) = A1/(s-2) + A2/(s-2)^2 + A3/(s-2)^3 + A4/(s-2)^4. Cover-up pangkat tertinggi memberi A4=6 (kalikan (s-2)^4 penuh, substitusi s=2); koefisien A3=-4 diperoleh lewat satu kali turunan terhadap [(s-2)^4*Y(s)] sebelum substitusi s=2.</w:t>
+        <w:t xml:space="preserve">Selesaikan y" - 4y prime + 4y = 6t·e</w:t>
+      </w:r>
+      <w:r>
+        <w:rPr>
+          <w:rFonts w:ascii="Arial" w:hAnsi="Arial" w:cs="Arial"/>
+          <w:b w:val="0"/>
+          <w:i w:val="0"/>
+          <w:sz w:val="22"/>
+          <w:vertAlign w:val="superscript"/>
+        </w:rPr>
+        <w:t xml:space="preserve">2t</w:t>
+      </w:r>
+      <w:r>
+        <w:rPr>
+          <w:rFonts w:ascii="Arial" w:hAnsi="Arial" w:cs="Arial"/>
+          <w:b w:val="0"/>
+          <w:i w:val="0"/>
+          <w:sz w:val="22"/>
+        </w:rPr>
+        <w:t xml:space="preserve"> - 4e</w:t>
+      </w:r>
+      <w:r>
+        <w:rPr>
+          <w:rFonts w:ascii="Arial" w:hAnsi="Arial" w:cs="Arial"/>
+          <w:b w:val="0"/>
+          <w:i w:val="0"/>
+          <w:sz w:val="22"/>
+          <w:vertAlign w:val="superscript"/>
+        </w:rPr>
+        <w:t xml:space="preserve">2t</w:t>
+      </w:r>
+      <w:r>
+        <w:rPr>
+          <w:rFonts w:ascii="Arial" w:hAnsi="Arial" w:cs="Arial"/>
+          <w:b w:val="0"/>
+          <w:i w:val="0"/>
+          <w:sz w:val="22"/>
+        </w:rPr>
+        <w:t xml:space="preserve"> dengan y(0)=2, y prime(0)=8. Karakteristik: s</w:t>
+      </w:r>
+      <w:r>
+        <w:rPr>
+          <w:rFonts w:ascii="Arial" w:hAnsi="Arial" w:cs="Arial"/>
+          <w:b w:val="0"/>
+          <w:i w:val="0"/>
+          <w:sz w:val="22"/>
+          <w:vertAlign w:val="superscript"/>
+        </w:rPr>
+        <w:t xml:space="preserve">2</w:t>
+      </w:r>
+      <w:r>
+        <w:rPr>
+          <w:rFonts w:ascii="Arial" w:hAnsi="Arial" w:cs="Arial"/>
+          <w:b w:val="0"/>
+          <w:i w:val="0"/>
+          <w:sz w:val="22"/>
+        </w:rPr>
+        <w:t xml:space="preserve">-4s+4 = (s-2)</w:t>
+      </w:r>
+      <w:r>
+        <w:rPr>
+          <w:rFonts w:ascii="Arial" w:hAnsi="Arial" w:cs="Arial"/>
+          <w:b w:val="0"/>
+          <w:i w:val="0"/>
+          <w:sz w:val="22"/>
+          <w:vertAlign w:val="superscript"/>
+        </w:rPr>
+        <w:t xml:space="preserve">2</w:t>
+      </w:r>
+      <w:r>
+        <w:rPr>
+          <w:rFonts w:ascii="Arial" w:hAnsi="Arial" w:cs="Arial"/>
+          <w:b w:val="0"/>
+          <w:i w:val="0"/>
+          <w:sz w:val="22"/>
+        </w:rPr>
+        <w:t xml:space="preserve">, akar berulang s=2 (critically damped). Karena input juga mengandung e</w:t>
+      </w:r>
+      <w:r>
+        <w:rPr>
+          <w:rFonts w:ascii="Arial" w:hAnsi="Arial" w:cs="Arial"/>
+          <w:b w:val="0"/>
+          <w:i w:val="0"/>
+          <w:sz w:val="22"/>
+          <w:vertAlign w:val="superscript"/>
+        </w:rPr>
+        <w:t xml:space="preserve">2t</w:t>
+      </w:r>
+      <w:r>
+        <w:rPr>
+          <w:rFonts w:ascii="Arial" w:hAnsi="Arial" w:cs="Arial"/>
+          <w:b w:val="0"/>
+          <w:i w:val="0"/>
+          <w:sz w:val="22"/>
+        </w:rPr>
+        <w:t xml:space="preserve">, pole input bertabrakan dengan pole sistem, menghasilkan resonansi: multiplicity total Y(s) naik menjadi 4. Hasil transformasi Y(s) = (2s</w:t>
+      </w:r>
+      <w:r>
+        <w:rPr>
+          <w:rFonts w:ascii="Arial" w:hAnsi="Arial" w:cs="Arial"/>
+          <w:b w:val="0"/>
+          <w:i w:val="0"/>
+          <w:sz w:val="22"/>
+          <w:vertAlign w:val="superscript"/>
+        </w:rPr>
+        <w:t xml:space="preserve">3</w:t>
+      </w:r>
+      <w:r>
+        <w:rPr>
+          <w:rFonts w:ascii="Arial" w:hAnsi="Arial" w:cs="Arial"/>
+          <w:b w:val="0"/>
+          <w:i w:val="0"/>
+          <w:sz w:val="22"/>
+        </w:rPr>
+        <w:t xml:space="preserve">-8s</w:t>
+      </w:r>
+      <w:r>
+        <w:rPr>
+          <w:rFonts w:ascii="Arial" w:hAnsi="Arial" w:cs="Arial"/>
+          <w:b w:val="0"/>
+          <w:i w:val="0"/>
+          <w:sz w:val="22"/>
+          <w:vertAlign w:val="superscript"/>
+        </w:rPr>
+        <w:t xml:space="preserve">2</w:t>
+      </w:r>
+      <w:r>
+        <w:rPr>
+          <w:rFonts w:ascii="Arial" w:hAnsi="Arial" w:cs="Arial"/>
+          <w:b w:val="0"/>
+          <w:i w:val="0"/>
+          <w:sz w:val="22"/>
+        </w:rPr>
+        <w:t xml:space="preserve">+4s+14)/(s-2)</w:t>
+      </w:r>
+      <w:r>
+        <w:rPr>
+          <w:rFonts w:ascii="Arial" w:hAnsi="Arial" w:cs="Arial"/>
+          <w:b w:val="0"/>
+          <w:i w:val="0"/>
+          <w:sz w:val="22"/>
+          <w:vertAlign w:val="superscript"/>
+        </w:rPr>
+        <w:t xml:space="preserve">4</w:t>
+      </w:r>
+      <w:r>
+        <w:rPr>
+          <w:rFonts w:ascii="Arial" w:hAnsi="Arial" w:cs="Arial"/>
+          <w:b w:val="0"/>
+          <w:i w:val="0"/>
+          <w:sz w:val="22"/>
+        </w:rPr>
+        <w:t xml:space="preserve">. Template PFD memerlukan empat term berpangkat 1 sampai 4: Y(s) = </w:t>
+      </w:r>
+      <w:r>
+        <w:rPr>
+          <w:rFonts w:ascii="Arial" w:hAnsi="Arial" w:cs="Arial"/>
+          <w:b w:val="0"/>
+          <w:i w:val="0"/>
+          <w:sz w:val="22"/>
+        </w:rPr>
+        <w:t xml:space="preserve">A</w:t>
+      </w:r>
+      <w:r>
+        <w:rPr>
+          <w:rFonts w:ascii="Arial" w:hAnsi="Arial" w:cs="Arial"/>
+          <w:b w:val="0"/>
+          <w:i w:val="0"/>
+          <w:sz w:val="22"/>
+          <w:vertAlign w:val="subscript"/>
+        </w:rPr>
+        <w:t xml:space="preserve">1</w:t>
+      </w:r>
+      <w:r>
+        <w:rPr>
+          <w:rFonts w:ascii="Arial" w:hAnsi="Arial" w:cs="Arial"/>
+          <w:b w:val="0"/>
+          <w:i w:val="0"/>
+          <w:sz w:val="22"/>
+        </w:rPr>
+        <w:t xml:space="preserve">/(s-2) + </w:t>
+      </w:r>
+      <w:r>
+        <w:rPr>
+          <w:rFonts w:ascii="Arial" w:hAnsi="Arial" w:cs="Arial"/>
+          <w:b w:val="0"/>
+          <w:i w:val="0"/>
+          <w:sz w:val="22"/>
+        </w:rPr>
+        <w:t xml:space="preserve">A</w:t>
+      </w:r>
+      <w:r>
+        <w:rPr>
+          <w:rFonts w:ascii="Arial" w:hAnsi="Arial" w:cs="Arial"/>
+          <w:b w:val="0"/>
+          <w:i w:val="0"/>
+          <w:sz w:val="22"/>
+          <w:vertAlign w:val="subscript"/>
+        </w:rPr>
+        <w:t xml:space="preserve">2</w:t>
+      </w:r>
+      <w:r>
+        <w:rPr>
+          <w:rFonts w:ascii="Arial" w:hAnsi="Arial" w:cs="Arial"/>
+          <w:b w:val="0"/>
+          <w:i w:val="0"/>
+          <w:sz w:val="22"/>
+        </w:rPr>
+        <w:t xml:space="preserve">/(s-2)</w:t>
+      </w:r>
+      <w:r>
+        <w:rPr>
+          <w:rFonts w:ascii="Arial" w:hAnsi="Arial" w:cs="Arial"/>
+          <w:b w:val="0"/>
+          <w:i w:val="0"/>
+          <w:sz w:val="22"/>
+          <w:vertAlign w:val="superscript"/>
+        </w:rPr>
+        <w:t xml:space="preserve">2</w:t>
+      </w:r>
+      <w:r>
+        <w:rPr>
+          <w:rFonts w:ascii="Arial" w:hAnsi="Arial" w:cs="Arial"/>
+          <w:b w:val="0"/>
+          <w:i w:val="0"/>
+          <w:sz w:val="22"/>
+        </w:rPr>
+        <w:t xml:space="preserve"> + </w:t>
+      </w:r>
+      <w:r>
+        <w:rPr>
+          <w:rFonts w:ascii="Arial" w:hAnsi="Arial" w:cs="Arial"/>
+          <w:b w:val="0"/>
+          <w:i w:val="0"/>
+          <w:sz w:val="22"/>
+        </w:rPr>
+        <w:t xml:space="preserve">A</w:t>
+      </w:r>
+      <w:r>
+        <w:rPr>
+          <w:rFonts w:ascii="Arial" w:hAnsi="Arial" w:cs="Arial"/>
+          <w:b w:val="0"/>
+          <w:i w:val="0"/>
+          <w:sz w:val="22"/>
+          <w:vertAlign w:val="subscript"/>
+        </w:rPr>
+        <w:t xml:space="preserve">3</w:t>
+      </w:r>
+      <w:r>
+        <w:rPr>
+          <w:rFonts w:ascii="Arial" w:hAnsi="Arial" w:cs="Arial"/>
+          <w:b w:val="0"/>
+          <w:i w:val="0"/>
+          <w:sz w:val="22"/>
+        </w:rPr>
+        <w:t xml:space="preserve">/(s-2)</w:t>
+      </w:r>
+      <w:r>
+        <w:rPr>
+          <w:rFonts w:ascii="Arial" w:hAnsi="Arial" w:cs="Arial"/>
+          <w:b w:val="0"/>
+          <w:i w:val="0"/>
+          <w:sz w:val="22"/>
+          <w:vertAlign w:val="superscript"/>
+        </w:rPr>
+        <w:t xml:space="preserve">3</w:t>
+      </w:r>
+      <w:r>
+        <w:rPr>
+          <w:rFonts w:ascii="Arial" w:hAnsi="Arial" w:cs="Arial"/>
+          <w:b w:val="0"/>
+          <w:i w:val="0"/>
+          <w:sz w:val="22"/>
+        </w:rPr>
+        <w:t xml:space="preserve"> + </w:t>
+      </w:r>
+      <w:r>
+        <w:rPr>
+          <w:rFonts w:ascii="Arial" w:hAnsi="Arial" w:cs="Arial"/>
+          <w:b w:val="0"/>
+          <w:i w:val="0"/>
+          <w:sz w:val="22"/>
+        </w:rPr>
+        <w:t xml:space="preserve">A</w:t>
+      </w:r>
+      <w:r>
+        <w:rPr>
+          <w:rFonts w:ascii="Arial" w:hAnsi="Arial" w:cs="Arial"/>
+          <w:b w:val="0"/>
+          <w:i w:val="0"/>
+          <w:sz w:val="22"/>
+          <w:vertAlign w:val="subscript"/>
+        </w:rPr>
+        <w:t xml:space="preserve">4</w:t>
+      </w:r>
+      <w:r>
+        <w:rPr>
+          <w:rFonts w:ascii="Arial" w:hAnsi="Arial" w:cs="Arial"/>
+          <w:b w:val="0"/>
+          <w:i w:val="0"/>
+          <w:sz w:val="22"/>
+        </w:rPr>
+        <w:t xml:space="preserve">/(s-2)</w:t>
+      </w:r>
+      <w:r>
+        <w:rPr>
+          <w:rFonts w:ascii="Arial" w:hAnsi="Arial" w:cs="Arial"/>
+          <w:b w:val="0"/>
+          <w:i w:val="0"/>
+          <w:sz w:val="22"/>
+          <w:vertAlign w:val="superscript"/>
+        </w:rPr>
+        <w:t xml:space="preserve">4</w:t>
+      </w:r>
+      <w:r>
+        <w:rPr>
+          <w:rFonts w:ascii="Arial" w:hAnsi="Arial" w:cs="Arial"/>
+          <w:b w:val="0"/>
+          <w:i w:val="0"/>
+          <w:sz w:val="22"/>
+        </w:rPr>
+        <w:t xml:space="preserve">. Cover-up pangkat tertinggi memberi </w:t>
+      </w:r>
+      <w:r>
+        <w:rPr>
+          <w:rFonts w:ascii="Arial" w:hAnsi="Arial" w:cs="Arial"/>
+          <w:b w:val="0"/>
+          <w:i w:val="0"/>
+          <w:sz w:val="22"/>
+        </w:rPr>
+        <w:t xml:space="preserve">A</w:t>
+      </w:r>
+      <w:r>
+        <w:rPr>
+          <w:rFonts w:ascii="Arial" w:hAnsi="Arial" w:cs="Arial"/>
+          <w:b w:val="0"/>
+          <w:i w:val="0"/>
+          <w:sz w:val="22"/>
+          <w:vertAlign w:val="subscript"/>
+        </w:rPr>
+        <w:t xml:space="preserve">4</w:t>
+      </w:r>
+      <w:r>
+        <w:rPr>
+          <w:rFonts w:ascii="Arial" w:hAnsi="Arial" w:cs="Arial"/>
+          <w:b w:val="0"/>
+          <w:i w:val="0"/>
+          <w:sz w:val="22"/>
+        </w:rPr>
+        <w:t xml:space="preserve">=6 (kalikan (s-2)</w:t>
+      </w:r>
+      <w:r>
+        <w:rPr>
+          <w:rFonts w:ascii="Arial" w:hAnsi="Arial" w:cs="Arial"/>
+          <w:b w:val="0"/>
+          <w:i w:val="0"/>
+          <w:sz w:val="22"/>
+          <w:vertAlign w:val="superscript"/>
+        </w:rPr>
+        <w:t xml:space="preserve">4</w:t>
+      </w:r>
+      <w:r>
+        <w:rPr>
+          <w:rFonts w:ascii="Arial" w:hAnsi="Arial" w:cs="Arial"/>
+          <w:b w:val="0"/>
+          <w:i w:val="0"/>
+          <w:sz w:val="22"/>
+        </w:rPr>
+        <w:t xml:space="preserve"> penuh, substitusi s=2); koefisien </w:t>
+      </w:r>
+      <w:r>
+        <w:rPr>
+          <w:rFonts w:ascii="Arial" w:hAnsi="Arial" w:cs="Arial"/>
+          <w:b w:val="0"/>
+          <w:i w:val="0"/>
+          <w:sz w:val="22"/>
+        </w:rPr>
+        <w:t xml:space="preserve">A</w:t>
+      </w:r>
+      <w:r>
+        <w:rPr>
+          <w:rFonts w:ascii="Arial" w:hAnsi="Arial" w:cs="Arial"/>
+          <w:b w:val="0"/>
+          <w:i w:val="0"/>
+          <w:sz w:val="22"/>
+          <w:vertAlign w:val="subscript"/>
+        </w:rPr>
+        <w:t xml:space="preserve">3</w:t>
+      </w:r>
+      <w:r>
+        <w:rPr>
+          <w:rFonts w:ascii="Arial" w:hAnsi="Arial" w:cs="Arial"/>
+          <w:b w:val="0"/>
+          <w:i w:val="0"/>
+          <w:sz w:val="22"/>
+        </w:rPr>
+        <w:t xml:space="preserve">=-4 diperoleh lewat satu kali turunan terhadap [(s-2)</w:t>
+      </w:r>
+      <w:r>
+        <w:rPr>
+          <w:rFonts w:ascii="Arial" w:hAnsi="Arial" w:cs="Arial"/>
+          <w:b w:val="0"/>
+          <w:i w:val="0"/>
+          <w:sz w:val="22"/>
+          <w:vertAlign w:val="superscript"/>
+        </w:rPr>
+        <w:t xml:space="preserve">4</w:t>
+      </w:r>
+      <w:r>
+        <w:rPr>
+          <w:rFonts w:ascii="Arial" w:hAnsi="Arial" w:cs="Arial"/>
+          <w:b w:val="0"/>
+          <w:i w:val="0"/>
+          <w:sz w:val="22"/>
+        </w:rPr>
+        <w:t xml:space="preserve">·Y(s)] sebelum substitusi s=2.</w:t>
+      </w:r>
+      <w:r>
+        <w:rPr>
+          <w:rFonts w:ascii="Arial" w:hAnsi="Arial" w:cs="Arial"/>
+          <w:b w:val="0"/>
+          <w:i w:val="0"/>
+          <w:sz w:val="22"/>
+        </w:rPr>
+        <w:t xml:space="preserve"> Hubungan ini dirangkum dalam Persamaan (5).</w:t>
       </w:r>
     </w:p>
     <w:p>
@@ -3846,7 +5961,227 @@
           <w:color w:val="305496"/>
           <w:sz w:val="22"/>
         </w:rPr>
-        <w:t>L^-1{1/(s-a)^n} = t^(n-1)*e^(at)/(n-1)!;  contoh: 1/(s-a) -&gt; e^(at), 1/(s-a)^2 -&gt; t*e^(at), 1/(s-a)^3 -&gt; t^2*e^(at)/2</w:t>
+        <w:t xml:space="preserve">L</w:t>
+      </w:r>
+      <w:r>
+        <w:rPr>
+          <w:rFonts w:ascii="Arial" w:hAnsi="Arial" w:cs="Arial"/>
+          <w:b/>
+          <w:i/>
+          <w:color w:val="305496"/>
+          <w:sz w:val="22"/>
+          <w:vertAlign w:val="superscript"/>
+        </w:rPr>
+        <w:t xml:space="preserve">-1</w:t>
+      </w:r>
+      <w:r>
+        <w:rPr>
+          <w:rFonts w:ascii="Arial" w:hAnsi="Arial" w:cs="Arial"/>
+          <w:b/>
+          <w:i/>
+          <w:color w:val="305496"/>
+          <w:sz w:val="22"/>
+        </w:rPr>
+        <w:t xml:space="preserve">{1/(s-a)</w:t>
+      </w:r>
+      <w:r>
+        <w:rPr>
+          <w:rFonts w:ascii="Arial" w:hAnsi="Arial" w:cs="Arial"/>
+          <w:b/>
+          <w:i/>
+          <w:color w:val="305496"/>
+          <w:sz w:val="22"/>
+          <w:vertAlign w:val="superscript"/>
+        </w:rPr>
+        <w:t xml:space="preserve">n</w:t>
+      </w:r>
+      <w:r>
+        <w:rPr>
+          <w:rFonts w:ascii="Arial" w:hAnsi="Arial" w:cs="Arial"/>
+          <w:b/>
+          <w:i/>
+          <w:color w:val="305496"/>
+          <w:sz w:val="22"/>
+        </w:rPr>
+        <w:t xml:space="preserve">} = t</w:t>
+      </w:r>
+      <w:r>
+        <w:rPr>
+          <w:rFonts w:ascii="Arial" w:hAnsi="Arial" w:cs="Arial"/>
+          <w:b/>
+          <w:i/>
+          <w:color w:val="305496"/>
+          <w:sz w:val="22"/>
+          <w:vertAlign w:val="superscript"/>
+        </w:rPr>
+        <w:t xml:space="preserve">n-1</w:t>
+      </w:r>
+      <w:r>
+        <w:rPr>
+          <w:rFonts w:ascii="Arial" w:hAnsi="Arial" w:cs="Arial"/>
+          <w:b/>
+          <w:i/>
+          <w:color w:val="305496"/>
+          <w:sz w:val="22"/>
+        </w:rPr>
+        <w:t xml:space="preserve">·e</w:t>
+      </w:r>
+      <w:r>
+        <w:rPr>
+          <w:rFonts w:ascii="Arial" w:hAnsi="Arial" w:cs="Arial"/>
+          <w:b/>
+          <w:i/>
+          <w:color w:val="305496"/>
+          <w:sz w:val="22"/>
+          <w:vertAlign w:val="superscript"/>
+        </w:rPr>
+        <w:t xml:space="preserve">at</w:t>
+      </w:r>
+      <w:r>
+        <w:rPr>
+          <w:rFonts w:ascii="Arial" w:hAnsi="Arial" w:cs="Arial"/>
+          <w:b/>
+          <w:i/>
+          <w:color w:val="305496"/>
+          <w:sz w:val="22"/>
+        </w:rPr>
+        <w:t xml:space="preserve">/(n-1)!;  contoh: 1/(s-a) → e</w:t>
+      </w:r>
+      <w:r>
+        <w:rPr>
+          <w:rFonts w:ascii="Arial" w:hAnsi="Arial" w:cs="Arial"/>
+          <w:b/>
+          <w:i/>
+          <w:color w:val="305496"/>
+          <w:sz w:val="22"/>
+          <w:vertAlign w:val="superscript"/>
+        </w:rPr>
+        <w:t xml:space="preserve">at</w:t>
+      </w:r>
+      <w:r>
+        <w:rPr>
+          <w:rFonts w:ascii="Arial" w:hAnsi="Arial" w:cs="Arial"/>
+          <w:b/>
+          <w:i/>
+          <w:color w:val="305496"/>
+          <w:sz w:val="22"/>
+        </w:rPr>
+        <w:t xml:space="preserve">, 1/(s-a)</w:t>
+      </w:r>
+      <w:r>
+        <w:rPr>
+          <w:rFonts w:ascii="Arial" w:hAnsi="Arial" w:cs="Arial"/>
+          <w:b/>
+          <w:i/>
+          <w:color w:val="305496"/>
+          <w:sz w:val="22"/>
+          <w:vertAlign w:val="superscript"/>
+        </w:rPr>
+        <w:t xml:space="preserve">2</w:t>
+      </w:r>
+      <w:r>
+        <w:rPr>
+          <w:rFonts w:ascii="Arial" w:hAnsi="Arial" w:cs="Arial"/>
+          <w:b/>
+          <w:i/>
+          <w:color w:val="305496"/>
+          <w:sz w:val="22"/>
+        </w:rPr>
+        <w:t xml:space="preserve"> → t·e</w:t>
+      </w:r>
+      <w:r>
+        <w:rPr>
+          <w:rFonts w:ascii="Arial" w:hAnsi="Arial" w:cs="Arial"/>
+          <w:b/>
+          <w:i/>
+          <w:color w:val="305496"/>
+          <w:sz w:val="22"/>
+          <w:vertAlign w:val="superscript"/>
+        </w:rPr>
+        <w:t xml:space="preserve">at</w:t>
+      </w:r>
+      <w:r>
+        <w:rPr>
+          <w:rFonts w:ascii="Arial" w:hAnsi="Arial" w:cs="Arial"/>
+          <w:b/>
+          <w:i/>
+          <w:color w:val="305496"/>
+          <w:sz w:val="22"/>
+        </w:rPr>
+        <w:t xml:space="preserve">, 1/(s-a)</w:t>
+      </w:r>
+      <w:r>
+        <w:rPr>
+          <w:rFonts w:ascii="Arial" w:hAnsi="Arial" w:cs="Arial"/>
+          <w:b/>
+          <w:i/>
+          <w:color w:val="305496"/>
+          <w:sz w:val="22"/>
+          <w:vertAlign w:val="superscript"/>
+        </w:rPr>
+        <w:t xml:space="preserve">3</w:t>
+      </w:r>
+      <w:r>
+        <w:rPr>
+          <w:rFonts w:ascii="Arial" w:hAnsi="Arial" w:cs="Arial"/>
+          <w:b/>
+          <w:i/>
+          <w:color w:val="305496"/>
+          <w:sz w:val="22"/>
+        </w:rPr>
+        <w:t xml:space="preserve"> → t</w:t>
+      </w:r>
+      <w:r>
+        <w:rPr>
+          <w:rFonts w:ascii="Arial" w:hAnsi="Arial" w:cs="Arial"/>
+          <w:b/>
+          <w:i/>
+          <w:color w:val="305496"/>
+          <w:sz w:val="22"/>
+          <w:vertAlign w:val="superscript"/>
+        </w:rPr>
+        <w:t xml:space="preserve">2</w:t>
+      </w:r>
+      <w:r>
+        <w:rPr>
+          <w:rFonts w:ascii="Arial" w:hAnsi="Arial" w:cs="Arial"/>
+          <w:b/>
+          <w:i/>
+          <w:color w:val="305496"/>
+          <w:sz w:val="22"/>
+        </w:rPr>
+        <w:t xml:space="preserve">·e</w:t>
+      </w:r>
+      <w:r>
+        <w:rPr>
+          <w:rFonts w:ascii="Arial" w:hAnsi="Arial" w:cs="Arial"/>
+          <w:b/>
+          <w:i/>
+          <w:color w:val="305496"/>
+          <w:sz w:val="22"/>
+          <w:vertAlign w:val="superscript"/>
+        </w:rPr>
+        <w:t xml:space="preserve">at</w:t>
+      </w:r>
+      <w:r>
+        <w:rPr>
+          <w:rFonts w:ascii="Arial" w:hAnsi="Arial" w:cs="Arial"/>
+          <w:b/>
+          <w:i/>
+          <w:color w:val="305496"/>
+          <w:sz w:val="22"/>
+        </w:rPr>
+        <w:t xml:space="preserve">/2</w:t>
+      </w:r>
+      <w:r>
+        <w:rPr>
+          <w:rFonts w:ascii="Arial" w:hAnsi="Arial" w:cs="Arial"/>
+          <w:b/>
+          <w:i/>
+          <w:color w:val="305496"/>
+          <w:sz w:val="22"/>
+        </w:rPr>
+        <w:t xml:space="preserve">   (5)</w:t>
       </w:r>
     </w:p>
     <w:p>
@@ -3870,7 +6205,527 @@
           <w:i w:val="0"/>
           <w:sz w:val="22"/>
         </w:rPr>
-        <w:t>Menuntaskan Contoh 2 di atas: substitusi u=s-2 pada numerator memberi 2s^3-8s^2+4s+14 = 2u^3+4u^2-4u+6, sehingga Y(s) = 2/u + 4/u^2 - 4/u^3 + 6/u^4, artinya A1=2, A2=4 (konsisten dengan A3=-4 dan A4=6 yang sudah dihitung lewat cover-up dan turunan). Inversi tiap term via tabel L^-1{1/(s-a)^n} di atas memberi y(t) = 2e^(2t) + 4t*e^(2t) + (-4/2!)*t^2*e^(2t) + (6/3!)*t^3*e^(2t), yang setelah faktor e^(2t) dikeluarkan menjadi bentuk polinomial tunggal dikali eksponensial. Verifikasi IVP: y(0) = 2 (sesuai syarat awal), dan turunan y prime(t) = 2e^(2t)*(2+4t-2t^2+t^3) + e^(2t)*(4-4t+3t^2) pada t=0 memberi y prime(0) = 2*2+4 = 8, cocok persis dengan syarat awal y prime(0)=8 pada soal. Kecocokan kedua syarat awal ini menjadi bukti bahwa keempat koefisien A1 sampai A4 sudah benar, sekaligus menegaskan bahwa teknik turunan berulang pada faktor linear multiplicity tinggi, meski lebih panjang dibanding cover-up sederhana, tetap sistematis dan dapat diverifikasi langkah demi langkah.</w:t>
+        <w:t xml:space="preserve">Menuntaskan Contoh 2 di atas: substitusi u=s-2 pada numerator memberi 2s</w:t>
+      </w:r>
+      <w:r>
+        <w:rPr>
+          <w:rFonts w:ascii="Arial" w:hAnsi="Arial" w:cs="Arial"/>
+          <w:b w:val="0"/>
+          <w:i w:val="0"/>
+          <w:sz w:val="22"/>
+          <w:vertAlign w:val="superscript"/>
+        </w:rPr>
+        <w:t xml:space="preserve">3</w:t>
+      </w:r>
+      <w:r>
+        <w:rPr>
+          <w:rFonts w:ascii="Arial" w:hAnsi="Arial" w:cs="Arial"/>
+          <w:b w:val="0"/>
+          <w:i w:val="0"/>
+          <w:sz w:val="22"/>
+        </w:rPr>
+        <w:t xml:space="preserve">-8s</w:t>
+      </w:r>
+      <w:r>
+        <w:rPr>
+          <w:rFonts w:ascii="Arial" w:hAnsi="Arial" w:cs="Arial"/>
+          <w:b w:val="0"/>
+          <w:i w:val="0"/>
+          <w:sz w:val="22"/>
+          <w:vertAlign w:val="superscript"/>
+        </w:rPr>
+        <w:t xml:space="preserve">2</w:t>
+      </w:r>
+      <w:r>
+        <w:rPr>
+          <w:rFonts w:ascii="Arial" w:hAnsi="Arial" w:cs="Arial"/>
+          <w:b w:val="0"/>
+          <w:i w:val="0"/>
+          <w:sz w:val="22"/>
+        </w:rPr>
+        <w:t xml:space="preserve">+4s+14 = 2u</w:t>
+      </w:r>
+      <w:r>
+        <w:rPr>
+          <w:rFonts w:ascii="Arial" w:hAnsi="Arial" w:cs="Arial"/>
+          <w:b w:val="0"/>
+          <w:i w:val="0"/>
+          <w:sz w:val="22"/>
+          <w:vertAlign w:val="superscript"/>
+        </w:rPr>
+        <w:t xml:space="preserve">3</w:t>
+      </w:r>
+      <w:r>
+        <w:rPr>
+          <w:rFonts w:ascii="Arial" w:hAnsi="Arial" w:cs="Arial"/>
+          <w:b w:val="0"/>
+          <w:i w:val="0"/>
+          <w:sz w:val="22"/>
+        </w:rPr>
+        <w:t xml:space="preserve">+4u</w:t>
+      </w:r>
+      <w:r>
+        <w:rPr>
+          <w:rFonts w:ascii="Arial" w:hAnsi="Arial" w:cs="Arial"/>
+          <w:b w:val="0"/>
+          <w:i w:val="0"/>
+          <w:sz w:val="22"/>
+          <w:vertAlign w:val="superscript"/>
+        </w:rPr>
+        <w:t xml:space="preserve">2</w:t>
+      </w:r>
+      <w:r>
+        <w:rPr>
+          <w:rFonts w:ascii="Arial" w:hAnsi="Arial" w:cs="Arial"/>
+          <w:b w:val="0"/>
+          <w:i w:val="0"/>
+          <w:sz w:val="22"/>
+        </w:rPr>
+        <w:t xml:space="preserve">-4u+6, sehingga Y(s) = 2/u + 4/u</w:t>
+      </w:r>
+      <w:r>
+        <w:rPr>
+          <w:rFonts w:ascii="Arial" w:hAnsi="Arial" w:cs="Arial"/>
+          <w:b w:val="0"/>
+          <w:i w:val="0"/>
+          <w:sz w:val="22"/>
+          <w:vertAlign w:val="superscript"/>
+        </w:rPr>
+        <w:t xml:space="preserve">2</w:t>
+      </w:r>
+      <w:r>
+        <w:rPr>
+          <w:rFonts w:ascii="Arial" w:hAnsi="Arial" w:cs="Arial"/>
+          <w:b w:val="0"/>
+          <w:i w:val="0"/>
+          <w:sz w:val="22"/>
+        </w:rPr>
+        <w:t xml:space="preserve"> - 4/u</w:t>
+      </w:r>
+      <w:r>
+        <w:rPr>
+          <w:rFonts w:ascii="Arial" w:hAnsi="Arial" w:cs="Arial"/>
+          <w:b w:val="0"/>
+          <w:i w:val="0"/>
+          <w:sz w:val="22"/>
+          <w:vertAlign w:val="superscript"/>
+        </w:rPr>
+        <w:t xml:space="preserve">3</w:t>
+      </w:r>
+      <w:r>
+        <w:rPr>
+          <w:rFonts w:ascii="Arial" w:hAnsi="Arial" w:cs="Arial"/>
+          <w:b w:val="0"/>
+          <w:i w:val="0"/>
+          <w:sz w:val="22"/>
+        </w:rPr>
+        <w:t xml:space="preserve"> + 6/u</w:t>
+      </w:r>
+      <w:r>
+        <w:rPr>
+          <w:rFonts w:ascii="Arial" w:hAnsi="Arial" w:cs="Arial"/>
+          <w:b w:val="0"/>
+          <w:i w:val="0"/>
+          <w:sz w:val="22"/>
+          <w:vertAlign w:val="superscript"/>
+        </w:rPr>
+        <w:t xml:space="preserve">4</w:t>
+      </w:r>
+      <w:r>
+        <w:rPr>
+          <w:rFonts w:ascii="Arial" w:hAnsi="Arial" w:cs="Arial"/>
+          <w:b w:val="0"/>
+          <w:i w:val="0"/>
+          <w:sz w:val="22"/>
+        </w:rPr>
+        <w:t xml:space="preserve">, artinya </w:t>
+      </w:r>
+      <w:r>
+        <w:rPr>
+          <w:rFonts w:ascii="Arial" w:hAnsi="Arial" w:cs="Arial"/>
+          <w:b w:val="0"/>
+          <w:i w:val="0"/>
+          <w:sz w:val="22"/>
+        </w:rPr>
+        <w:t xml:space="preserve">A</w:t>
+      </w:r>
+      <w:r>
+        <w:rPr>
+          <w:rFonts w:ascii="Arial" w:hAnsi="Arial" w:cs="Arial"/>
+          <w:b w:val="0"/>
+          <w:i w:val="0"/>
+          <w:sz w:val="22"/>
+          <w:vertAlign w:val="subscript"/>
+        </w:rPr>
+        <w:t xml:space="preserve">1</w:t>
+      </w:r>
+      <w:r>
+        <w:rPr>
+          <w:rFonts w:ascii="Arial" w:hAnsi="Arial" w:cs="Arial"/>
+          <w:b w:val="0"/>
+          <w:i w:val="0"/>
+          <w:sz w:val="22"/>
+        </w:rPr>
+        <w:t xml:space="preserve">=2, </w:t>
+      </w:r>
+      <w:r>
+        <w:rPr>
+          <w:rFonts w:ascii="Arial" w:hAnsi="Arial" w:cs="Arial"/>
+          <w:b w:val="0"/>
+          <w:i w:val="0"/>
+          <w:sz w:val="22"/>
+        </w:rPr>
+        <w:t xml:space="preserve">A</w:t>
+      </w:r>
+      <w:r>
+        <w:rPr>
+          <w:rFonts w:ascii="Arial" w:hAnsi="Arial" w:cs="Arial"/>
+          <w:b w:val="0"/>
+          <w:i w:val="0"/>
+          <w:sz w:val="22"/>
+          <w:vertAlign w:val="subscript"/>
+        </w:rPr>
+        <w:t xml:space="preserve">2</w:t>
+      </w:r>
+      <w:r>
+        <w:rPr>
+          <w:rFonts w:ascii="Arial" w:hAnsi="Arial" w:cs="Arial"/>
+          <w:b w:val="0"/>
+          <w:i w:val="0"/>
+          <w:sz w:val="22"/>
+        </w:rPr>
+        <w:t xml:space="preserve">=4 (konsisten dengan </w:t>
+      </w:r>
+      <w:r>
+        <w:rPr>
+          <w:rFonts w:ascii="Arial" w:hAnsi="Arial" w:cs="Arial"/>
+          <w:b w:val="0"/>
+          <w:i w:val="0"/>
+          <w:sz w:val="22"/>
+        </w:rPr>
+        <w:t xml:space="preserve">A</w:t>
+      </w:r>
+      <w:r>
+        <w:rPr>
+          <w:rFonts w:ascii="Arial" w:hAnsi="Arial" w:cs="Arial"/>
+          <w:b w:val="0"/>
+          <w:i w:val="0"/>
+          <w:sz w:val="22"/>
+          <w:vertAlign w:val="subscript"/>
+        </w:rPr>
+        <w:t xml:space="preserve">3</w:t>
+      </w:r>
+      <w:r>
+        <w:rPr>
+          <w:rFonts w:ascii="Arial" w:hAnsi="Arial" w:cs="Arial"/>
+          <w:b w:val="0"/>
+          <w:i w:val="0"/>
+          <w:sz w:val="22"/>
+        </w:rPr>
+        <w:t xml:space="preserve">=-4 dan </w:t>
+      </w:r>
+      <w:r>
+        <w:rPr>
+          <w:rFonts w:ascii="Arial" w:hAnsi="Arial" w:cs="Arial"/>
+          <w:b w:val="0"/>
+          <w:i w:val="0"/>
+          <w:sz w:val="22"/>
+        </w:rPr>
+        <w:t xml:space="preserve">A</w:t>
+      </w:r>
+      <w:r>
+        <w:rPr>
+          <w:rFonts w:ascii="Arial" w:hAnsi="Arial" w:cs="Arial"/>
+          <w:b w:val="0"/>
+          <w:i w:val="0"/>
+          <w:sz w:val="22"/>
+          <w:vertAlign w:val="subscript"/>
+        </w:rPr>
+        <w:t xml:space="preserve">4</w:t>
+      </w:r>
+      <w:r>
+        <w:rPr>
+          <w:rFonts w:ascii="Arial" w:hAnsi="Arial" w:cs="Arial"/>
+          <w:b w:val="0"/>
+          <w:i w:val="0"/>
+          <w:sz w:val="22"/>
+        </w:rPr>
+        <w:t xml:space="preserve">=6 yang sudah dihitung lewat cover-up dan turunan). Inversi tiap term via tabel L</w:t>
+      </w:r>
+      <w:r>
+        <w:rPr>
+          <w:rFonts w:ascii="Arial" w:hAnsi="Arial" w:cs="Arial"/>
+          <w:b w:val="0"/>
+          <w:i w:val="0"/>
+          <w:sz w:val="22"/>
+          <w:vertAlign w:val="superscript"/>
+        </w:rPr>
+        <w:t xml:space="preserve">-1</w:t>
+      </w:r>
+      <w:r>
+        <w:rPr>
+          <w:rFonts w:ascii="Arial" w:hAnsi="Arial" w:cs="Arial"/>
+          <w:b w:val="0"/>
+          <w:i w:val="0"/>
+          <w:sz w:val="22"/>
+        </w:rPr>
+        <w:t xml:space="preserve">{1/(s-a)</w:t>
+      </w:r>
+      <w:r>
+        <w:rPr>
+          <w:rFonts w:ascii="Arial" w:hAnsi="Arial" w:cs="Arial"/>
+          <w:b w:val="0"/>
+          <w:i w:val="0"/>
+          <w:sz w:val="22"/>
+          <w:vertAlign w:val="superscript"/>
+        </w:rPr>
+        <w:t xml:space="preserve">n</w:t>
+      </w:r>
+      <w:r>
+        <w:rPr>
+          <w:rFonts w:ascii="Arial" w:hAnsi="Arial" w:cs="Arial"/>
+          <w:b w:val="0"/>
+          <w:i w:val="0"/>
+          <w:sz w:val="22"/>
+        </w:rPr>
+        <w:t xml:space="preserve">} di atas memberi y(t) = 2e</w:t>
+      </w:r>
+      <w:r>
+        <w:rPr>
+          <w:rFonts w:ascii="Arial" w:hAnsi="Arial" w:cs="Arial"/>
+          <w:b w:val="0"/>
+          <w:i w:val="0"/>
+          <w:sz w:val="22"/>
+          <w:vertAlign w:val="superscript"/>
+        </w:rPr>
+        <w:t xml:space="preserve">2t</w:t>
+      </w:r>
+      <w:r>
+        <w:rPr>
+          <w:rFonts w:ascii="Arial" w:hAnsi="Arial" w:cs="Arial"/>
+          <w:b w:val="0"/>
+          <w:i w:val="0"/>
+          <w:sz w:val="22"/>
+        </w:rPr>
+        <w:t xml:space="preserve"> + 4t·e</w:t>
+      </w:r>
+      <w:r>
+        <w:rPr>
+          <w:rFonts w:ascii="Arial" w:hAnsi="Arial" w:cs="Arial"/>
+          <w:b w:val="0"/>
+          <w:i w:val="0"/>
+          <w:sz w:val="22"/>
+          <w:vertAlign w:val="superscript"/>
+        </w:rPr>
+        <w:t xml:space="preserve">2t</w:t>
+      </w:r>
+      <w:r>
+        <w:rPr>
+          <w:rFonts w:ascii="Arial" w:hAnsi="Arial" w:cs="Arial"/>
+          <w:b w:val="0"/>
+          <w:i w:val="0"/>
+          <w:sz w:val="22"/>
+        </w:rPr>
+        <w:t xml:space="preserve"> + (-4/2!)·t</w:t>
+      </w:r>
+      <w:r>
+        <w:rPr>
+          <w:rFonts w:ascii="Arial" w:hAnsi="Arial" w:cs="Arial"/>
+          <w:b w:val="0"/>
+          <w:i w:val="0"/>
+          <w:sz w:val="22"/>
+          <w:vertAlign w:val="superscript"/>
+        </w:rPr>
+        <w:t xml:space="preserve">2</w:t>
+      </w:r>
+      <w:r>
+        <w:rPr>
+          <w:rFonts w:ascii="Arial" w:hAnsi="Arial" w:cs="Arial"/>
+          <w:b w:val="0"/>
+          <w:i w:val="0"/>
+          <w:sz w:val="22"/>
+        </w:rPr>
+        <w:t xml:space="preserve">·e</w:t>
+      </w:r>
+      <w:r>
+        <w:rPr>
+          <w:rFonts w:ascii="Arial" w:hAnsi="Arial" w:cs="Arial"/>
+          <w:b w:val="0"/>
+          <w:i w:val="0"/>
+          <w:sz w:val="22"/>
+          <w:vertAlign w:val="superscript"/>
+        </w:rPr>
+        <w:t xml:space="preserve">2t</w:t>
+      </w:r>
+      <w:r>
+        <w:rPr>
+          <w:rFonts w:ascii="Arial" w:hAnsi="Arial" w:cs="Arial"/>
+          <w:b w:val="0"/>
+          <w:i w:val="0"/>
+          <w:sz w:val="22"/>
+        </w:rPr>
+        <w:t xml:space="preserve"> + (6/3!)·t</w:t>
+      </w:r>
+      <w:r>
+        <w:rPr>
+          <w:rFonts w:ascii="Arial" w:hAnsi="Arial" w:cs="Arial"/>
+          <w:b w:val="0"/>
+          <w:i w:val="0"/>
+          <w:sz w:val="22"/>
+          <w:vertAlign w:val="superscript"/>
+        </w:rPr>
+        <w:t xml:space="preserve">3</w:t>
+      </w:r>
+      <w:r>
+        <w:rPr>
+          <w:rFonts w:ascii="Arial" w:hAnsi="Arial" w:cs="Arial"/>
+          <w:b w:val="0"/>
+          <w:i w:val="0"/>
+          <w:sz w:val="22"/>
+        </w:rPr>
+        <w:t xml:space="preserve">·e</w:t>
+      </w:r>
+      <w:r>
+        <w:rPr>
+          <w:rFonts w:ascii="Arial" w:hAnsi="Arial" w:cs="Arial"/>
+          <w:b w:val="0"/>
+          <w:i w:val="0"/>
+          <w:sz w:val="22"/>
+          <w:vertAlign w:val="superscript"/>
+        </w:rPr>
+        <w:t xml:space="preserve">2t</w:t>
+      </w:r>
+      <w:r>
+        <w:rPr>
+          <w:rFonts w:ascii="Arial" w:hAnsi="Arial" w:cs="Arial"/>
+          <w:b w:val="0"/>
+          <w:i w:val="0"/>
+          <w:sz w:val="22"/>
+        </w:rPr>
+        <w:t xml:space="preserve">, yang setelah faktor e</w:t>
+      </w:r>
+      <w:r>
+        <w:rPr>
+          <w:rFonts w:ascii="Arial" w:hAnsi="Arial" w:cs="Arial"/>
+          <w:b w:val="0"/>
+          <w:i w:val="0"/>
+          <w:sz w:val="22"/>
+          <w:vertAlign w:val="superscript"/>
+        </w:rPr>
+        <w:t xml:space="preserve">2t</w:t>
+      </w:r>
+      <w:r>
+        <w:rPr>
+          <w:rFonts w:ascii="Arial" w:hAnsi="Arial" w:cs="Arial"/>
+          <w:b w:val="0"/>
+          <w:i w:val="0"/>
+          <w:sz w:val="22"/>
+        </w:rPr>
+        <w:t xml:space="preserve"> dikeluarkan menjadi bentuk polinomial tunggal dikali eksponensial. Verifikasi IVP: y(0) = 2 (sesuai syarat awal), dan turunan y prime(t) = 2e</w:t>
+      </w:r>
+      <w:r>
+        <w:rPr>
+          <w:rFonts w:ascii="Arial" w:hAnsi="Arial" w:cs="Arial"/>
+          <w:b w:val="0"/>
+          <w:i w:val="0"/>
+          <w:sz w:val="22"/>
+          <w:vertAlign w:val="superscript"/>
+        </w:rPr>
+        <w:t xml:space="preserve">2t</w:t>
+      </w:r>
+      <w:r>
+        <w:rPr>
+          <w:rFonts w:ascii="Arial" w:hAnsi="Arial" w:cs="Arial"/>
+          <w:b w:val="0"/>
+          <w:i w:val="0"/>
+          <w:sz w:val="22"/>
+        </w:rPr>
+        <w:t xml:space="preserve">·(2+4t-2t</w:t>
+      </w:r>
+      <w:r>
+        <w:rPr>
+          <w:rFonts w:ascii="Arial" w:hAnsi="Arial" w:cs="Arial"/>
+          <w:b w:val="0"/>
+          <w:i w:val="0"/>
+          <w:sz w:val="22"/>
+          <w:vertAlign w:val="superscript"/>
+        </w:rPr>
+        <w:t xml:space="preserve">2</w:t>
+      </w:r>
+      <w:r>
+        <w:rPr>
+          <w:rFonts w:ascii="Arial" w:hAnsi="Arial" w:cs="Arial"/>
+          <w:b w:val="0"/>
+          <w:i w:val="0"/>
+          <w:sz w:val="22"/>
+        </w:rPr>
+        <w:t xml:space="preserve">+t</w:t>
+      </w:r>
+      <w:r>
+        <w:rPr>
+          <w:rFonts w:ascii="Arial" w:hAnsi="Arial" w:cs="Arial"/>
+          <w:b w:val="0"/>
+          <w:i w:val="0"/>
+          <w:sz w:val="22"/>
+          <w:vertAlign w:val="superscript"/>
+        </w:rPr>
+        <w:t xml:space="preserve">3</w:t>
+      </w:r>
+      <w:r>
+        <w:rPr>
+          <w:rFonts w:ascii="Arial" w:hAnsi="Arial" w:cs="Arial"/>
+          <w:b w:val="0"/>
+          <w:i w:val="0"/>
+          <w:sz w:val="22"/>
+        </w:rPr>
+        <w:t xml:space="preserve">) + e</w:t>
+      </w:r>
+      <w:r>
+        <w:rPr>
+          <w:rFonts w:ascii="Arial" w:hAnsi="Arial" w:cs="Arial"/>
+          <w:b w:val="0"/>
+          <w:i w:val="0"/>
+          <w:sz w:val="22"/>
+          <w:vertAlign w:val="superscript"/>
+        </w:rPr>
+        <w:t xml:space="preserve">2t</w:t>
+      </w:r>
+      <w:r>
+        <w:rPr>
+          <w:rFonts w:ascii="Arial" w:hAnsi="Arial" w:cs="Arial"/>
+          <w:b w:val="0"/>
+          <w:i w:val="0"/>
+          <w:sz w:val="22"/>
+        </w:rPr>
+        <w:t xml:space="preserve">·(4-4t+3t</w:t>
+      </w:r>
+      <w:r>
+        <w:rPr>
+          <w:rFonts w:ascii="Arial" w:hAnsi="Arial" w:cs="Arial"/>
+          <w:b w:val="0"/>
+          <w:i w:val="0"/>
+          <w:sz w:val="22"/>
+          <w:vertAlign w:val="superscript"/>
+        </w:rPr>
+        <w:t xml:space="preserve">2</w:t>
+      </w:r>
+      <w:r>
+        <w:rPr>
+          <w:rFonts w:ascii="Arial" w:hAnsi="Arial" w:cs="Arial"/>
+          <w:b w:val="0"/>
+          <w:i w:val="0"/>
+          <w:sz w:val="22"/>
+        </w:rPr>
+        <w:t xml:space="preserve">) pada t=0 memberi y prime(0) = 2·2+4 = 8, cocok persis dengan syarat awal y prime(0)=8 pada soal. Kecocokan kedua syarat awal ini menjadi bukti bahwa keempat koefisien A1 sampai A4 sudah benar, sekaligus menegaskan bahwa teknik turunan berulang pada faktor linear multiplicity tinggi, meski lebih panjang dibanding cover-up sederhana, tetap sistematis dan dapat diverifikasi langkah demi langkah.</w:t>
+      </w:r>
+      <w:r>
+        <w:rPr>
+          <w:rFonts w:ascii="Arial" w:hAnsi="Arial" w:cs="Arial"/>
+          <w:b w:val="0"/>
+          <w:i w:val="0"/>
+          <w:sz w:val="22"/>
+        </w:rPr>
+        <w:t xml:space="preserve"> Bentuk ringkasnya dituliskan pada Persamaan (6).</w:t>
       </w:r>
     </w:p>
     <w:p>
@@ -3886,7 +6741,80 @@
           <w:color w:val="305496"/>
           <w:sz w:val="22"/>
         </w:rPr>
-        <w:t>Hasil: y(t) = e^(2t) * (2 + 4t - 2t^2 + t^3),  verifikasi y(0)=2 dan y prime(0)=8 sesuai IVP</w:t>
+        <w:t xml:space="preserve">Hasil: y(t) = e</w:t>
+      </w:r>
+      <w:r>
+        <w:rPr>
+          <w:rFonts w:ascii="Arial" w:hAnsi="Arial" w:cs="Arial"/>
+          <w:b/>
+          <w:i/>
+          <w:color w:val="305496"/>
+          <w:sz w:val="22"/>
+          <w:vertAlign w:val="superscript"/>
+        </w:rPr>
+        <w:t xml:space="preserve">2t</w:t>
+      </w:r>
+      <w:r>
+        <w:rPr>
+          <w:rFonts w:ascii="Arial" w:hAnsi="Arial" w:cs="Arial"/>
+          <w:b/>
+          <w:i/>
+          <w:color w:val="305496"/>
+          <w:sz w:val="22"/>
+        </w:rPr>
+        <w:t xml:space="preserve">·(2 + 4t - 2t</w:t>
+      </w:r>
+      <w:r>
+        <w:rPr>
+          <w:rFonts w:ascii="Arial" w:hAnsi="Arial" w:cs="Arial"/>
+          <w:b/>
+          <w:i/>
+          <w:color w:val="305496"/>
+          <w:sz w:val="22"/>
+          <w:vertAlign w:val="superscript"/>
+        </w:rPr>
+        <w:t xml:space="preserve">2</w:t>
+      </w:r>
+      <w:r>
+        <w:rPr>
+          <w:rFonts w:ascii="Arial" w:hAnsi="Arial" w:cs="Arial"/>
+          <w:b/>
+          <w:i/>
+          <w:color w:val="305496"/>
+          <w:sz w:val="22"/>
+        </w:rPr>
+        <w:t xml:space="preserve"> + t</w:t>
+      </w:r>
+      <w:r>
+        <w:rPr>
+          <w:rFonts w:ascii="Arial" w:hAnsi="Arial" w:cs="Arial"/>
+          <w:b/>
+          <w:i/>
+          <w:color w:val="305496"/>
+          <w:sz w:val="22"/>
+          <w:vertAlign w:val="superscript"/>
+        </w:rPr>
+        <w:t xml:space="preserve">3</w:t>
+      </w:r>
+      <w:r>
+        <w:rPr>
+          <w:rFonts w:ascii="Arial" w:hAnsi="Arial" w:cs="Arial"/>
+          <w:b/>
+          <w:i/>
+          <w:color w:val="305496"/>
+          <w:sz w:val="22"/>
+        </w:rPr>
+        <w:t xml:space="preserve">),  verifikasi y(0)=2 dan y prime(0)=8 sesuai IVP</w:t>
+      </w:r>
+      <w:r>
+        <w:rPr>
+          <w:rFonts w:ascii="Arial" w:hAnsi="Arial" w:cs="Arial"/>
+          <w:b/>
+          <w:i/>
+          <w:color w:val="305496"/>
+          <w:sz w:val="22"/>
+        </w:rPr>
+        <w:t xml:space="preserve">   (6)</w:t>
       </w:r>
     </w:p>
     <w:p>
@@ -3917,7 +6845,28 @@
           <w:color w:val="444444"/>
           <w:sz w:val="20"/>
         </w:rPr>
-        <w:t>Tabel 2. Rumus turunan untuk koefisien faktor linear berulang (s-a)^k, cover-up hanya berlaku untuk pangkat tertinggi.</w:t>
+        <w:t xml:space="preserve">Tabel 2. Rumus turunan untuk koefisien faktor linear berulang (s-a)</w:t>
+      </w:r>
+      <w:r>
+        <w:rPr>
+          <w:rFonts w:ascii="Arial" w:hAnsi="Arial" w:cs="Arial"/>
+          <w:b w:val="0"/>
+          <w:i/>
+          <w:color w:val="444444"/>
+          <w:sz w:val="20"/>
+          <w:vertAlign w:val="superscript"/>
+        </w:rPr>
+        <w:t xml:space="preserve">k</w:t>
+      </w:r>
+      <w:r>
+        <w:rPr>
+          <w:rFonts w:ascii="Arial" w:hAnsi="Arial" w:cs="Arial"/>
+          <w:b w:val="0"/>
+          <w:i/>
+          <w:color w:val="444444"/>
+          <w:sz w:val="20"/>
+        </w:rPr>
+        <w:t xml:space="preserve">, cover-up hanya berlaku untuk pangkat tertinggi.</w:t>
       </w:r>
     </w:p>
     <w:tbl>
@@ -4069,7 +7018,54 @@
                 <w:i w:val="0"/>
                 <w:sz w:val="19"/>
               </w:rPr>
-              <w:t>A2 = (s-a)^2*F(s) |s=a  (cover-up)</w:t>
+              <w:t xml:space="preserve"/>
+            </w:r>
+            <w:r>
+              <w:rPr>
+                <w:rFonts w:ascii="Arial" w:hAnsi="Arial" w:cs="Arial"/>
+                <w:b w:val="0"/>
+                <w:i w:val="0"/>
+                <w:sz w:val="19"/>
+              </w:rPr>
+              <w:t xml:space="preserve">A</w:t>
+            </w:r>
+            <w:r>
+              <w:rPr>
+                <w:rFonts w:ascii="Arial" w:hAnsi="Arial" w:cs="Arial"/>
+                <w:b w:val="0"/>
+                <w:i w:val="0"/>
+                <w:sz w:val="19"/>
+                <w:vertAlign w:val="subscript"/>
+              </w:rPr>
+              <w:t xml:space="preserve">2</w:t>
+            </w:r>
+            <w:r>
+              <w:rPr>
+                <w:rFonts w:ascii="Arial" w:hAnsi="Arial" w:cs="Arial"/>
+                <w:b w:val="0"/>
+                <w:i w:val="0"/>
+                <w:sz w:val="19"/>
+              </w:rPr>
+              <w:t xml:space="preserve"> = (s-a)</w:t>
+            </w:r>
+            <w:r>
+              <w:rPr>
+                <w:rFonts w:ascii="Arial" w:hAnsi="Arial" w:cs="Arial"/>
+                <w:b w:val="0"/>
+                <w:i w:val="0"/>
+                <w:sz w:val="19"/>
+                <w:vertAlign w:val="superscript"/>
+              </w:rPr>
+              <w:t xml:space="preserve">2</w:t>
+            </w:r>
+            <w:r>
+              <w:rPr>
+                <w:rFonts w:ascii="Arial" w:hAnsi="Arial" w:cs="Arial"/>
+                <w:b w:val="0"/>
+                <w:i w:val="0"/>
+                <w:sz w:val="19"/>
+              </w:rPr>
+              <w:t xml:space="preserve">·F(s) |s=a  (cover-up)</w:t>
             </w:r>
           </w:p>
         </w:tc>
@@ -4095,7 +7091,54 @@
                 <w:i w:val="0"/>
                 <w:sz w:val="19"/>
               </w:rPr>
-              <w:t>A1 = d/ds[(s-a)^2*F(s)] |s=a</w:t>
+              <w:t xml:space="preserve"/>
+            </w:r>
+            <w:r>
+              <w:rPr>
+                <w:rFonts w:ascii="Arial" w:hAnsi="Arial" w:cs="Arial"/>
+                <w:b w:val="0"/>
+                <w:i w:val="0"/>
+                <w:sz w:val="19"/>
+              </w:rPr>
+              <w:t xml:space="preserve">A</w:t>
+            </w:r>
+            <w:r>
+              <w:rPr>
+                <w:rFonts w:ascii="Arial" w:hAnsi="Arial" w:cs="Arial"/>
+                <w:b w:val="0"/>
+                <w:i w:val="0"/>
+                <w:sz w:val="19"/>
+                <w:vertAlign w:val="subscript"/>
+              </w:rPr>
+              <w:t xml:space="preserve">1</w:t>
+            </w:r>
+            <w:r>
+              <w:rPr>
+                <w:rFonts w:ascii="Arial" w:hAnsi="Arial" w:cs="Arial"/>
+                <w:b w:val="0"/>
+                <w:i w:val="0"/>
+                <w:sz w:val="19"/>
+              </w:rPr>
+              <w:t xml:space="preserve"> = d/ds[(s-a)</w:t>
+            </w:r>
+            <w:r>
+              <w:rPr>
+                <w:rFonts w:ascii="Arial" w:hAnsi="Arial" w:cs="Arial"/>
+                <w:b w:val="0"/>
+                <w:i w:val="0"/>
+                <w:sz w:val="19"/>
+                <w:vertAlign w:val="superscript"/>
+              </w:rPr>
+              <w:t xml:space="preserve">2</w:t>
+            </w:r>
+            <w:r>
+              <w:rPr>
+                <w:rFonts w:ascii="Arial" w:hAnsi="Arial" w:cs="Arial"/>
+                <w:b w:val="0"/>
+                <w:i w:val="0"/>
+                <w:sz w:val="19"/>
+              </w:rPr>
+              <w:t xml:space="preserve">·F(s)] |s=a</w:t>
             </w:r>
           </w:p>
         </w:tc>
@@ -4152,7 +7195,54 @@
                 <w:i w:val="0"/>
                 <w:sz w:val="19"/>
               </w:rPr>
-              <w:t>A3 = (s-a)^3*F(s) |s=a  (cover-up)</w:t>
+              <w:t xml:space="preserve"/>
+            </w:r>
+            <w:r>
+              <w:rPr>
+                <w:rFonts w:ascii="Arial" w:hAnsi="Arial" w:cs="Arial"/>
+                <w:b w:val="0"/>
+                <w:i w:val="0"/>
+                <w:sz w:val="19"/>
+              </w:rPr>
+              <w:t xml:space="preserve">A</w:t>
+            </w:r>
+            <w:r>
+              <w:rPr>
+                <w:rFonts w:ascii="Arial" w:hAnsi="Arial" w:cs="Arial"/>
+                <w:b w:val="0"/>
+                <w:i w:val="0"/>
+                <w:sz w:val="19"/>
+                <w:vertAlign w:val="subscript"/>
+              </w:rPr>
+              <w:t xml:space="preserve">3</w:t>
+            </w:r>
+            <w:r>
+              <w:rPr>
+                <w:rFonts w:ascii="Arial" w:hAnsi="Arial" w:cs="Arial"/>
+                <w:b w:val="0"/>
+                <w:i w:val="0"/>
+                <w:sz w:val="19"/>
+              </w:rPr>
+              <w:t xml:space="preserve"> = (s-a)</w:t>
+            </w:r>
+            <w:r>
+              <w:rPr>
+                <w:rFonts w:ascii="Arial" w:hAnsi="Arial" w:cs="Arial"/>
+                <w:b w:val="0"/>
+                <w:i w:val="0"/>
+                <w:sz w:val="19"/>
+                <w:vertAlign w:val="superscript"/>
+              </w:rPr>
+              <w:t xml:space="preserve">3</w:t>
+            </w:r>
+            <w:r>
+              <w:rPr>
+                <w:rFonts w:ascii="Arial" w:hAnsi="Arial" w:cs="Arial"/>
+                <w:b w:val="0"/>
+                <w:i w:val="0"/>
+                <w:sz w:val="19"/>
+              </w:rPr>
+              <w:t xml:space="preserve">·F(s) |s=a  (cover-up)</w:t>
             </w:r>
           </w:p>
         </w:tc>
@@ -4178,7 +7268,101 @@
                 <w:i w:val="0"/>
                 <w:sz w:val="19"/>
               </w:rPr>
-              <w:t>A2 = d/ds[...] |s=a;  A1 = (1/2!)*d^2/ds^2[...] |s=a</w:t>
+              <w:t xml:space="preserve"/>
+            </w:r>
+            <w:r>
+              <w:rPr>
+                <w:rFonts w:ascii="Arial" w:hAnsi="Arial" w:cs="Arial"/>
+                <w:b w:val="0"/>
+                <w:i w:val="0"/>
+                <w:sz w:val="19"/>
+              </w:rPr>
+              <w:t xml:space="preserve">A</w:t>
+            </w:r>
+            <w:r>
+              <w:rPr>
+                <w:rFonts w:ascii="Arial" w:hAnsi="Arial" w:cs="Arial"/>
+                <w:b w:val="0"/>
+                <w:i w:val="0"/>
+                <w:sz w:val="19"/>
+                <w:vertAlign w:val="subscript"/>
+              </w:rPr>
+              <w:t xml:space="preserve">2</w:t>
+            </w:r>
+            <w:r>
+              <w:rPr>
+                <w:rFonts w:ascii="Arial" w:hAnsi="Arial" w:cs="Arial"/>
+                <w:b w:val="0"/>
+                <w:i w:val="0"/>
+                <w:sz w:val="19"/>
+              </w:rPr>
+              <w:t xml:space="preserve"> = d/ds[...] |s=a;  </w:t>
+            </w:r>
+            <w:r>
+              <w:rPr>
+                <w:rFonts w:ascii="Arial" w:hAnsi="Arial" w:cs="Arial"/>
+                <w:b w:val="0"/>
+                <w:i w:val="0"/>
+                <w:sz w:val="19"/>
+              </w:rPr>
+              <w:t xml:space="preserve">A</w:t>
+            </w:r>
+            <w:r>
+              <w:rPr>
+                <w:rFonts w:ascii="Arial" w:hAnsi="Arial" w:cs="Arial"/>
+                <w:b w:val="0"/>
+                <w:i w:val="0"/>
+                <w:sz w:val="19"/>
+                <w:vertAlign w:val="subscript"/>
+              </w:rPr>
+              <w:t xml:space="preserve">1</w:t>
+            </w:r>
+            <w:r>
+              <w:rPr>
+                <w:rFonts w:ascii="Arial" w:hAnsi="Arial" w:cs="Arial"/>
+                <w:b w:val="0"/>
+                <w:i w:val="0"/>
+                <w:sz w:val="19"/>
+              </w:rPr>
+              <w:t xml:space="preserve"> = (1/2!)·d</w:t>
+            </w:r>
+            <w:r>
+              <w:rPr>
+                <w:rFonts w:ascii="Arial" w:hAnsi="Arial" w:cs="Arial"/>
+                <w:b w:val="0"/>
+                <w:i w:val="0"/>
+                <w:sz w:val="19"/>
+                <w:vertAlign w:val="superscript"/>
+              </w:rPr>
+              <w:t xml:space="preserve">2</w:t>
+            </w:r>
+            <w:r>
+              <w:rPr>
+                <w:rFonts w:ascii="Arial" w:hAnsi="Arial" w:cs="Arial"/>
+                <w:b w:val="0"/>
+                <w:i w:val="0"/>
+                <w:sz w:val="19"/>
+              </w:rPr>
+              <w:t xml:space="preserve">/ds</w:t>
+            </w:r>
+            <w:r>
+              <w:rPr>
+                <w:rFonts w:ascii="Arial" w:hAnsi="Arial" w:cs="Arial"/>
+                <w:b w:val="0"/>
+                <w:i w:val="0"/>
+                <w:sz w:val="19"/>
+                <w:vertAlign w:val="superscript"/>
+              </w:rPr>
+              <w:t xml:space="preserve">2</w:t>
+            </w:r>
+            <w:r>
+              <w:rPr>
+                <w:rFonts w:ascii="Arial" w:hAnsi="Arial" w:cs="Arial"/>
+                <w:b w:val="0"/>
+                <w:i w:val="0"/>
+                <w:sz w:val="19"/>
+              </w:rPr>
+              <w:t xml:space="preserve">[...] |s=a</w:t>
             </w:r>
           </w:p>
         </w:tc>
@@ -4233,7 +7417,26 @@
                 <w:i w:val="0"/>
                 <w:sz w:val="19"/>
               </w:rPr>
-              <w:t>Ak = (s-a)^k*F(s) |s=a  (cover-up)</w:t>
+              <w:t xml:space="preserve">Ak = (s-a)</w:t>
+            </w:r>
+            <w:r>
+              <w:rPr>
+                <w:rFonts w:ascii="Arial" w:hAnsi="Arial" w:cs="Arial"/>
+                <w:b w:val="0"/>
+                <w:i w:val="0"/>
+                <w:sz w:val="19"/>
+                <w:vertAlign w:val="superscript"/>
+              </w:rPr>
+              <w:t xml:space="preserve">k</w:t>
+            </w:r>
+            <w:r>
+              <w:rPr>
+                <w:rFonts w:ascii="Arial" w:hAnsi="Arial" w:cs="Arial"/>
+                <w:b w:val="0"/>
+                <w:i w:val="0"/>
+                <w:sz w:val="19"/>
+              </w:rPr>
+              <w:t xml:space="preserve">·F(s) |s=a  (cover-up)</w:t>
             </w:r>
           </w:p>
         </w:tc>
@@ -4258,7 +7461,64 @@
                 <w:i w:val="0"/>
                 <w:sz w:val="19"/>
               </w:rPr>
-              <w:t>Ak-j = (1/j!)*d^j/ds^j[(s-a)^k*F(s)] |s=a,  j=1..k-1</w:t>
+              <w:t xml:space="preserve">Ak-j = (1/j!)·d</w:t>
+            </w:r>
+            <w:r>
+              <w:rPr>
+                <w:rFonts w:ascii="Arial" w:hAnsi="Arial" w:cs="Arial"/>
+                <w:b w:val="0"/>
+                <w:i w:val="0"/>
+                <w:sz w:val="19"/>
+                <w:vertAlign w:val="superscript"/>
+              </w:rPr>
+              <w:t xml:space="preserve">j</w:t>
+            </w:r>
+            <w:r>
+              <w:rPr>
+                <w:rFonts w:ascii="Arial" w:hAnsi="Arial" w:cs="Arial"/>
+                <w:b w:val="0"/>
+                <w:i w:val="0"/>
+                <w:sz w:val="19"/>
+              </w:rPr>
+              <w:t xml:space="preserve">/ds</w:t>
+            </w:r>
+            <w:r>
+              <w:rPr>
+                <w:rFonts w:ascii="Arial" w:hAnsi="Arial" w:cs="Arial"/>
+                <w:b w:val="0"/>
+                <w:i w:val="0"/>
+                <w:sz w:val="19"/>
+                <w:vertAlign w:val="superscript"/>
+              </w:rPr>
+              <w:t xml:space="preserve">j</w:t>
+            </w:r>
+            <w:r>
+              <w:rPr>
+                <w:rFonts w:ascii="Arial" w:hAnsi="Arial" w:cs="Arial"/>
+                <w:b w:val="0"/>
+                <w:i w:val="0"/>
+                <w:sz w:val="19"/>
+              </w:rPr>
+              <w:t xml:space="preserve">[(s-a)</w:t>
+            </w:r>
+            <w:r>
+              <w:rPr>
+                <w:rFonts w:ascii="Arial" w:hAnsi="Arial" w:cs="Arial"/>
+                <w:b w:val="0"/>
+                <w:i w:val="0"/>
+                <w:sz w:val="19"/>
+                <w:vertAlign w:val="superscript"/>
+              </w:rPr>
+              <w:t xml:space="preserve">k</w:t>
+            </w:r>
+            <w:r>
+              <w:rPr>
+                <w:rFonts w:ascii="Arial" w:hAnsi="Arial" w:cs="Arial"/>
+                <w:b w:val="0"/>
+                <w:i w:val="0"/>
+                <w:sz w:val="19"/>
+              </w:rPr>
+              <w:t xml:space="preserve">·F(s)] |s=a,  j=1..k-1</w:t>
             </w:r>
           </w:p>
         </w:tc>
@@ -4290,7 +7550,26 @@
           <w:i w:val="0"/>
           <w:sz w:val="22"/>
         </w:rPr>
-        <w:t>Pitfall paling sering pada kasus berulang adalah lupa menyertakan seluruh k term dengan pangkat berbeda; sebagian mahasiswa hanya menulis satu term A/(s-a)^k tanpa term pangkat lebih rendah, padahal keduanya wajib hadir bersamaan. Pitfall kedua adalah menerapkan cover-up sederhana secara langsung untuk mendapatkan A1, padahal cover-up sederhana hanya valid untuk koefisien pangkat tertinggi. Verifikasi paling praktis untuk kasus berulang adalah sp.apart() di SymPy, yang menangani multiplicity berapapun secara otomatis dan konsisten.</w:t>
+        <w:t xml:space="preserve">Pitfall paling sering pada kasus berulang adalah lupa menyertakan seluruh k term dengan pangkat berbeda; sebagian mahasiswa hanya menulis satu term A/(s-a)</w:t>
+      </w:r>
+      <w:r>
+        <w:rPr>
+          <w:rFonts w:ascii="Arial" w:hAnsi="Arial" w:cs="Arial"/>
+          <w:b w:val="0"/>
+          <w:i w:val="0"/>
+          <w:sz w:val="22"/>
+          <w:vertAlign w:val="superscript"/>
+        </w:rPr>
+        <w:t xml:space="preserve">k</w:t>
+      </w:r>
+      <w:r>
+        <w:rPr>
+          <w:rFonts w:ascii="Arial" w:hAnsi="Arial" w:cs="Arial"/>
+          <w:b w:val="0"/>
+          <w:i w:val="0"/>
+          <w:sz w:val="22"/>
+        </w:rPr>
+        <w:t xml:space="preserve"> tanpa term pangkat lebih rendah, padahal keduanya wajib hadir bersamaan. Pitfall kedua adalah menerapkan cover-up sederhana secara langsung untuk mendapatkan A1, padahal cover-up sederhana hanya valid untuk koefisien pangkat tertinggi. Verifikasi paling praktis untuk kasus berulang adalah sp.apart() di SymPy, yang menangani multiplicity berapapun secara otomatis dan konsisten.</w:t>
       </w:r>
     </w:p>
     <w:p>
@@ -4337,7 +7616,54 @@
           <w:i w:val="0"/>
           <w:sz w:val="22"/>
         </w:rPr>
-        <w:t>Kasus ketiga muncul bila Q(s) mengandung faktor kuadratik (s^2+ps+q) dengan diskriminan Delta = p^2-4q lebih kecil dari nol, sehingga akarnya kompleks konjugat dan faktor tersebut tidak dapat direduksi lebih lanjut atas bilangan riil. Template PFD untuk kasus ini selalu memakai numerator linier (As+B), bukan konstanta, karena deg(numerator)=1 diperlukan agar F(s) tetap proper terhadap deg(penyebut)=2. Cover-up rule klasik tidak berlaku langsung di sini; koefisien A dan B dicari lewat menyamakan koefisien polinomial setelah mengalikan kedua ruas dengan Q(s).</w:t>
+        <w:t xml:space="preserve">Kasus ketiga muncul bila Q(s) mengandung faktor kuadratik (s</w:t>
+      </w:r>
+      <w:r>
+        <w:rPr>
+          <w:rFonts w:ascii="Arial" w:hAnsi="Arial" w:cs="Arial"/>
+          <w:b w:val="0"/>
+          <w:i w:val="0"/>
+          <w:sz w:val="22"/>
+          <w:vertAlign w:val="superscript"/>
+        </w:rPr>
+        <w:t xml:space="preserve">2</w:t>
+      </w:r>
+      <w:r>
+        <w:rPr>
+          <w:rFonts w:ascii="Arial" w:hAnsi="Arial" w:cs="Arial"/>
+          <w:b w:val="0"/>
+          <w:i w:val="0"/>
+          <w:sz w:val="22"/>
+        </w:rPr>
+        <w:t xml:space="preserve">+ps+q) dengan diskriminan Δ = p</w:t>
+      </w:r>
+      <w:r>
+        <w:rPr>
+          <w:rFonts w:ascii="Arial" w:hAnsi="Arial" w:cs="Arial"/>
+          <w:b w:val="0"/>
+          <w:i w:val="0"/>
+          <w:sz w:val="22"/>
+          <w:vertAlign w:val="superscript"/>
+        </w:rPr>
+        <w:t xml:space="preserve">2</w:t>
+      </w:r>
+      <w:r>
+        <w:rPr>
+          <w:rFonts w:ascii="Arial" w:hAnsi="Arial" w:cs="Arial"/>
+          <w:b w:val="0"/>
+          <w:i w:val="0"/>
+          <w:sz w:val="22"/>
+        </w:rPr>
+        <w:t xml:space="preserve">-4q lebih kecil dari nol, sehingga akarnya kompleks konjugat dan faktor tersebut tidak dapat direduksi lebih lanjut atas bilangan riil. Template PFD untuk kasus ini selalu memakai numerator linier (As+B), bukan konstanta, karena deg(numerator)=1 diperlukan agar F(s) tetap proper terhadap deg(penyebut)=2. Cover-up rule klasik tidak berlaku langsung di sini; koefisien A dan B dicari lewat menyamakan koefisien polinomial setelah mengalikan kedua ruas dengan Q(s).</w:t>
+      </w:r>
+      <w:r>
+        <w:rPr>
+          <w:rFonts w:ascii="Arial" w:hAnsi="Arial" w:cs="Arial"/>
+          <w:b w:val="0"/>
+          <w:i w:val="0"/>
+          <w:sz w:val="22"/>
+        </w:rPr>
+        <w:t xml:space="preserve"> Persamaan (7) memadatkan aturan tersebut.</w:t>
       </w:r>
     </w:p>
     <w:p>
@@ -4353,7 +7679,133 @@
           <w:color w:val="305496"/>
           <w:sz w:val="22"/>
         </w:rPr>
-        <w:t>P(s)/(s^2+ps+q) = (As+B)/(s^2+ps+q);  lengkapi kuadrat: (s+p/2)^2+(q-p^2/4) = (s+alpha)^2+omega^2</w:t>
+        <w:t xml:space="preserve">P(s)/(s</w:t>
+      </w:r>
+      <w:r>
+        <w:rPr>
+          <w:rFonts w:ascii="Arial" w:hAnsi="Arial" w:cs="Arial"/>
+          <w:b/>
+          <w:i/>
+          <w:color w:val="305496"/>
+          <w:sz w:val="22"/>
+          <w:vertAlign w:val="superscript"/>
+        </w:rPr>
+        <w:t xml:space="preserve">2</w:t>
+      </w:r>
+      <w:r>
+        <w:rPr>
+          <w:rFonts w:ascii="Arial" w:hAnsi="Arial" w:cs="Arial"/>
+          <w:b/>
+          <w:i/>
+          <w:color w:val="305496"/>
+          <w:sz w:val="22"/>
+        </w:rPr>
+        <w:t xml:space="preserve">+ps+q) = (As+B)/(s</w:t>
+      </w:r>
+      <w:r>
+        <w:rPr>
+          <w:rFonts w:ascii="Arial" w:hAnsi="Arial" w:cs="Arial"/>
+          <w:b/>
+          <w:i/>
+          <w:color w:val="305496"/>
+          <w:sz w:val="22"/>
+          <w:vertAlign w:val="superscript"/>
+        </w:rPr>
+        <w:t xml:space="preserve">2</w:t>
+      </w:r>
+      <w:r>
+        <w:rPr>
+          <w:rFonts w:ascii="Arial" w:hAnsi="Arial" w:cs="Arial"/>
+          <w:b/>
+          <w:i/>
+          <w:color w:val="305496"/>
+          <w:sz w:val="22"/>
+        </w:rPr>
+        <w:t xml:space="preserve">+ps+q);  lengkapi kuadrat: (s+p/2)</w:t>
+      </w:r>
+      <w:r>
+        <w:rPr>
+          <w:rFonts w:ascii="Arial" w:hAnsi="Arial" w:cs="Arial"/>
+          <w:b/>
+          <w:i/>
+          <w:color w:val="305496"/>
+          <w:sz w:val="22"/>
+          <w:vertAlign w:val="superscript"/>
+        </w:rPr>
+        <w:t xml:space="preserve">2</w:t>
+      </w:r>
+      <w:r>
+        <w:rPr>
+          <w:rFonts w:ascii="Arial" w:hAnsi="Arial" w:cs="Arial"/>
+          <w:b/>
+          <w:i/>
+          <w:color w:val="305496"/>
+          <w:sz w:val="22"/>
+        </w:rPr>
+        <w:t xml:space="preserve">+(q-p</w:t>
+      </w:r>
+      <w:r>
+        <w:rPr>
+          <w:rFonts w:ascii="Arial" w:hAnsi="Arial" w:cs="Arial"/>
+          <w:b/>
+          <w:i/>
+          <w:color w:val="305496"/>
+          <w:sz w:val="22"/>
+          <w:vertAlign w:val="superscript"/>
+        </w:rPr>
+        <w:t xml:space="preserve">2</w:t>
+      </w:r>
+      <w:r>
+        <w:rPr>
+          <w:rFonts w:ascii="Arial" w:hAnsi="Arial" w:cs="Arial"/>
+          <w:b/>
+          <w:i/>
+          <w:color w:val="305496"/>
+          <w:sz w:val="22"/>
+        </w:rPr>
+        <w:t xml:space="preserve">/4) = (s+α)</w:t>
+      </w:r>
+      <w:r>
+        <w:rPr>
+          <w:rFonts w:ascii="Arial" w:hAnsi="Arial" w:cs="Arial"/>
+          <w:b/>
+          <w:i/>
+          <w:color w:val="305496"/>
+          <w:sz w:val="22"/>
+          <w:vertAlign w:val="superscript"/>
+        </w:rPr>
+        <w:t xml:space="preserve">2</w:t>
+      </w:r>
+      <w:r>
+        <w:rPr>
+          <w:rFonts w:ascii="Arial" w:hAnsi="Arial" w:cs="Arial"/>
+          <w:b/>
+          <w:i/>
+          <w:color w:val="305496"/>
+          <w:sz w:val="22"/>
+        </w:rPr>
+        <w:t xml:space="preserve">+ω</w:t>
+      </w:r>
+      <w:r>
+        <w:rPr>
+          <w:rFonts w:ascii="Arial" w:hAnsi="Arial" w:cs="Arial"/>
+          <w:b/>
+          <w:i/>
+          <w:color w:val="305496"/>
+          <w:sz w:val="22"/>
+          <w:vertAlign w:val="superscript"/>
+        </w:rPr>
+        <w:t xml:space="preserve">2</w:t>
+      </w:r>
+      <w:r>
+        <w:rPr>
+          <w:rFonts w:ascii="Arial" w:hAnsi="Arial" w:cs="Arial"/>
+          <w:b/>
+          <w:i/>
+          <w:color w:val="305496"/>
+          <w:sz w:val="22"/>
+        </w:rPr>
+        <w:t xml:space="preserve">   (7)</w:t>
       </w:r>
     </w:p>
     <w:p>
@@ -4377,7 +7829,197 @@
           <w:i w:val="0"/>
           <w:sz w:val="22"/>
         </w:rPr>
-        <w:t>Inversi kasus 3 membutuhkan satu langkah aljabar tambahan: melengkapi kuadrat pada penyebut menjadi bentuk standar (s+alpha)^2+omega^2 dengan alpha=p/2 dan omega^2=q-p^2/4, lalu menuliskan ulang numerator sebagai A*(s+alpha) ditambah konstanta agar cocok dengan dua baris tabel: (s+alpha)/[(s+alpha)^2+omega^2] berkorespondensi dengan e^(-alpha*t)*cos(omega*t), sedangkan omega/[(s+alpha)^2+omega^2] berkorespondensi dengan e^(-alpha*t)*sin(omega*t). Hasil akhir selalu berupa kombinasi cosinus dan sinus dengan envelope eksponensial, signature khas sistem underdamped.</w:t>
+        <w:t xml:space="preserve">Inversi kasus 3 membutuhkan satu langkah aljabar tambahan: melengkapi kuadrat pada penyebut menjadi bentuk standar (s+α)</w:t>
+      </w:r>
+      <w:r>
+        <w:rPr>
+          <w:rFonts w:ascii="Arial" w:hAnsi="Arial" w:cs="Arial"/>
+          <w:b w:val="0"/>
+          <w:i w:val="0"/>
+          <w:sz w:val="22"/>
+          <w:vertAlign w:val="superscript"/>
+        </w:rPr>
+        <w:t xml:space="preserve">2</w:t>
+      </w:r>
+      <w:r>
+        <w:rPr>
+          <w:rFonts w:ascii="Arial" w:hAnsi="Arial" w:cs="Arial"/>
+          <w:b w:val="0"/>
+          <w:i w:val="0"/>
+          <w:sz w:val="22"/>
+        </w:rPr>
+        <w:t xml:space="preserve">+ω</w:t>
+      </w:r>
+      <w:r>
+        <w:rPr>
+          <w:rFonts w:ascii="Arial" w:hAnsi="Arial" w:cs="Arial"/>
+          <w:b w:val="0"/>
+          <w:i w:val="0"/>
+          <w:sz w:val="22"/>
+          <w:vertAlign w:val="superscript"/>
+        </w:rPr>
+        <w:t xml:space="preserve">2</w:t>
+      </w:r>
+      <w:r>
+        <w:rPr>
+          <w:rFonts w:ascii="Arial" w:hAnsi="Arial" w:cs="Arial"/>
+          <w:b w:val="0"/>
+          <w:i w:val="0"/>
+          <w:sz w:val="22"/>
+        </w:rPr>
+        <w:t xml:space="preserve"> dengan α=p/2 dan ω</w:t>
+      </w:r>
+      <w:r>
+        <w:rPr>
+          <w:rFonts w:ascii="Arial" w:hAnsi="Arial" w:cs="Arial"/>
+          <w:b w:val="0"/>
+          <w:i w:val="0"/>
+          <w:sz w:val="22"/>
+          <w:vertAlign w:val="superscript"/>
+        </w:rPr>
+        <w:t xml:space="preserve">2</w:t>
+      </w:r>
+      <w:r>
+        <w:rPr>
+          <w:rFonts w:ascii="Arial" w:hAnsi="Arial" w:cs="Arial"/>
+          <w:b w:val="0"/>
+          <w:i w:val="0"/>
+          <w:sz w:val="22"/>
+        </w:rPr>
+        <w:t xml:space="preserve">=q-p</w:t>
+      </w:r>
+      <w:r>
+        <w:rPr>
+          <w:rFonts w:ascii="Arial" w:hAnsi="Arial" w:cs="Arial"/>
+          <w:b w:val="0"/>
+          <w:i w:val="0"/>
+          <w:sz w:val="22"/>
+          <w:vertAlign w:val="superscript"/>
+        </w:rPr>
+        <w:t xml:space="preserve">2</w:t>
+      </w:r>
+      <w:r>
+        <w:rPr>
+          <w:rFonts w:ascii="Arial" w:hAnsi="Arial" w:cs="Arial"/>
+          <w:b w:val="0"/>
+          <w:i w:val="0"/>
+          <w:sz w:val="22"/>
+        </w:rPr>
+        <w:t xml:space="preserve">/4, lalu menuliskan ulang numerator sebagai A·(s+α) ditambah konstanta agar cocok dengan dua baris tabel: (s+α)/[(s+α)</w:t>
+      </w:r>
+      <w:r>
+        <w:rPr>
+          <w:rFonts w:ascii="Arial" w:hAnsi="Arial" w:cs="Arial"/>
+          <w:b w:val="0"/>
+          <w:i w:val="0"/>
+          <w:sz w:val="22"/>
+          <w:vertAlign w:val="superscript"/>
+        </w:rPr>
+        <w:t xml:space="preserve">2</w:t>
+      </w:r>
+      <w:r>
+        <w:rPr>
+          <w:rFonts w:ascii="Arial" w:hAnsi="Arial" w:cs="Arial"/>
+          <w:b w:val="0"/>
+          <w:i w:val="0"/>
+          <w:sz w:val="22"/>
+        </w:rPr>
+        <w:t xml:space="preserve">+ω</w:t>
+      </w:r>
+      <w:r>
+        <w:rPr>
+          <w:rFonts w:ascii="Arial" w:hAnsi="Arial" w:cs="Arial"/>
+          <w:b w:val="0"/>
+          <w:i w:val="0"/>
+          <w:sz w:val="22"/>
+          <w:vertAlign w:val="superscript"/>
+        </w:rPr>
+        <w:t xml:space="preserve">2</w:t>
+      </w:r>
+      <w:r>
+        <w:rPr>
+          <w:rFonts w:ascii="Arial" w:hAnsi="Arial" w:cs="Arial"/>
+          <w:b w:val="0"/>
+          <w:i w:val="0"/>
+          <w:sz w:val="22"/>
+        </w:rPr>
+        <w:t xml:space="preserve">] berkorespondensi dengan e</w:t>
+      </w:r>
+      <w:r>
+        <w:rPr>
+          <w:rFonts w:ascii="Arial" w:hAnsi="Arial" w:cs="Arial"/>
+          <w:b w:val="0"/>
+          <w:i w:val="0"/>
+          <w:sz w:val="22"/>
+          <w:vertAlign w:val="superscript"/>
+        </w:rPr>
+        <w:t xml:space="preserve">-α·t</w:t>
+      </w:r>
+      <w:r>
+        <w:rPr>
+          <w:rFonts w:ascii="Arial" w:hAnsi="Arial" w:cs="Arial"/>
+          <w:b w:val="0"/>
+          <w:i w:val="0"/>
+          <w:sz w:val="22"/>
+        </w:rPr>
+        <w:t xml:space="preserve">·cos(ω·t), sedangkan ω/[(s+α)</w:t>
+      </w:r>
+      <w:r>
+        <w:rPr>
+          <w:rFonts w:ascii="Arial" w:hAnsi="Arial" w:cs="Arial"/>
+          <w:b w:val="0"/>
+          <w:i w:val="0"/>
+          <w:sz w:val="22"/>
+          <w:vertAlign w:val="superscript"/>
+        </w:rPr>
+        <w:t xml:space="preserve">2</w:t>
+      </w:r>
+      <w:r>
+        <w:rPr>
+          <w:rFonts w:ascii="Arial" w:hAnsi="Arial" w:cs="Arial"/>
+          <w:b w:val="0"/>
+          <w:i w:val="0"/>
+          <w:sz w:val="22"/>
+        </w:rPr>
+        <w:t xml:space="preserve">+ω</w:t>
+      </w:r>
+      <w:r>
+        <w:rPr>
+          <w:rFonts w:ascii="Arial" w:hAnsi="Arial" w:cs="Arial"/>
+          <w:b w:val="0"/>
+          <w:i w:val="0"/>
+          <w:sz w:val="22"/>
+          <w:vertAlign w:val="superscript"/>
+        </w:rPr>
+        <w:t xml:space="preserve">2</w:t>
+      </w:r>
+      <w:r>
+        <w:rPr>
+          <w:rFonts w:ascii="Arial" w:hAnsi="Arial" w:cs="Arial"/>
+          <w:b w:val="0"/>
+          <w:i w:val="0"/>
+          <w:sz w:val="22"/>
+        </w:rPr>
+        <w:t xml:space="preserve">] berkorespondensi dengan e</w:t>
+      </w:r>
+      <w:r>
+        <w:rPr>
+          <w:rFonts w:ascii="Arial" w:hAnsi="Arial" w:cs="Arial"/>
+          <w:b w:val="0"/>
+          <w:i w:val="0"/>
+          <w:sz w:val="22"/>
+          <w:vertAlign w:val="superscript"/>
+        </w:rPr>
+        <w:t xml:space="preserve">-α·t</w:t>
+      </w:r>
+      <w:r>
+        <w:rPr>
+          <w:rFonts w:ascii="Arial" w:hAnsi="Arial" w:cs="Arial"/>
+          <w:b w:val="0"/>
+          <w:i w:val="0"/>
+          <w:sz w:val="22"/>
+        </w:rPr>
+        <w:t xml:space="preserve">·sin(ω·t). Hasil akhir selalu berupa kombinasi cosinus dan sinus dengan envelope eksponensial, signature khas sistem underdamped.</w:t>
       </w:r>
     </w:p>
     <w:p>
@@ -4401,7 +8043,149 @@
           <w:i w:val="0"/>
           <w:sz w:val="22"/>
         </w:rPr>
-        <w:t>Tentukan PFD dan inversi Laplace dari F(s) = (s+3)/(s^2+2s+5). Lengkapi kuadrat: s^2+2s+5 = (s+1)^2+4, sehingga alpha=1 dan omega=2. Tulis ulang numerator agar memuat (s+1): s+3 = (s+1)+2. Maka F(s) = (s+1)/[(s+1)^2+4] + 2/[(s+1)^2+4] = (s+1)/[(s+1)^2+4] + 1*2/[(s+1)^2+4]. Suku pertama cocok pola cosinus, suku kedua (setelah faktor 2/omega=1) cocok pola sinus.</w:t>
+        <w:t xml:space="preserve">Tentukan PFD dan inversi Laplace dari F(s) = (s+3)/(s</w:t>
+      </w:r>
+      <w:r>
+        <w:rPr>
+          <w:rFonts w:ascii="Arial" w:hAnsi="Arial" w:cs="Arial"/>
+          <w:b w:val="0"/>
+          <w:i w:val="0"/>
+          <w:sz w:val="22"/>
+          <w:vertAlign w:val="superscript"/>
+        </w:rPr>
+        <w:t xml:space="preserve">2</w:t>
+      </w:r>
+      <w:r>
+        <w:rPr>
+          <w:rFonts w:ascii="Arial" w:hAnsi="Arial" w:cs="Arial"/>
+          <w:b w:val="0"/>
+          <w:i w:val="0"/>
+          <w:sz w:val="22"/>
+        </w:rPr>
+        <w:t xml:space="preserve">+2s+5). Lengkapi kuadrat: s</w:t>
+      </w:r>
+      <w:r>
+        <w:rPr>
+          <w:rFonts w:ascii="Arial" w:hAnsi="Arial" w:cs="Arial"/>
+          <w:b w:val="0"/>
+          <w:i w:val="0"/>
+          <w:sz w:val="22"/>
+          <w:vertAlign w:val="superscript"/>
+        </w:rPr>
+        <w:t xml:space="preserve">2</w:t>
+      </w:r>
+      <w:r>
+        <w:rPr>
+          <w:rFonts w:ascii="Arial" w:hAnsi="Arial" w:cs="Arial"/>
+          <w:b w:val="0"/>
+          <w:i w:val="0"/>
+          <w:sz w:val="22"/>
+        </w:rPr>
+        <w:t xml:space="preserve">+2s+5 = (s+1)</w:t>
+      </w:r>
+      <w:r>
+        <w:rPr>
+          <w:rFonts w:ascii="Arial" w:hAnsi="Arial" w:cs="Arial"/>
+          <w:b w:val="0"/>
+          <w:i w:val="0"/>
+          <w:sz w:val="22"/>
+          <w:vertAlign w:val="superscript"/>
+        </w:rPr>
+        <w:t xml:space="preserve">2</w:t>
+      </w:r>
+      <w:r>
+        <w:rPr>
+          <w:rFonts w:ascii="Arial" w:hAnsi="Arial" w:cs="Arial"/>
+          <w:b w:val="0"/>
+          <w:i w:val="0"/>
+          <w:sz w:val="22"/>
+        </w:rPr>
+        <w:t xml:space="preserve">+4, sehingga α=1 dan ω=2. Tulis ulang numerator agar memuat (s+1): s+3 = (s+1)+2. Maka F(s) = (s+1)/[(s+1)</w:t>
+      </w:r>
+      <w:r>
+        <w:rPr>
+          <w:rFonts w:ascii="Arial" w:hAnsi="Arial" w:cs="Arial"/>
+          <w:b w:val="0"/>
+          <w:i w:val="0"/>
+          <w:sz w:val="22"/>
+          <w:vertAlign w:val="superscript"/>
+        </w:rPr>
+        <w:t xml:space="preserve">2</w:t>
+      </w:r>
+      <w:r>
+        <w:rPr>
+          <w:rFonts w:ascii="Arial" w:hAnsi="Arial" w:cs="Arial"/>
+          <w:b w:val="0"/>
+          <w:i w:val="0"/>
+          <w:sz w:val="22"/>
+        </w:rPr>
+        <w:t xml:space="preserve">+4] + 2/[(s+1)</w:t>
+      </w:r>
+      <w:r>
+        <w:rPr>
+          <w:rFonts w:ascii="Arial" w:hAnsi="Arial" w:cs="Arial"/>
+          <w:b w:val="0"/>
+          <w:i w:val="0"/>
+          <w:sz w:val="22"/>
+          <w:vertAlign w:val="superscript"/>
+        </w:rPr>
+        <w:t xml:space="preserve">2</w:t>
+      </w:r>
+      <w:r>
+        <w:rPr>
+          <w:rFonts w:ascii="Arial" w:hAnsi="Arial" w:cs="Arial"/>
+          <w:b w:val="0"/>
+          <w:i w:val="0"/>
+          <w:sz w:val="22"/>
+        </w:rPr>
+        <w:t xml:space="preserve">+4] = (s+1)/[(s+1)</w:t>
+      </w:r>
+      <w:r>
+        <w:rPr>
+          <w:rFonts w:ascii="Arial" w:hAnsi="Arial" w:cs="Arial"/>
+          <w:b w:val="0"/>
+          <w:i w:val="0"/>
+          <w:sz w:val="22"/>
+          <w:vertAlign w:val="superscript"/>
+        </w:rPr>
+        <w:t xml:space="preserve">2</w:t>
+      </w:r>
+      <w:r>
+        <w:rPr>
+          <w:rFonts w:ascii="Arial" w:hAnsi="Arial" w:cs="Arial"/>
+          <w:b w:val="0"/>
+          <w:i w:val="0"/>
+          <w:sz w:val="22"/>
+        </w:rPr>
+        <w:t xml:space="preserve">+4] + 1·2/[(s+1)</w:t>
+      </w:r>
+      <w:r>
+        <w:rPr>
+          <w:rFonts w:ascii="Arial" w:hAnsi="Arial" w:cs="Arial"/>
+          <w:b w:val="0"/>
+          <w:i w:val="0"/>
+          <w:sz w:val="22"/>
+          <w:vertAlign w:val="superscript"/>
+        </w:rPr>
+        <w:t xml:space="preserve">2</w:t>
+      </w:r>
+      <w:r>
+        <w:rPr>
+          <w:rFonts w:ascii="Arial" w:hAnsi="Arial" w:cs="Arial"/>
+          <w:b w:val="0"/>
+          <w:i w:val="0"/>
+          <w:sz w:val="22"/>
+        </w:rPr>
+        <w:t xml:space="preserve">+4]. Suku pertama cocok pola cosinus, suku kedua (setelah faktor 2/ω=1) cocok pola sinus.</w:t>
+      </w:r>
+      <w:r>
+        <w:rPr>
+          <w:rFonts w:ascii="Arial" w:hAnsi="Arial" w:cs="Arial"/>
+          <w:b w:val="0"/>
+          <w:i w:val="0"/>
+          <w:sz w:val="22"/>
+        </w:rPr>
+        <w:t xml:space="preserve"> Rangkuman kuantitatifnya tertulis pada Persamaan (8).</w:t>
       </w:r>
     </w:p>
     <w:p>
@@ -4417,7 +8201,80 @@
           <w:color w:val="305496"/>
           <w:sz w:val="22"/>
         </w:rPr>
-        <w:t>f(t) = e^(-t)*cos(2t) + e^(-t)*sin(2t) = e^(-t)*[cos(2t)+sin(2t)]   (underdamped, osilasi peluruh)</w:t>
+        <w:t xml:space="preserve">f(t) = e</w:t>
+      </w:r>
+      <w:r>
+        <w:rPr>
+          <w:rFonts w:ascii="Arial" w:hAnsi="Arial" w:cs="Arial"/>
+          <w:b/>
+          <w:i/>
+          <w:color w:val="305496"/>
+          <w:sz w:val="22"/>
+          <w:vertAlign w:val="superscript"/>
+        </w:rPr>
+        <w:t xml:space="preserve">-t</w:t>
+      </w:r>
+      <w:r>
+        <w:rPr>
+          <w:rFonts w:ascii="Arial" w:hAnsi="Arial" w:cs="Arial"/>
+          <w:b/>
+          <w:i/>
+          <w:color w:val="305496"/>
+          <w:sz w:val="22"/>
+        </w:rPr>
+        <w:t xml:space="preserve">·cos(2t) + e</w:t>
+      </w:r>
+      <w:r>
+        <w:rPr>
+          <w:rFonts w:ascii="Arial" w:hAnsi="Arial" w:cs="Arial"/>
+          <w:b/>
+          <w:i/>
+          <w:color w:val="305496"/>
+          <w:sz w:val="22"/>
+          <w:vertAlign w:val="superscript"/>
+        </w:rPr>
+        <w:t xml:space="preserve">-t</w:t>
+      </w:r>
+      <w:r>
+        <w:rPr>
+          <w:rFonts w:ascii="Arial" w:hAnsi="Arial" w:cs="Arial"/>
+          <w:b/>
+          <w:i/>
+          <w:color w:val="305496"/>
+          <w:sz w:val="22"/>
+        </w:rPr>
+        <w:t xml:space="preserve">·sin(2t) = e</w:t>
+      </w:r>
+      <w:r>
+        <w:rPr>
+          <w:rFonts w:ascii="Arial" w:hAnsi="Arial" w:cs="Arial"/>
+          <w:b/>
+          <w:i/>
+          <w:color w:val="305496"/>
+          <w:sz w:val="22"/>
+          <w:vertAlign w:val="superscript"/>
+        </w:rPr>
+        <w:t xml:space="preserve">-t</w:t>
+      </w:r>
+      <w:r>
+        <w:rPr>
+          <w:rFonts w:ascii="Arial" w:hAnsi="Arial" w:cs="Arial"/>
+          <w:b/>
+          <w:i/>
+          <w:color w:val="305496"/>
+          <w:sz w:val="22"/>
+        </w:rPr>
+        <w:t xml:space="preserve">·[cos(2t)+sin(2t)]   (underdamped, osilasi peluruh)</w:t>
+      </w:r>
+      <w:r>
+        <w:rPr>
+          <w:rFonts w:ascii="Arial" w:hAnsi="Arial" w:cs="Arial"/>
+          <w:b/>
+          <w:i/>
+          <w:color w:val="305496"/>
+          <w:sz w:val="22"/>
+        </w:rPr>
+        <w:t xml:space="preserve">   (8)</w:t>
       </w:r>
     </w:p>
     <w:p>
@@ -4474,7 +8331,70 @@
           <w:color w:val="444444"/>
           <w:sz w:val="20"/>
         </w:rPr>
-        <w:t>Gambar 4. Pole kompleks konjugat s=-1 plus-minus 2j hasil melengkapi kuadrat (s+1)^2+2^2 (kiri) dan respons underdamped f(t)=e^(-t)[cos(2t)+sin(2t)] dengan envelope peluruh (kanan).</w:t>
+        <w:t xml:space="preserve">Gambar 4. Pole kompleks konjugat s=-1 plus-minus 2j hasil melengkapi kuadrat (s+1)</w:t>
+      </w:r>
+      <w:r>
+        <w:rPr>
+          <w:rFonts w:ascii="Arial" w:hAnsi="Arial" w:cs="Arial"/>
+          <w:b w:val="0"/>
+          <w:i/>
+          <w:color w:val="444444"/>
+          <w:sz w:val="20"/>
+          <w:vertAlign w:val="superscript"/>
+        </w:rPr>
+        <w:t xml:space="preserve">2</w:t>
+      </w:r>
+      <w:r>
+        <w:rPr>
+          <w:rFonts w:ascii="Arial" w:hAnsi="Arial" w:cs="Arial"/>
+          <w:b w:val="0"/>
+          <w:i/>
+          <w:color w:val="444444"/>
+          <w:sz w:val="20"/>
+        </w:rPr>
+        <w:t xml:space="preserve">+2</w:t>
+      </w:r>
+      <w:r>
+        <w:rPr>
+          <w:rFonts w:ascii="Arial" w:hAnsi="Arial" w:cs="Arial"/>
+          <w:b w:val="0"/>
+          <w:i/>
+          <w:color w:val="444444"/>
+          <w:sz w:val="20"/>
+          <w:vertAlign w:val="superscript"/>
+        </w:rPr>
+        <w:t xml:space="preserve">2</w:t>
+      </w:r>
+      <w:r>
+        <w:rPr>
+          <w:rFonts w:ascii="Arial" w:hAnsi="Arial" w:cs="Arial"/>
+          <w:b w:val="0"/>
+          <w:i/>
+          <w:color w:val="444444"/>
+          <w:sz w:val="20"/>
+        </w:rPr>
+        <w:t xml:space="preserve"> (kiri) dan respons underdamped f(t)=e</w:t>
+      </w:r>
+      <w:r>
+        <w:rPr>
+          <w:rFonts w:ascii="Arial" w:hAnsi="Arial" w:cs="Arial"/>
+          <w:b w:val="0"/>
+          <w:i/>
+          <w:color w:val="444444"/>
+          <w:sz w:val="20"/>
+          <w:vertAlign w:val="superscript"/>
+        </w:rPr>
+        <w:t xml:space="preserve">-t</w:t>
+      </w:r>
+      <w:r>
+        <w:rPr>
+          <w:rFonts w:ascii="Arial" w:hAnsi="Arial" w:cs="Arial"/>
+          <w:b w:val="0"/>
+          <w:i/>
+          <w:color w:val="444444"/>
+          <w:sz w:val="20"/>
+        </w:rPr>
+        <w:t xml:space="preserve">[cos(2t)+sin(2t)] dengan envelope peluruh (kanan).</w:t>
       </w:r>
     </w:p>
     <w:p>
@@ -4498,7 +8418,26 @@
           <w:i w:val="0"/>
           <w:sz w:val="22"/>
         </w:rPr>
-        <w:t>Gambar 4 menunjukkan bahwa faktor kuadratik tak tereduksi selalu berkorespondensi dengan sepasang pole kompleks konjugat di bagian kiri s-plane (bila stabil), yang di domain waktu termanifestasi sebagai osilasi dengan frekuensi omega yang meluruh mengikuti envelope eksponensial e^(-alpha*t). Semakin besar alpha (bagian real pole, dengan tanda negatif), semakin cepat osilasi meluruh; semakin besar omega (bagian imajiner), semakin rapat osilasinya.</w:t>
+        <w:t xml:space="preserve">Gambar 4 menunjukkan bahwa faktor kuadratik tak tereduksi selalu berkorespondensi dengan sepasang pole kompleks konjugat di bagian kiri s-plane (bila stabil), yang di domain waktu termanifestasi sebagai osilasi dengan frekuensi ω yang meluruh mengikuti envelope eksponensial e</w:t>
+      </w:r>
+      <w:r>
+        <w:rPr>
+          <w:rFonts w:ascii="Arial" w:hAnsi="Arial" w:cs="Arial"/>
+          <w:b w:val="0"/>
+          <w:i w:val="0"/>
+          <w:sz w:val="22"/>
+          <w:vertAlign w:val="superscript"/>
+        </w:rPr>
+        <w:t xml:space="preserve">-α·t</w:t>
+      </w:r>
+      <w:r>
+        <w:rPr>
+          <w:rFonts w:ascii="Arial" w:hAnsi="Arial" w:cs="Arial"/>
+          <w:b w:val="0"/>
+          <w:i w:val="0"/>
+          <w:sz w:val="22"/>
+        </w:rPr>
+        <w:t xml:space="preserve">. Semakin besar α (bagian real pole, dengan tanda negatif), semakin cepat osilasi meluruh; semakin besar ω (bagian imajiner), semakin rapat osilasinya.</w:t>
       </w:r>
     </w:p>
     <w:p>
@@ -4538,7 +8477,28 @@
           <w:color w:val="305496"/>
           <w:sz w:val="22"/>
         </w:rPr>
-        <w:t>F(s) -&gt; cek deg -&gt; faktorkan Q(s) -&gt; template PFD -&gt; hitung Ai/Bj/Ck -&gt; tabel L^-1 -&gt; f(t)</w:t>
+        <w:t xml:space="preserve">F(s) → cek deg → faktorkan Q(s) → template PFD → hitung Ai/Bj/Ck → tabel L</w:t>
+      </w:r>
+      <w:r>
+        <w:rPr>
+          <w:rFonts w:ascii="Arial" w:hAnsi="Arial" w:cs="Arial"/>
+          <w:b/>
+          <w:i/>
+          <w:color w:val="305496"/>
+          <w:sz w:val="22"/>
+          <w:vertAlign w:val="superscript"/>
+        </w:rPr>
+        <w:t xml:space="preserve">-1</w:t>
+      </w:r>
+      <w:r>
+        <w:rPr>
+          <w:rFonts w:ascii="Arial" w:hAnsi="Arial" w:cs="Arial"/>
+          <w:b/>
+          <w:i/>
+          <w:color w:val="305496"/>
+          <w:sz w:val="22"/>
+        </w:rPr>
+        <w:t xml:space="preserve"> → f(t)</w:t>
       </w:r>
     </w:p>
     <w:p>
@@ -4643,7 +8603,73 @@
           <w:i w:val="0"/>
           <w:sz w:val="22"/>
         </w:rPr>
-        <w:t>Selesaikan y prime prime prime + 6y" + 11y prime + 6y = 0 dengan y(0)=1, y prime(0)=0, y" prime(0)=0 memakai workflow lengkap. Karakteristik: s^3+6s^2+11s+6 = (s+1)(s+2)(s+3), tiga akar real berbeda. Transformasi memberi Y(s) = (s^2+6s+11)/[(s+1)(s+2)(s+3)]. Cover-up A (s=-1): A=(1-6+11)/[(-1+2)(-1+3)]=6/2=3. Cover-up B (s=-2): B=(4-12+11)/[(-2+1)(-2+3)]=3/(-1)=-3. Cover-up C (s=-3): C=(9-18+11)/[(-3+1)(-3+2)]=2/2=1.</w:t>
+        <w:t xml:space="preserve">Selesaikan y prime prime prime + 6y" + 11y prime + 6y = 0 dengan y(0)=1, y prime(0)=0, y" prime(0)=0 memakai workflow lengkap. Karakteristik: s</w:t>
+      </w:r>
+      <w:r>
+        <w:rPr>
+          <w:rFonts w:ascii="Arial" w:hAnsi="Arial" w:cs="Arial"/>
+          <w:b w:val="0"/>
+          <w:i w:val="0"/>
+          <w:sz w:val="22"/>
+          <w:vertAlign w:val="superscript"/>
+        </w:rPr>
+        <w:t xml:space="preserve">3</w:t>
+      </w:r>
+      <w:r>
+        <w:rPr>
+          <w:rFonts w:ascii="Arial" w:hAnsi="Arial" w:cs="Arial"/>
+          <w:b w:val="0"/>
+          <w:i w:val="0"/>
+          <w:sz w:val="22"/>
+        </w:rPr>
+        <w:t xml:space="preserve">+6s</w:t>
+      </w:r>
+      <w:r>
+        <w:rPr>
+          <w:rFonts w:ascii="Arial" w:hAnsi="Arial" w:cs="Arial"/>
+          <w:b w:val="0"/>
+          <w:i w:val="0"/>
+          <w:sz w:val="22"/>
+          <w:vertAlign w:val="superscript"/>
+        </w:rPr>
+        <w:t xml:space="preserve">2</w:t>
+      </w:r>
+      <w:r>
+        <w:rPr>
+          <w:rFonts w:ascii="Arial" w:hAnsi="Arial" w:cs="Arial"/>
+          <w:b w:val="0"/>
+          <w:i w:val="0"/>
+          <w:sz w:val="22"/>
+        </w:rPr>
+        <w:t xml:space="preserve">+11s+6 = (s+1)(s+2)(s+3), tiga akar real berbeda. Transformasi memberi Y(s) = (s</w:t>
+      </w:r>
+      <w:r>
+        <w:rPr>
+          <w:rFonts w:ascii="Arial" w:hAnsi="Arial" w:cs="Arial"/>
+          <w:b w:val="0"/>
+          <w:i w:val="0"/>
+          <w:sz w:val="22"/>
+          <w:vertAlign w:val="superscript"/>
+        </w:rPr>
+        <w:t xml:space="preserve">2</w:t>
+      </w:r>
+      <w:r>
+        <w:rPr>
+          <w:rFonts w:ascii="Arial" w:hAnsi="Arial" w:cs="Arial"/>
+          <w:b w:val="0"/>
+          <w:i w:val="0"/>
+          <w:sz w:val="22"/>
+        </w:rPr>
+        <w:t xml:space="preserve">+6s+11)/[(s+1)(s+2)(s+3)]. Cover-up A (s=-1): A=(1-6+11)/[(-1+2)(-1+3)]=6/2=3. Cover-up B (s=-2): B=(4-12+11)/[(-2+1)(-2+3)]=3/(-1)=-3. Cover-up C (s=-3): C=(9-18+11)/[(-3+1)(-3+2)]=2/2=1.</w:t>
+      </w:r>
+      <w:r>
+        <w:rPr>
+          <w:rFonts w:ascii="Arial" w:hAnsi="Arial" w:cs="Arial"/>
+          <w:b w:val="0"/>
+          <w:i w:val="0"/>
+          <w:sz w:val="22"/>
+        </w:rPr>
+        <w:t xml:space="preserve"> Hubungan ini dirangkum dalam Persamaan (9).</w:t>
       </w:r>
     </w:p>
     <w:p>
@@ -4659,7 +8685,70 @@
           <w:color w:val="305496"/>
           <w:sz w:val="22"/>
         </w:rPr>
-        <w:t>PFD: Y(s) = 3/(s+1) - 3/(s+2) + 1/(s+3)   =&gt;   y(t) = 3*e^(-t) - 3*e^(-2t) + e^(-3t)</w:t>
+        <w:t xml:space="preserve">PFD: Y(s) = 3/(s+1) - 3/(s+2) + 1/(s+3)   ⇒   y(t) = 3·e</w:t>
+      </w:r>
+      <w:r>
+        <w:rPr>
+          <w:rFonts w:ascii="Arial" w:hAnsi="Arial" w:cs="Arial"/>
+          <w:b/>
+          <w:i/>
+          <w:color w:val="305496"/>
+          <w:sz w:val="22"/>
+          <w:vertAlign w:val="superscript"/>
+        </w:rPr>
+        <w:t xml:space="preserve">-t</w:t>
+      </w:r>
+      <w:r>
+        <w:rPr>
+          <w:rFonts w:ascii="Arial" w:hAnsi="Arial" w:cs="Arial"/>
+          <w:b/>
+          <w:i/>
+          <w:color w:val="305496"/>
+          <w:sz w:val="22"/>
+        </w:rPr>
+        <w:t xml:space="preserve"> - 3·e</w:t>
+      </w:r>
+      <w:r>
+        <w:rPr>
+          <w:rFonts w:ascii="Arial" w:hAnsi="Arial" w:cs="Arial"/>
+          <w:b/>
+          <w:i/>
+          <w:color w:val="305496"/>
+          <w:sz w:val="22"/>
+          <w:vertAlign w:val="superscript"/>
+        </w:rPr>
+        <w:t xml:space="preserve">-2t</w:t>
+      </w:r>
+      <w:r>
+        <w:rPr>
+          <w:rFonts w:ascii="Arial" w:hAnsi="Arial" w:cs="Arial"/>
+          <w:b/>
+          <w:i/>
+          <w:color w:val="305496"/>
+          <w:sz w:val="22"/>
+        </w:rPr>
+        <w:t xml:space="preserve"> + e</w:t>
+      </w:r>
+      <w:r>
+        <w:rPr>
+          <w:rFonts w:ascii="Arial" w:hAnsi="Arial" w:cs="Arial"/>
+          <w:b/>
+          <w:i/>
+          <w:color w:val="305496"/>
+          <w:sz w:val="22"/>
+          <w:vertAlign w:val="superscript"/>
+        </w:rPr>
+        <w:t xml:space="preserve">-3t</w:t>
+      </w:r>
+      <w:r>
+        <w:rPr>
+          <w:rFonts w:ascii="Arial" w:hAnsi="Arial" w:cs="Arial"/>
+          <w:b/>
+          <w:i/>
+          <w:color w:val="305496"/>
+          <w:sz w:val="22"/>
+        </w:rPr>
+        <w:t xml:space="preserve">   (9)</w:t>
       </w:r>
     </w:p>
     <w:p>
@@ -4683,7 +8772,121 @@
           <w:i w:val="0"/>
           <w:sz w:val="22"/>
         </w:rPr>
-        <w:t>Verifikasi ketiga syarat awal orde 3 memastikan hasil PFD di atas benar sebelum dipakai sebagai jawaban akhir. Turunan pertama y prime(t) = -3*e^(-t) + 6*e^(-2t) - 3*e^(-3t) dan turunan kedua y" (t) = 3*e^(-t) - 12*e^(-2t) + 9*e^(-3t) diperoleh langsung dari mendiferensialkan y(t) suku demi suku, sebab tiap mode eksponensial mudah diturunkan. Substitusi t=0 pada ketiganya memberi y(0) = 3-3+1 = 1 (cocok dengan syarat y(0)=1), y prime(0) = -3+6-3 = 0 (cocok dengan y prime(0)=0), dan y" (0) = 3-12+9 = 0 (cocok dengan y" prime(0)=0). Ketiga kecocokan ini membuktikan bahwa cover-up rule pada faktor linear berbeda tetap valid meski diterapkan pada PD orde tinggi dengan tiga syarat awal sekaligus, bukan hanya pada PD orde dua yang lebih sederhana seperti pada contoh-contoh sebelumnya.</w:t>
+        <w:t xml:space="preserve">Verifikasi ketiga syarat awal orde 3 memastikan hasil PFD di atas benar sebelum dipakai sebagai jawaban akhir. Turunan pertama y prime(t) = -3·e</w:t>
+      </w:r>
+      <w:r>
+        <w:rPr>
+          <w:rFonts w:ascii="Arial" w:hAnsi="Arial" w:cs="Arial"/>
+          <w:b w:val="0"/>
+          <w:i w:val="0"/>
+          <w:sz w:val="22"/>
+          <w:vertAlign w:val="superscript"/>
+        </w:rPr>
+        <w:t xml:space="preserve">-t</w:t>
+      </w:r>
+      <w:r>
+        <w:rPr>
+          <w:rFonts w:ascii="Arial" w:hAnsi="Arial" w:cs="Arial"/>
+          <w:b w:val="0"/>
+          <w:i w:val="0"/>
+          <w:sz w:val="22"/>
+        </w:rPr>
+        <w:t xml:space="preserve"> + 6·e</w:t>
+      </w:r>
+      <w:r>
+        <w:rPr>
+          <w:rFonts w:ascii="Arial" w:hAnsi="Arial" w:cs="Arial"/>
+          <w:b w:val="0"/>
+          <w:i w:val="0"/>
+          <w:sz w:val="22"/>
+          <w:vertAlign w:val="superscript"/>
+        </w:rPr>
+        <w:t xml:space="preserve">-2t</w:t>
+      </w:r>
+      <w:r>
+        <w:rPr>
+          <w:rFonts w:ascii="Arial" w:hAnsi="Arial" w:cs="Arial"/>
+          <w:b w:val="0"/>
+          <w:i w:val="0"/>
+          <w:sz w:val="22"/>
+        </w:rPr>
+        <w:t xml:space="preserve"> - 3·e</w:t>
+      </w:r>
+      <w:r>
+        <w:rPr>
+          <w:rFonts w:ascii="Arial" w:hAnsi="Arial" w:cs="Arial"/>
+          <w:b w:val="0"/>
+          <w:i w:val="0"/>
+          <w:sz w:val="22"/>
+          <w:vertAlign w:val="superscript"/>
+        </w:rPr>
+        <w:t xml:space="preserve">-3t</w:t>
+      </w:r>
+      <w:r>
+        <w:rPr>
+          <w:rFonts w:ascii="Arial" w:hAnsi="Arial" w:cs="Arial"/>
+          <w:b w:val="0"/>
+          <w:i w:val="0"/>
+          <w:sz w:val="22"/>
+        </w:rPr>
+        <w:t xml:space="preserve"> dan turunan kedua y" (t) = 3·e</w:t>
+      </w:r>
+      <w:r>
+        <w:rPr>
+          <w:rFonts w:ascii="Arial" w:hAnsi="Arial" w:cs="Arial"/>
+          <w:b w:val="0"/>
+          <w:i w:val="0"/>
+          <w:sz w:val="22"/>
+          <w:vertAlign w:val="superscript"/>
+        </w:rPr>
+        <w:t xml:space="preserve">-t</w:t>
+      </w:r>
+      <w:r>
+        <w:rPr>
+          <w:rFonts w:ascii="Arial" w:hAnsi="Arial" w:cs="Arial"/>
+          <w:b w:val="0"/>
+          <w:i w:val="0"/>
+          <w:sz w:val="22"/>
+        </w:rPr>
+        <w:t xml:space="preserve"> - 12·e</w:t>
+      </w:r>
+      <w:r>
+        <w:rPr>
+          <w:rFonts w:ascii="Arial" w:hAnsi="Arial" w:cs="Arial"/>
+          <w:b w:val="0"/>
+          <w:i w:val="0"/>
+          <w:sz w:val="22"/>
+          <w:vertAlign w:val="superscript"/>
+        </w:rPr>
+        <w:t xml:space="preserve">-2t</w:t>
+      </w:r>
+      <w:r>
+        <w:rPr>
+          <w:rFonts w:ascii="Arial" w:hAnsi="Arial" w:cs="Arial"/>
+          <w:b w:val="0"/>
+          <w:i w:val="0"/>
+          <w:sz w:val="22"/>
+        </w:rPr>
+        <w:t xml:space="preserve"> + 9·e</w:t>
+      </w:r>
+      <w:r>
+        <w:rPr>
+          <w:rFonts w:ascii="Arial" w:hAnsi="Arial" w:cs="Arial"/>
+          <w:b w:val="0"/>
+          <w:i w:val="0"/>
+          <w:sz w:val="22"/>
+          <w:vertAlign w:val="superscript"/>
+        </w:rPr>
+        <w:t xml:space="preserve">-3t</w:t>
+      </w:r>
+      <w:r>
+        <w:rPr>
+          <w:rFonts w:ascii="Arial" w:hAnsi="Arial" w:cs="Arial"/>
+          <w:b w:val="0"/>
+          <w:i w:val="0"/>
+          <w:sz w:val="22"/>
+        </w:rPr>
+        <w:t xml:space="preserve"> diperoleh langsung dari mendiferensialkan y(t) suku demi suku, sebab tiap mode eksponensial mudah diturunkan. Substitusi t=0 pada ketiganya memberi y(0) = 3-3+1 = 1 (cocok dengan syarat y(0)=1), y prime(0) = -3+6-3 = 0 (cocok dengan y prime(0)=0), dan y" (0) = 3-12+9 = 0 (cocok dengan y" prime(0)=0). Ketiga kecocokan ini membuktikan bahwa cover-up rule pada faktor linear berbeda tetap valid meski diterapkan pada PD orde tinggi dengan tiga syarat awal sekaligus, bukan hanya pada PD orde dua yang lebih sederhana seperti pada contoh-contoh sebelumnya.</w:t>
       </w:r>
     </w:p>
     <w:p>
@@ -4740,7 +8943,70 @@
           <w:color w:val="444444"/>
           <w:sz w:val="20"/>
         </w:rPr>
-        <w:t>Gambar 6. Mode decomposition solusi y(t)=3e^(-t)-3e^(-2t)+e^(-3t): tiga mode eksponensial (garis putus-putus) bersuperposisi membentuk kurva total (garis penuh).</w:t>
+        <w:t xml:space="preserve">Gambar 6. Mode decomposition solusi y(t)=3e</w:t>
+      </w:r>
+      <w:r>
+        <w:rPr>
+          <w:rFonts w:ascii="Arial" w:hAnsi="Arial" w:cs="Arial"/>
+          <w:b w:val="0"/>
+          <w:i/>
+          <w:color w:val="444444"/>
+          <w:sz w:val="20"/>
+          <w:vertAlign w:val="superscript"/>
+        </w:rPr>
+        <w:t xml:space="preserve">-t</w:t>
+      </w:r>
+      <w:r>
+        <w:rPr>
+          <w:rFonts w:ascii="Arial" w:hAnsi="Arial" w:cs="Arial"/>
+          <w:b w:val="0"/>
+          <w:i/>
+          <w:color w:val="444444"/>
+          <w:sz w:val="20"/>
+        </w:rPr>
+        <w:t xml:space="preserve">-3e</w:t>
+      </w:r>
+      <w:r>
+        <w:rPr>
+          <w:rFonts w:ascii="Arial" w:hAnsi="Arial" w:cs="Arial"/>
+          <w:b w:val="0"/>
+          <w:i/>
+          <w:color w:val="444444"/>
+          <w:sz w:val="20"/>
+          <w:vertAlign w:val="superscript"/>
+        </w:rPr>
+        <w:t xml:space="preserve">-2t</w:t>
+      </w:r>
+      <w:r>
+        <w:rPr>
+          <w:rFonts w:ascii="Arial" w:hAnsi="Arial" w:cs="Arial"/>
+          <w:b w:val="0"/>
+          <w:i/>
+          <w:color w:val="444444"/>
+          <w:sz w:val="20"/>
+        </w:rPr>
+        <w:t xml:space="preserve">+e</w:t>
+      </w:r>
+      <w:r>
+        <w:rPr>
+          <w:rFonts w:ascii="Arial" w:hAnsi="Arial" w:cs="Arial"/>
+          <w:b w:val="0"/>
+          <w:i/>
+          <w:color w:val="444444"/>
+          <w:sz w:val="20"/>
+          <w:vertAlign w:val="superscript"/>
+        </w:rPr>
+        <w:t xml:space="preserve">-3t</w:t>
+      </w:r>
+      <w:r>
+        <w:rPr>
+          <w:rFonts w:ascii="Arial" w:hAnsi="Arial" w:cs="Arial"/>
+          <w:b w:val="0"/>
+          <w:i/>
+          <w:color w:val="444444"/>
+          <w:sz w:val="20"/>
+        </w:rPr>
+        <w:t xml:space="preserve">: tiga mode eksponensial (garis putus-putus) bersuperposisi membentuk kurva total (garis penuh).</w:t>
       </w:r>
     </w:p>
     <w:p>
@@ -4788,7 +9054,45 @@
           <w:i w:val="0"/>
           <w:sz w:val="22"/>
         </w:rPr>
-        <w:t>Perhatikan bahwa ketiga pole pada contoh ini (s=-1, s=-2, s=-3) seluruhnya bernilai real negatif, sehingga ketiga mode meluruh menuju nol untuk t membesar tanpa osilasi sama sekali; sistem semacam ini disebut overdamped secara struktural, konsisten dengan tidak adanya faktor kuadratik tak tereduksi pada Q(s) contoh ini. Mode dengan pole paling negatif (s=-3, mode e^(-3t)) meluruh paling cepat dan kontribusinya terhadap y(t) menjadi dominan hanya pada t sangat kecil, sedangkan mode dengan pole paling dekat ke nol (s=-1, mode 3e^(-t)) meluruh paling lambat dan pada akhirnya mendominasi bentuk kurva total untuk t yang lebih besar. Prinsip dominasi pole-terdekat-ke-sumbu-imajiner ini identik dengan konsep dominant pole di teori kontrol, yang dipakai insinyur untuk memperkirakan perilaku transien sistem orde tinggi hanya dari satu atau dua pole paling lambat tanpa perlu menghitung seluruh mode secara eksplisit.</w:t>
+        <w:t xml:space="preserve">Perhatikan bahwa ketiga pole pada contoh ini (s=-1, s=-2, s=-3) seluruhnya bernilai real negatif, sehingga ketiga mode meluruh menuju nol untuk t membesar tanpa osilasi sama sekali; sistem semacam ini disebut overdamped secara struktural, konsisten dengan tidak adanya faktor kuadratik tak tereduksi pada Q(s) contoh ini. Mode dengan pole paling negatif (s=-3, mode e</w:t>
+      </w:r>
+      <w:r>
+        <w:rPr>
+          <w:rFonts w:ascii="Arial" w:hAnsi="Arial" w:cs="Arial"/>
+          <w:b w:val="0"/>
+          <w:i w:val="0"/>
+          <w:sz w:val="22"/>
+          <w:vertAlign w:val="superscript"/>
+        </w:rPr>
+        <w:t xml:space="preserve">-3t</w:t>
+      </w:r>
+      <w:r>
+        <w:rPr>
+          <w:rFonts w:ascii="Arial" w:hAnsi="Arial" w:cs="Arial"/>
+          <w:b w:val="0"/>
+          <w:i w:val="0"/>
+          <w:sz w:val="22"/>
+        </w:rPr>
+        <w:t xml:space="preserve">) meluruh paling cepat dan kontribusinya terhadap y(t) menjadi dominan hanya pada t sangat kecil, sedangkan mode dengan pole paling dekat ke nol (s=-1, mode 3e</w:t>
+      </w:r>
+      <w:r>
+        <w:rPr>
+          <w:rFonts w:ascii="Arial" w:hAnsi="Arial" w:cs="Arial"/>
+          <w:b w:val="0"/>
+          <w:i w:val="0"/>
+          <w:sz w:val="22"/>
+          <w:vertAlign w:val="superscript"/>
+        </w:rPr>
+        <w:t xml:space="preserve">-t</w:t>
+      </w:r>
+      <w:r>
+        <w:rPr>
+          <w:rFonts w:ascii="Arial" w:hAnsi="Arial" w:cs="Arial"/>
+          <w:b w:val="0"/>
+          <w:i w:val="0"/>
+          <w:sz w:val="22"/>
+        </w:rPr>
+        <w:t xml:space="preserve">) meluruh paling lambat dan pada akhirnya mendominasi bentuk kurva total untuk t yang lebih besar. Prinsip dominasi pole-terdekat-ke-sumbu-imajiner ini identik dengan konsep dominant pole di teori kontrol, yang dipakai insinyur untuk memperkirakan perilaku transien sistem orde tinggi hanya dari satu atau dua pole paling lambat tanpa perlu menghitung seluruh mode secara eksplisit.</w:t>
       </w:r>
     </w:p>
     <w:p>
@@ -4887,7 +9191,26 @@
                 <w:i w:val="0"/>
                 <w:sz w:val="19"/>
               </w:rPr>
-              <w:t>f(t) = L^-1{F(s)}</w:t>
+              <w:t xml:space="preserve">f(t) = L</w:t>
+            </w:r>
+            <w:r>
+              <w:rPr>
+                <w:rFonts w:ascii="Arial" w:hAnsi="Arial" w:cs="Arial"/>
+                <w:b/>
+                <w:i w:val="0"/>
+                <w:sz w:val="19"/>
+                <w:vertAlign w:val="superscript"/>
+              </w:rPr>
+              <w:t xml:space="preserve">-1</w:t>
+            </w:r>
+            <w:r>
+              <w:rPr>
+                <w:rFonts w:ascii="Arial" w:hAnsi="Arial" w:cs="Arial"/>
+                <w:b/>
+                <w:i w:val="0"/>
+                <w:sz w:val="19"/>
+              </w:rPr>
+              <w:t xml:space="preserve">{F(s)}</w:t>
             </w:r>
           </w:p>
         </w:tc>
@@ -4971,7 +9294,17 @@
                 <w:i w:val="0"/>
                 <w:sz w:val="19"/>
               </w:rPr>
-              <w:t>e^(at)</w:t>
+              <w:t xml:space="preserve">e</w:t>
+            </w:r>
+            <w:r>
+              <w:rPr>
+                <w:rFonts w:ascii="Arial" w:hAnsi="Arial" w:cs="Arial"/>
+                <w:b w:val="0"/>
+                <w:i w:val="0"/>
+                <w:sz w:val="19"/>
+                <w:vertAlign w:val="superscript"/>
+              </w:rPr>
+              <w:t xml:space="preserve">at</w:t>
             </w:r>
           </w:p>
         </w:tc>
@@ -5028,7 +9361,17 @@
                 <w:i w:val="0"/>
                 <w:sz w:val="19"/>
               </w:rPr>
-              <w:t>1/(s-a)^n</w:t>
+              <w:t xml:space="preserve">1/(s-a)</w:t>
+            </w:r>
+            <w:r>
+              <w:rPr>
+                <w:rFonts w:ascii="Arial" w:hAnsi="Arial" w:cs="Arial"/>
+                <w:b w:val="0"/>
+                <w:i w:val="0"/>
+                <w:sz w:val="19"/>
+                <w:vertAlign w:val="superscript"/>
+              </w:rPr>
+              <w:t xml:space="preserve">n</w:t>
             </w:r>
           </w:p>
         </w:tc>
@@ -5054,7 +9397,45 @@
                 <w:i w:val="0"/>
                 <w:sz w:val="19"/>
               </w:rPr>
-              <w:t>t^(n-1)*e^(at)/(n-1)!</w:t>
+              <w:t xml:space="preserve">t</w:t>
+            </w:r>
+            <w:r>
+              <w:rPr>
+                <w:rFonts w:ascii="Arial" w:hAnsi="Arial" w:cs="Arial"/>
+                <w:b w:val="0"/>
+                <w:i w:val="0"/>
+                <w:sz w:val="19"/>
+                <w:vertAlign w:val="superscript"/>
+              </w:rPr>
+              <w:t xml:space="preserve">n-1</w:t>
+            </w:r>
+            <w:r>
+              <w:rPr>
+                <w:rFonts w:ascii="Arial" w:hAnsi="Arial" w:cs="Arial"/>
+                <w:b w:val="0"/>
+                <w:i w:val="0"/>
+                <w:sz w:val="19"/>
+              </w:rPr>
+              <w:t xml:space="preserve">·e</w:t>
+            </w:r>
+            <w:r>
+              <w:rPr>
+                <w:rFonts w:ascii="Arial" w:hAnsi="Arial" w:cs="Arial"/>
+                <w:b w:val="0"/>
+                <w:i w:val="0"/>
+                <w:sz w:val="19"/>
+                <w:vertAlign w:val="superscript"/>
+              </w:rPr>
+              <w:t xml:space="preserve">at</w:t>
+            </w:r>
+            <w:r>
+              <w:rPr>
+                <w:rFonts w:ascii="Arial" w:hAnsi="Arial" w:cs="Arial"/>
+                <w:b w:val="0"/>
+                <w:i w:val="0"/>
+                <w:sz w:val="19"/>
+              </w:rPr>
+              <w:t xml:space="preserve">/(n-1)!</w:t>
             </w:r>
           </w:p>
         </w:tc>
@@ -5111,7 +9492,45 @@
                 <w:i w:val="0"/>
                 <w:sz w:val="19"/>
               </w:rPr>
-              <w:t>omega/(s^2+omega^2)</w:t>
+              <w:t xml:space="preserve">ω/(s</w:t>
+            </w:r>
+            <w:r>
+              <w:rPr>
+                <w:rFonts w:ascii="Arial" w:hAnsi="Arial" w:cs="Arial"/>
+                <w:b w:val="0"/>
+                <w:i w:val="0"/>
+                <w:sz w:val="19"/>
+                <w:vertAlign w:val="superscript"/>
+              </w:rPr>
+              <w:t xml:space="preserve">2</w:t>
+            </w:r>
+            <w:r>
+              <w:rPr>
+                <w:rFonts w:ascii="Arial" w:hAnsi="Arial" w:cs="Arial"/>
+                <w:b w:val="0"/>
+                <w:i w:val="0"/>
+                <w:sz w:val="19"/>
+              </w:rPr>
+              <w:t xml:space="preserve">+ω</w:t>
+            </w:r>
+            <w:r>
+              <w:rPr>
+                <w:rFonts w:ascii="Arial" w:hAnsi="Arial" w:cs="Arial"/>
+                <w:b w:val="0"/>
+                <w:i w:val="0"/>
+                <w:sz w:val="19"/>
+                <w:vertAlign w:val="superscript"/>
+              </w:rPr>
+              <w:t xml:space="preserve">2</w:t>
+            </w:r>
+            <w:r>
+              <w:rPr>
+                <w:rFonts w:ascii="Arial" w:hAnsi="Arial" w:cs="Arial"/>
+                <w:b w:val="0"/>
+                <w:i w:val="0"/>
+                <w:sz w:val="19"/>
+              </w:rPr>
+              <w:t xml:space="preserve">)</w:t>
             </w:r>
           </w:p>
         </w:tc>
@@ -5137,7 +9556,7 @@
                 <w:i w:val="0"/>
                 <w:sz w:val="19"/>
               </w:rPr>
-              <w:t>sin(omega*t)</w:t>
+              <w:t xml:space="preserve">sin(ω·t)</w:t>
             </w:r>
           </w:p>
         </w:tc>
@@ -5163,7 +9582,7 @@
                 <w:i w:val="0"/>
                 <w:sz w:val="19"/>
               </w:rPr>
-              <w:t>Kasus 3 (alpha=0): osilasi murni</w:t>
+              <w:t xml:space="preserve">Kasus 3 (α=0): osilasi murni</w:t>
             </w:r>
           </w:p>
         </w:tc>
@@ -5194,7 +9613,45 @@
                 <w:i w:val="0"/>
                 <w:sz w:val="19"/>
               </w:rPr>
-              <w:t>s/(s^2+omega^2)</w:t>
+              <w:t xml:space="preserve">s/(s</w:t>
+            </w:r>
+            <w:r>
+              <w:rPr>
+                <w:rFonts w:ascii="Arial" w:hAnsi="Arial" w:cs="Arial"/>
+                <w:b w:val="0"/>
+                <w:i w:val="0"/>
+                <w:sz w:val="19"/>
+                <w:vertAlign w:val="superscript"/>
+              </w:rPr>
+              <w:t xml:space="preserve">2</w:t>
+            </w:r>
+            <w:r>
+              <w:rPr>
+                <w:rFonts w:ascii="Arial" w:hAnsi="Arial" w:cs="Arial"/>
+                <w:b w:val="0"/>
+                <w:i w:val="0"/>
+                <w:sz w:val="19"/>
+              </w:rPr>
+              <w:t xml:space="preserve">+ω</w:t>
+            </w:r>
+            <w:r>
+              <w:rPr>
+                <w:rFonts w:ascii="Arial" w:hAnsi="Arial" w:cs="Arial"/>
+                <w:b w:val="0"/>
+                <w:i w:val="0"/>
+                <w:sz w:val="19"/>
+                <w:vertAlign w:val="superscript"/>
+              </w:rPr>
+              <w:t xml:space="preserve">2</w:t>
+            </w:r>
+            <w:r>
+              <w:rPr>
+                <w:rFonts w:ascii="Arial" w:hAnsi="Arial" w:cs="Arial"/>
+                <w:b w:val="0"/>
+                <w:i w:val="0"/>
+                <w:sz w:val="19"/>
+              </w:rPr>
+              <w:t xml:space="preserve">)</w:t>
             </w:r>
           </w:p>
         </w:tc>
@@ -5220,7 +9677,7 @@
                 <w:i w:val="0"/>
                 <w:sz w:val="19"/>
               </w:rPr>
-              <w:t>cos(omega*t)</w:t>
+              <w:t xml:space="preserve">cos(ω·t)</w:t>
             </w:r>
           </w:p>
         </w:tc>
@@ -5246,7 +9703,7 @@
                 <w:i w:val="0"/>
                 <w:sz w:val="19"/>
               </w:rPr>
-              <w:t>Kasus 3 (alpha=0): osilasi murni</w:t>
+              <w:t xml:space="preserve">Kasus 3 (α=0): osilasi murni</w:t>
             </w:r>
           </w:p>
         </w:tc>
@@ -5277,7 +9734,45 @@
                 <w:i w:val="0"/>
                 <w:sz w:val="19"/>
               </w:rPr>
-              <w:t>omega/[(s+alpha)^2+omega^2]</w:t>
+              <w:t xml:space="preserve">ω/[(s+α)</w:t>
+            </w:r>
+            <w:r>
+              <w:rPr>
+                <w:rFonts w:ascii="Arial" w:hAnsi="Arial" w:cs="Arial"/>
+                <w:b w:val="0"/>
+                <w:i w:val="0"/>
+                <w:sz w:val="19"/>
+                <w:vertAlign w:val="superscript"/>
+              </w:rPr>
+              <w:t xml:space="preserve">2</w:t>
+            </w:r>
+            <w:r>
+              <w:rPr>
+                <w:rFonts w:ascii="Arial" w:hAnsi="Arial" w:cs="Arial"/>
+                <w:b w:val="0"/>
+                <w:i w:val="0"/>
+                <w:sz w:val="19"/>
+              </w:rPr>
+              <w:t xml:space="preserve">+ω</w:t>
+            </w:r>
+            <w:r>
+              <w:rPr>
+                <w:rFonts w:ascii="Arial" w:hAnsi="Arial" w:cs="Arial"/>
+                <w:b w:val="0"/>
+                <w:i w:val="0"/>
+                <w:sz w:val="19"/>
+                <w:vertAlign w:val="superscript"/>
+              </w:rPr>
+              <w:t xml:space="preserve">2</w:t>
+            </w:r>
+            <w:r>
+              <w:rPr>
+                <w:rFonts w:ascii="Arial" w:hAnsi="Arial" w:cs="Arial"/>
+                <w:b w:val="0"/>
+                <w:i w:val="0"/>
+                <w:sz w:val="19"/>
+              </w:rPr>
+              <w:t xml:space="preserve">]</w:t>
             </w:r>
           </w:p>
         </w:tc>
@@ -5303,7 +9798,26 @@
                 <w:i w:val="0"/>
                 <w:sz w:val="19"/>
               </w:rPr>
-              <w:t>e^(-alpha*t)*sin(omega*t)</w:t>
+              <w:t xml:space="preserve">e</w:t>
+            </w:r>
+            <w:r>
+              <w:rPr>
+                <w:rFonts w:ascii="Arial" w:hAnsi="Arial" w:cs="Arial"/>
+                <w:b w:val="0"/>
+                <w:i w:val="0"/>
+                <w:sz w:val="19"/>
+                <w:vertAlign w:val="superscript"/>
+              </w:rPr>
+              <w:t xml:space="preserve">-α·t</w:t>
+            </w:r>
+            <w:r>
+              <w:rPr>
+                <w:rFonts w:ascii="Arial" w:hAnsi="Arial" w:cs="Arial"/>
+                <w:b w:val="0"/>
+                <w:i w:val="0"/>
+                <w:sz w:val="19"/>
+              </w:rPr>
+              <w:t xml:space="preserve">·sin(ω·t)</w:t>
             </w:r>
           </w:p>
         </w:tc>
@@ -5359,7 +9873,45 @@
                 <w:i w:val="0"/>
                 <w:sz w:val="19"/>
               </w:rPr>
-              <w:t>(s+alpha)/[(s+alpha)^2+omega^2]</w:t>
+              <w:t xml:space="preserve">(s+α)/[(s+α)</w:t>
+            </w:r>
+            <w:r>
+              <w:rPr>
+                <w:rFonts w:ascii="Arial" w:hAnsi="Arial" w:cs="Arial"/>
+                <w:b w:val="0"/>
+                <w:i w:val="0"/>
+                <w:sz w:val="19"/>
+                <w:vertAlign w:val="superscript"/>
+              </w:rPr>
+              <w:t xml:space="preserve">2</w:t>
+            </w:r>
+            <w:r>
+              <w:rPr>
+                <w:rFonts w:ascii="Arial" w:hAnsi="Arial" w:cs="Arial"/>
+                <w:b w:val="0"/>
+                <w:i w:val="0"/>
+                <w:sz w:val="19"/>
+              </w:rPr>
+              <w:t xml:space="preserve">+ω</w:t>
+            </w:r>
+            <w:r>
+              <w:rPr>
+                <w:rFonts w:ascii="Arial" w:hAnsi="Arial" w:cs="Arial"/>
+                <w:b w:val="0"/>
+                <w:i w:val="0"/>
+                <w:sz w:val="19"/>
+                <w:vertAlign w:val="superscript"/>
+              </w:rPr>
+              <w:t xml:space="preserve">2</w:t>
+            </w:r>
+            <w:r>
+              <w:rPr>
+                <w:rFonts w:ascii="Arial" w:hAnsi="Arial" w:cs="Arial"/>
+                <w:b w:val="0"/>
+                <w:i w:val="0"/>
+                <w:sz w:val="19"/>
+              </w:rPr>
+              <w:t xml:space="preserve">]</w:t>
             </w:r>
           </w:p>
         </w:tc>
@@ -5384,7 +9936,26 @@
                 <w:i w:val="0"/>
                 <w:sz w:val="19"/>
               </w:rPr>
-              <w:t>e^(-alpha*t)*cos(omega*t)</w:t>
+              <w:t xml:space="preserve">e</w:t>
+            </w:r>
+            <w:r>
+              <w:rPr>
+                <w:rFonts w:ascii="Arial" w:hAnsi="Arial" w:cs="Arial"/>
+                <w:b w:val="0"/>
+                <w:i w:val="0"/>
+                <w:sz w:val="19"/>
+                <w:vertAlign w:val="superscript"/>
+              </w:rPr>
+              <w:t xml:space="preserve">-α·t</w:t>
+            </w:r>
+            <w:r>
+              <w:rPr>
+                <w:rFonts w:ascii="Arial" w:hAnsi="Arial" w:cs="Arial"/>
+                <w:b w:val="0"/>
+                <w:i w:val="0"/>
+                <w:sz w:val="19"/>
+              </w:rPr>
+              <w:t xml:space="preserve">·cos(ω·t)</w:t>
             </w:r>
           </w:p>
         </w:tc>
@@ -5587,7 +10158,64 @@
           <w:i w:val="0"/>
           <w:sz w:val="22"/>
         </w:rPr>
-        <w:t>kue lapis legit tersusun dari lapisan-lapisan tipis identik yang ditumpuk bertahap; faktor linear berulang (s-a)^k mirip struktur berlapis ini, tiap lapisan (pangkat) memberi kontribusi term t^(n-1)*e^(at) yang berbeda meski berasal dari akar yang sama.</w:t>
+        <w:t xml:space="preserve">kue lapis legit tersusun dari lapisan-lapisan tipis identik yang ditumpuk bertahap; faktor linear berulang (s-a)</w:t>
+      </w:r>
+      <w:r>
+        <w:rPr>
+          <w:rFonts w:ascii="Arial" w:hAnsi="Arial" w:cs="Arial"/>
+          <w:b w:val="0"/>
+          <w:i w:val="0"/>
+          <w:sz w:val="22"/>
+          <w:vertAlign w:val="superscript"/>
+        </w:rPr>
+        <w:t xml:space="preserve">k</w:t>
+      </w:r>
+      <w:r>
+        <w:rPr>
+          <w:rFonts w:ascii="Arial" w:hAnsi="Arial" w:cs="Arial"/>
+          <w:b w:val="0"/>
+          <w:i w:val="0"/>
+          <w:sz w:val="22"/>
+        </w:rPr>
+        <w:t xml:space="preserve"> mirip struktur berlapis ini, tiap lapisan (pangkat) memberi kontribusi term t</w:t>
+      </w:r>
+      <w:r>
+        <w:rPr>
+          <w:rFonts w:ascii="Arial" w:hAnsi="Arial" w:cs="Arial"/>
+          <w:b w:val="0"/>
+          <w:i w:val="0"/>
+          <w:sz w:val="22"/>
+          <w:vertAlign w:val="superscript"/>
+        </w:rPr>
+        <w:t xml:space="preserve">n-1</w:t>
+      </w:r>
+      <w:r>
+        <w:rPr>
+          <w:rFonts w:ascii="Arial" w:hAnsi="Arial" w:cs="Arial"/>
+          <w:b w:val="0"/>
+          <w:i w:val="0"/>
+          <w:sz w:val="22"/>
+        </w:rPr>
+        <w:t xml:space="preserve">·e</w:t>
+      </w:r>
+      <w:r>
+        <w:rPr>
+          <w:rFonts w:ascii="Arial" w:hAnsi="Arial" w:cs="Arial"/>
+          <w:b w:val="0"/>
+          <w:i w:val="0"/>
+          <w:sz w:val="22"/>
+          <w:vertAlign w:val="superscript"/>
+        </w:rPr>
+        <w:t xml:space="preserve">at</w:t>
+      </w:r>
+      <w:r>
+        <w:rPr>
+          <w:rFonts w:ascii="Arial" w:hAnsi="Arial" w:cs="Arial"/>
+          <w:b w:val="0"/>
+          <w:i w:val="0"/>
+          <w:sz w:val="22"/>
+        </w:rPr>
+        <w:t xml:space="preserve"> yang berbeda meski berasal dari akar yang sama.</w:t>
       </w:r>
     </w:p>
     <w:p>
@@ -5620,7 +10248,7 @@
           <w:i w:val="0"/>
           <w:sz w:val="22"/>
         </w:rPr>
-        <w:t>dua penari yang berputar mengelilingi satu sama lain sambil melangkah mundur perlahan menggambarkan pole kompleks konjugat: gerakan berputar (rotasi) merepresentasikan omega (frekuensi osilasi), sementara langkah mundur yang meluruh merepresentasikan alpha (envelope peluruhan) pada faktor kuadratik tak tereduksi.</w:t>
+        <w:t xml:space="preserve">dua penari yang berputar mengelilingi satu sama lain sambil melangkah mundur perlahan menggambarkan pole kompleks konjugat: gerakan berputar (rotasi) merepresentasikan ω (frekuensi osilasi), sementara langkah mundur yang meluruh merepresentasikan α (envelope peluruhan) pada faktor kuadratik tak tereduksi.</w:t>
       </w:r>
     </w:p>
     <w:p>
@@ -5724,7 +10352,83 @@
           <w:i w:val="0"/>
           <w:sz w:val="22"/>
         </w:rPr>
-        <w:t>Engineer struktur menyelesaikan PD orde tinggi hasil pemodelan sistem multi-DOF (multiple degree of freedom) lewat Laplace, menghasilkan Y(s) = N(s)/D(s) dengan deg(D)=n sesuai jumlah derajat kebebasan sistem. Tanpa PFD, hasil aljabar ini mustahil di-invers kembali ke y(t). Contoh: solve y prime prime prime+6y"+11y prime+6y=0 (sistem orde 3) menghasilkan Y(s)=(s^2+6s+11)/[(s+1)(s+2)(s+3)]; cover-up memberi A=3, B=-3, C=1; inversi memberi y(t)=3e^(-t)-3e^(-2t)+e^(-3t), superposisi tiga mode natural sistem. Workflow yang sama, berapapun orde PD-nya, menjadikan PFD alat wajib analisis dinamik struktur bertingkat.</w:t>
+        <w:t xml:space="preserve">Engineer struktur menyelesaikan PD orde tinggi hasil pemodelan sistem multi-DOF (multiple degree of freedom) lewat Laplace, menghasilkan Y(s) = N(s)/D(s) dengan deg(D)=n sesuai jumlah derajat kebebasan sistem. Tanpa PFD, hasil aljabar ini mustahil di-invers kembali ke y(t). Contoh: solve y prime prime prime+6y"+11y prime+6y=0 (sistem orde 3) menghasilkan Y(s)=(s</w:t>
+      </w:r>
+      <w:r>
+        <w:rPr>
+          <w:rFonts w:ascii="Arial" w:hAnsi="Arial" w:cs="Arial"/>
+          <w:b w:val="0"/>
+          <w:i w:val="0"/>
+          <w:sz w:val="22"/>
+          <w:vertAlign w:val="superscript"/>
+        </w:rPr>
+        <w:t xml:space="preserve">2</w:t>
+      </w:r>
+      <w:r>
+        <w:rPr>
+          <w:rFonts w:ascii="Arial" w:hAnsi="Arial" w:cs="Arial"/>
+          <w:b w:val="0"/>
+          <w:i w:val="0"/>
+          <w:sz w:val="22"/>
+        </w:rPr>
+        <w:t xml:space="preserve">+6s+11)/[(s+1)(s+2)(s+3)]; cover-up memberi A=3, B=-3, C=1; inversi memberi y(t)=3e</w:t>
+      </w:r>
+      <w:r>
+        <w:rPr>
+          <w:rFonts w:ascii="Arial" w:hAnsi="Arial" w:cs="Arial"/>
+          <w:b w:val="0"/>
+          <w:i w:val="0"/>
+          <w:sz w:val="22"/>
+          <w:vertAlign w:val="superscript"/>
+        </w:rPr>
+        <w:t xml:space="preserve">-t</w:t>
+      </w:r>
+      <w:r>
+        <w:rPr>
+          <w:rFonts w:ascii="Arial" w:hAnsi="Arial" w:cs="Arial"/>
+          <w:b w:val="0"/>
+          <w:i w:val="0"/>
+          <w:sz w:val="22"/>
+        </w:rPr>
+        <w:t xml:space="preserve">-3e</w:t>
+      </w:r>
+      <w:r>
+        <w:rPr>
+          <w:rFonts w:ascii="Arial" w:hAnsi="Arial" w:cs="Arial"/>
+          <w:b w:val="0"/>
+          <w:i w:val="0"/>
+          <w:sz w:val="22"/>
+          <w:vertAlign w:val="superscript"/>
+        </w:rPr>
+        <w:t xml:space="preserve">-2t</w:t>
+      </w:r>
+      <w:r>
+        <w:rPr>
+          <w:rFonts w:ascii="Arial" w:hAnsi="Arial" w:cs="Arial"/>
+          <w:b w:val="0"/>
+          <w:i w:val="0"/>
+          <w:sz w:val="22"/>
+        </w:rPr>
+        <w:t xml:space="preserve">+e</w:t>
+      </w:r>
+      <w:r>
+        <w:rPr>
+          <w:rFonts w:ascii="Arial" w:hAnsi="Arial" w:cs="Arial"/>
+          <w:b w:val="0"/>
+          <w:i w:val="0"/>
+          <w:sz w:val="22"/>
+          <w:vertAlign w:val="superscript"/>
+        </w:rPr>
+        <w:t xml:space="preserve">-3t</w:t>
+      </w:r>
+      <w:r>
+        <w:rPr>
+          <w:rFonts w:ascii="Arial" w:hAnsi="Arial" w:cs="Arial"/>
+          <w:b w:val="0"/>
+          <w:i w:val="0"/>
+          <w:sz w:val="22"/>
+        </w:rPr>
+        <w:t xml:space="preserve">, superposisi tiga mode natural sistem. Workflow yang sama, berapapun orde PD-nya, menjadikan PFD alat wajib analisis dinamik struktur bertingkat.</w:t>
       </w:r>
     </w:p>
     <w:p>
@@ -5748,7 +10452,7 @@
           <w:i w:val="0"/>
           <w:sz w:val="22"/>
         </w:rPr>
-        <w:t>PFD adalah teknik baku untuk menghitung integral fungsi rasional integral P(x)/Q(x) dx di kalkulus lanjut dan mekanika fluida. Contoh: integral 1/[(x-1)(x+2)] dx memakai PFD = (1/3)/(x-1) - (1/3)/(x+2); integrasi langsung memberi (1/3)*ln|x-1| - (1/3)*ln|x+2| + C. Aplikasi praktis meliputi perhitungan drag-flow di mekanika fluida, hambatan termal ganda pada perpindahan panas komposit multilayer, dan rate equations pada kinetika reaksi kimia; setiap kali laju alir atau laju reaksi berbentuk fungsi rasional, PFD menjadi jalan pintas menuju solusi analitik tertutup.</w:t>
+        <w:t xml:space="preserve">PFD adalah teknik baku untuk menghitung integral fungsi rasional integral P(x)/Q(x) dx di kalkulus lanjut dan mekanika fluida. Contoh: integral 1/[(x-1)(x+2)] dx memakai PFD = (1/3)/(x-1) - (1/3)/(x+2); integrasi langsung memberi (1/3)·ln|x-1| - (1/3)·ln|x+2| + C. Aplikasi praktis meliputi perhitungan drag-flow di mekanika fluida, hambatan termal ganda pada perpindahan panas komposit multilayer, dan rate equations pada kinetika reaksi kimia; setiap kali laju alir atau laju reaksi berbentuk fungsi rasional, PFD menjadi jalan pintas menuju solusi analitik tertutup.</w:t>
       </w:r>
     </w:p>
     <w:p>
@@ -6077,7 +10781,7 @@
           <w:i w:val="0"/>
           <w:sz w:val="22"/>
         </w:rPr>
-        <w:t>Gambar 8 menunjukkan Cell 1: sp.apart(F1, s) pada F1=(3s+5)/[(s-1)(s+2)] otomatis memberi 8/(3*(s-1))+1/(3*(s+2)) sesuai hasil manual cover-up; sp.apart() yang sama juga langsung menangani F2 (kasus berulang) dan F3 (kasus kuadratik) tanpa perlu mengubah kode, membuktikan bahwa satu fungsi SymPy menggeneralisasi ketiga kasus manual yang dipelajari pada modul ini.</w:t>
+        <w:t xml:space="preserve">Gambar 8 menunjukkan Cell 1: sp.apart(F1, s) pada F1=(3s+5)/[(s-1)(s+2)] otomatis memberi 8/(3·(s-1))+1/(3·(s+2)) sesuai hasil manual cover-up; sp.apart() yang sama juga langsung menangani F2 (kasus berulang) dan F3 (kasus kuadratik) tanpa perlu mengubah kode, membuktikan bahwa satu fungsi SymPy menggeneralisasi ketiga kasus manual yang dipelajari pada modul ini.</w:t>
       </w:r>
     </w:p>
     <w:p>
@@ -6143,7 +10847,7 @@
           <w:i w:val="0"/>
           <w:sz w:val="22"/>
         </w:rPr>
-        <w:t>implementasikan cover-up rule manual via sp.limit((s-a)*F, s, a) untuk faktor linear berbeda; verifikasi hasil sama dengan sp.apart(); tunjukkan bahwa untuk faktor berulang, cover-up sederhana hanya memberi koefisien pangkat tertinggi (evaluasi (s-a)**k * F pada s=a), sedangkan koefisien lain harus dibaca dari sp.apart().</w:t>
+        <w:t xml:space="preserve">implementasikan cover-up rule manual via sp.limit((s-a)*F, s, a) untuk faktor linear berbeda; verifikasi hasil sama dengan sp.apart(); tunjukkan bahwa untuk faktor berulang, cover-up sederhana hanya memberi koefisien pangkat tertinggi (evaluasi (s-a)**k·F pada s=a), sedangkan koefisien lain harus dibaca dari sp.apart().</w:t>
       </w:r>
     </w:p>
     <w:p>
@@ -6209,7 +10913,7 @@
           <w:i w:val="0"/>
           <w:sz w:val="22"/>
         </w:rPr>
-        <w:t>plot mode decomposition: pisahkan tiap term hasil PFD menjadi array NumPy terpisah (mis. 3*np.exp(-t), -3*np.exp(-2*t), np.exp(-3*t)); plot ketiganya dengan garis putus-putus dan total (jumlah seluruh mode) dengan garis tebal; verifikasi y(0) sesuai IVP dan y(t) menuju nol untuk t besar (bila seluruh pole stabil).</w:t>
+        <w:t xml:space="preserve">plot mode decomposition: pisahkan tiap term hasil PFD menjadi array NumPy terpisah (mis. 3·np.exp(-t), -3·np.exp(-2*t), np.exp(-3*t)); plot ketiganya dengan garis putus-putus dan total (jumlah seluruh mode) dengan garis tebal; verifikasi y(0) sesuai IVP dan y(t) menuju nol untuk t besar (bila seluruh pole stabil).</w:t>
       </w:r>
     </w:p>
     <w:p>
@@ -6304,7 +11008,64 @@
           <w:i w:val="0"/>
           <w:sz w:val="22"/>
         </w:rPr>
-        <w:t>Dataset referensi yang dipakai berulang pada Bagian B adalah fungsi rasional F(s) = (s^2+6s+11)/[(s+1)(s+2)(s+3)] (tiga faktor linear berbeda, dari Contoh Terpadu PD Orde 3 di atas) dengan PFD F(s) = 3/(s+1) - 3/(s+2) + 1/(s+3), serta sistem underdamped Y(s) = (s+1)/[(s+1)^2+4] + 2/[(s+1)^2+4] dari Contoh Kuadratik dengan Damping. Kedua dataset ini dapat diverifikasi silang terhadap penurunan manual pada modul.</w:t>
+        <w:t xml:space="preserve">Dataset referensi yang dipakai berulang pada Bagian B adalah fungsi rasional F(s) = (s</w:t>
+      </w:r>
+      <w:r>
+        <w:rPr>
+          <w:rFonts w:ascii="Arial" w:hAnsi="Arial" w:cs="Arial"/>
+          <w:b w:val="0"/>
+          <w:i w:val="0"/>
+          <w:sz w:val="22"/>
+          <w:vertAlign w:val="superscript"/>
+        </w:rPr>
+        <w:t xml:space="preserve">2</w:t>
+      </w:r>
+      <w:r>
+        <w:rPr>
+          <w:rFonts w:ascii="Arial" w:hAnsi="Arial" w:cs="Arial"/>
+          <w:b w:val="0"/>
+          <w:i w:val="0"/>
+          <w:sz w:val="22"/>
+        </w:rPr>
+        <w:t xml:space="preserve">+6s+11)/[(s+1)(s+2)(s+3)] (tiga faktor linear berbeda, dari Contoh Terpadu PD Orde 3 di atas) dengan PFD F(s) = 3/(s+1) - 3/(s+2) + 1/(s+3), serta sistem underdamped Y(s) = (s+1)/[(s+1)</w:t>
+      </w:r>
+      <w:r>
+        <w:rPr>
+          <w:rFonts w:ascii="Arial" w:hAnsi="Arial" w:cs="Arial"/>
+          <w:b w:val="0"/>
+          <w:i w:val="0"/>
+          <w:sz w:val="22"/>
+          <w:vertAlign w:val="superscript"/>
+        </w:rPr>
+        <w:t xml:space="preserve">2</w:t>
+      </w:r>
+      <w:r>
+        <w:rPr>
+          <w:rFonts w:ascii="Arial" w:hAnsi="Arial" w:cs="Arial"/>
+          <w:b w:val="0"/>
+          <w:i w:val="0"/>
+          <w:sz w:val="22"/>
+        </w:rPr>
+        <w:t xml:space="preserve">+4] + 2/[(s+1)</w:t>
+      </w:r>
+      <w:r>
+        <w:rPr>
+          <w:rFonts w:ascii="Arial" w:hAnsi="Arial" w:cs="Arial"/>
+          <w:b w:val="0"/>
+          <w:i w:val="0"/>
+          <w:sz w:val="22"/>
+          <w:vertAlign w:val="superscript"/>
+        </w:rPr>
+        <w:t xml:space="preserve">2</w:t>
+      </w:r>
+      <w:r>
+        <w:rPr>
+          <w:rFonts w:ascii="Arial" w:hAnsi="Arial" w:cs="Arial"/>
+          <w:b w:val="0"/>
+          <w:i w:val="0"/>
+          <w:sz w:val="22"/>
+        </w:rPr>
+        <w:t xml:space="preserve">+4] dari Contoh Kuadratik dengan Damping. Kedua dataset ini dapat diverifikasi silang terhadap penurunan manual pada modul.</w:t>
       </w:r>
     </w:p>
     <w:p>
@@ -6644,7 +11405,18 @@
           <w:color w:val="333333"/>
           <w:sz w:val="21"/>
         </w:rPr>
-        <w:t>A/(s-1)^3</w:t>
+        <w:t xml:space="preserve">A/(s-1)</w:t>
+      </w:r>
+      <w:r>
+        <w:rPr>
+          <w:rFonts w:ascii="Arial" w:hAnsi="Arial" w:cs="Arial"/>
+          <w:b w:val="0"/>
+          <w:i w:val="0"/>
+          <w:color w:val="333333"/>
+          <w:sz w:val="21"/>
+          <w:vertAlign w:val="superscript"/>
+        </w:rPr>
+        <w:t xml:space="preserve">3</w:t>
       </w:r>
     </w:p>
     <w:p>
@@ -6752,7 +11524,18 @@
           <w:color w:val="333333"/>
           <w:sz w:val="21"/>
         </w:rPr>
-        <w:t>A/s+B/(s+2)+C/(s+3)^2</w:t>
+        <w:t xml:space="preserve">A/s+B/(s+2)+C/(s+3)</w:t>
+      </w:r>
+      <w:r>
+        <w:rPr>
+          <w:rFonts w:ascii="Arial" w:hAnsi="Arial" w:cs="Arial"/>
+          <w:b w:val="0"/>
+          <w:i w:val="0"/>
+          <w:color w:val="333333"/>
+          <w:sz w:val="21"/>
+          <w:vertAlign w:val="superscript"/>
+        </w:rPr>
+        <w:t xml:space="preserve">2</w:t>
       </w:r>
     </w:p>
     <w:p>
@@ -6944,7 +11727,26 @@
           <w:i w:val="0"/>
           <w:sz w:val="22"/>
         </w:rPr>
-        <w:t>Untuk faktor linear berulang (s-a)^3, jumlah term yang wajib disertakan dalam template PFD adalah...</w:t>
+        <w:t xml:space="preserve">Untuk faktor linear berulang (s-a)</w:t>
+      </w:r>
+      <w:r>
+        <w:rPr>
+          <w:rFonts w:ascii="Arial" w:hAnsi="Arial" w:cs="Arial"/>
+          <w:b w:val="0"/>
+          <w:i w:val="0"/>
+          <w:sz w:val="22"/>
+          <w:vertAlign w:val="superscript"/>
+        </w:rPr>
+        <w:t xml:space="preserve">3</w:t>
+      </w:r>
+      <w:r>
+        <w:rPr>
+          <w:rFonts w:ascii="Arial" w:hAnsi="Arial" w:cs="Arial"/>
+          <w:b w:val="0"/>
+          <w:i w:val="0"/>
+          <w:sz w:val="22"/>
+        </w:rPr>
+        <w:t xml:space="preserve">, jumlah term yang wajib disertakan dalam template PFD adalah...</w:t>
       </w:r>
     </w:p>
     <w:p>
@@ -7112,7 +11914,26 @@
           <w:i w:val="0"/>
           <w:sz w:val="22"/>
         </w:rPr>
-        <w:t>Template PFD untuk faktor kuadratik tak tereduksi (s^2+ps+q) selalu berbentuk...</w:t>
+        <w:t xml:space="preserve">Template PFD untuk faktor kuadratik tak tereduksi (s</w:t>
+      </w:r>
+      <w:r>
+        <w:rPr>
+          <w:rFonts w:ascii="Arial" w:hAnsi="Arial" w:cs="Arial"/>
+          <w:b w:val="0"/>
+          <w:i w:val="0"/>
+          <w:sz w:val="22"/>
+          <w:vertAlign w:val="superscript"/>
+        </w:rPr>
+        <w:t xml:space="preserve">2</w:t>
+      </w:r>
+      <w:r>
+        <w:rPr>
+          <w:rFonts w:ascii="Arial" w:hAnsi="Arial" w:cs="Arial"/>
+          <w:b w:val="0"/>
+          <w:i w:val="0"/>
+          <w:sz w:val="22"/>
+        </w:rPr>
+        <w:t xml:space="preserve">+ps+q) selalu berbentuk...</w:t>
       </w:r>
     </w:p>
     <w:p>
@@ -7148,7 +11969,28 @@
           <w:color w:val="333333"/>
           <w:sz w:val="21"/>
         </w:rPr>
-        <w:t>A/(s^2+ps+q)</w:t>
+        <w:t xml:space="preserve">A/(s</w:t>
+      </w:r>
+      <w:r>
+        <w:rPr>
+          <w:rFonts w:ascii="Arial" w:hAnsi="Arial" w:cs="Arial"/>
+          <w:b w:val="0"/>
+          <w:i w:val="0"/>
+          <w:color w:val="333333"/>
+          <w:sz w:val="21"/>
+          <w:vertAlign w:val="superscript"/>
+        </w:rPr>
+        <w:t xml:space="preserve">2</w:t>
+      </w:r>
+      <w:r>
+        <w:rPr>
+          <w:rFonts w:ascii="Arial" w:hAnsi="Arial" w:cs="Arial"/>
+          <w:b w:val="0"/>
+          <w:i w:val="0"/>
+          <w:color w:val="333333"/>
+          <w:sz w:val="21"/>
+        </w:rPr>
+        <w:t xml:space="preserve">+ps+q)</w:t>
       </w:r>
     </w:p>
     <w:p>
@@ -7184,7 +12026,28 @@
           <w:color w:val="333333"/>
           <w:sz w:val="21"/>
         </w:rPr>
-        <w:t>(As+B)/(s^2+ps+q)</w:t>
+        <w:t xml:space="preserve">(As+B)/(s</w:t>
+      </w:r>
+      <w:r>
+        <w:rPr>
+          <w:rFonts w:ascii="Arial" w:hAnsi="Arial" w:cs="Arial"/>
+          <w:b w:val="0"/>
+          <w:i w:val="0"/>
+          <w:color w:val="333333"/>
+          <w:sz w:val="21"/>
+          <w:vertAlign w:val="superscript"/>
+        </w:rPr>
+        <w:t xml:space="preserve">2</w:t>
+      </w:r>
+      <w:r>
+        <w:rPr>
+          <w:rFonts w:ascii="Arial" w:hAnsi="Arial" w:cs="Arial"/>
+          <w:b w:val="0"/>
+          <w:i w:val="0"/>
+          <w:color w:val="333333"/>
+          <w:sz w:val="21"/>
+        </w:rPr>
+        <w:t xml:space="preserve">+ps+q)</w:t>
       </w:r>
     </w:p>
     <w:p>
@@ -7256,7 +12119,28 @@
           <w:color w:val="333333"/>
           <w:sz w:val="21"/>
         </w:rPr>
-        <w:t>(As^2+B)/(s+p)</w:t>
+        <w:t xml:space="preserve">(As</w:t>
+      </w:r>
+      <w:r>
+        <w:rPr>
+          <w:rFonts w:ascii="Arial" w:hAnsi="Arial" w:cs="Arial"/>
+          <w:b w:val="0"/>
+          <w:i w:val="0"/>
+          <w:color w:val="333333"/>
+          <w:sz w:val="21"/>
+          <w:vertAlign w:val="superscript"/>
+        </w:rPr>
+        <w:t xml:space="preserve">2</w:t>
+      </w:r>
+      <w:r>
+        <w:rPr>
+          <w:rFonts w:ascii="Arial" w:hAnsi="Arial" w:cs="Arial"/>
+          <w:b w:val="0"/>
+          <w:i w:val="0"/>
+          <w:color w:val="333333"/>
+          <w:sz w:val="21"/>
+        </w:rPr>
+        <w:t xml:space="preserve">+B)/(s+p)</w:t>
       </w:r>
     </w:p>
     <w:p>
@@ -7280,7 +12164,45 @@
           <w:i w:val="0"/>
           <w:sz w:val="22"/>
         </w:rPr>
-        <w:t>Diskriminan p^2-4q lebih besar atau sama dengan nol pada faktor kuadratik (s^2+ps+q) menunjukkan bahwa faktor tersebut sebenarnya...</w:t>
+        <w:t xml:space="preserve">Diskriminan p</w:t>
+      </w:r>
+      <w:r>
+        <w:rPr>
+          <w:rFonts w:ascii="Arial" w:hAnsi="Arial" w:cs="Arial"/>
+          <w:b w:val="0"/>
+          <w:i w:val="0"/>
+          <w:sz w:val="22"/>
+          <w:vertAlign w:val="superscript"/>
+        </w:rPr>
+        <w:t xml:space="preserve">2</w:t>
+      </w:r>
+      <w:r>
+        <w:rPr>
+          <w:rFonts w:ascii="Arial" w:hAnsi="Arial" w:cs="Arial"/>
+          <w:b w:val="0"/>
+          <w:i w:val="0"/>
+          <w:sz w:val="22"/>
+        </w:rPr>
+        <w:t xml:space="preserve">-4q lebih besar atau sama dengan nol pada faktor kuadratik (s</w:t>
+      </w:r>
+      <w:r>
+        <w:rPr>
+          <w:rFonts w:ascii="Arial" w:hAnsi="Arial" w:cs="Arial"/>
+          <w:b w:val="0"/>
+          <w:i w:val="0"/>
+          <w:sz w:val="22"/>
+          <w:vertAlign w:val="superscript"/>
+        </w:rPr>
+        <w:t xml:space="preserve">2</w:t>
+      </w:r>
+      <w:r>
+        <w:rPr>
+          <w:rFonts w:ascii="Arial" w:hAnsi="Arial" w:cs="Arial"/>
+          <w:b w:val="0"/>
+          <w:i w:val="0"/>
+          <w:sz w:val="22"/>
+        </w:rPr>
+        <w:t xml:space="preserve">+ps+q) menunjukkan bahwa faktor tersebut sebenarnya...</w:t>
       </w:r>
     </w:p>
     <w:p>
@@ -7448,7 +12370,26 @@
           <w:i w:val="0"/>
           <w:sz w:val="22"/>
         </w:rPr>
-        <w:t>Invers Laplace dari 1/(s-a)^2 adalah...</w:t>
+        <w:t xml:space="preserve">Invers Laplace dari 1/(s-a)</w:t>
+      </w:r>
+      <w:r>
+        <w:rPr>
+          <w:rFonts w:ascii="Arial" w:hAnsi="Arial" w:cs="Arial"/>
+          <w:b w:val="0"/>
+          <w:i w:val="0"/>
+          <w:sz w:val="22"/>
+          <w:vertAlign w:val="superscript"/>
+        </w:rPr>
+        <w:t xml:space="preserve">2</w:t>
+      </w:r>
+      <w:r>
+        <w:rPr>
+          <w:rFonts w:ascii="Arial" w:hAnsi="Arial" w:cs="Arial"/>
+          <w:b w:val="0"/>
+          <w:i w:val="0"/>
+          <w:sz w:val="22"/>
+        </w:rPr>
+        <w:t xml:space="preserve"> adalah...</w:t>
       </w:r>
     </w:p>
     <w:p>
@@ -7484,7 +12425,18 @@
           <w:color w:val="333333"/>
           <w:sz w:val="21"/>
         </w:rPr>
-        <w:t>e^(at)</w:t>
+        <w:t xml:space="preserve">e</w:t>
+      </w:r>
+      <w:r>
+        <w:rPr>
+          <w:rFonts w:ascii="Arial" w:hAnsi="Arial" w:cs="Arial"/>
+          <w:b w:val="0"/>
+          <w:i w:val="0"/>
+          <w:color w:val="333333"/>
+          <w:sz w:val="21"/>
+          <w:vertAlign w:val="superscript"/>
+        </w:rPr>
+        <w:t xml:space="preserve">at</w:t>
       </w:r>
     </w:p>
     <w:p>
@@ -7520,7 +12472,18 @@
           <w:color w:val="333333"/>
           <w:sz w:val="21"/>
         </w:rPr>
-        <w:t>t*e^(at)</w:t>
+        <w:t xml:space="preserve">t·e</w:t>
+      </w:r>
+      <w:r>
+        <w:rPr>
+          <w:rFonts w:ascii="Arial" w:hAnsi="Arial" w:cs="Arial"/>
+          <w:b w:val="0"/>
+          <w:i w:val="0"/>
+          <w:color w:val="333333"/>
+          <w:sz w:val="21"/>
+          <w:vertAlign w:val="superscript"/>
+        </w:rPr>
+        <w:t xml:space="preserve">at</w:t>
       </w:r>
     </w:p>
     <w:p>
@@ -7556,7 +12519,49 @@
           <w:color w:val="333333"/>
           <w:sz w:val="21"/>
         </w:rPr>
-        <w:t>t^2*e^(at)/2</w:t>
+        <w:t xml:space="preserve">t</w:t>
+      </w:r>
+      <w:r>
+        <w:rPr>
+          <w:rFonts w:ascii="Arial" w:hAnsi="Arial" w:cs="Arial"/>
+          <w:b w:val="0"/>
+          <w:i w:val="0"/>
+          <w:color w:val="333333"/>
+          <w:sz w:val="21"/>
+          <w:vertAlign w:val="superscript"/>
+        </w:rPr>
+        <w:t xml:space="preserve">2</w:t>
+      </w:r>
+      <w:r>
+        <w:rPr>
+          <w:rFonts w:ascii="Arial" w:hAnsi="Arial" w:cs="Arial"/>
+          <w:b w:val="0"/>
+          <w:i w:val="0"/>
+          <w:color w:val="333333"/>
+          <w:sz w:val="21"/>
+        </w:rPr>
+        <w:t xml:space="preserve">·e</w:t>
+      </w:r>
+      <w:r>
+        <w:rPr>
+          <w:rFonts w:ascii="Arial" w:hAnsi="Arial" w:cs="Arial"/>
+          <w:b w:val="0"/>
+          <w:i w:val="0"/>
+          <w:color w:val="333333"/>
+          <w:sz w:val="21"/>
+          <w:vertAlign w:val="superscript"/>
+        </w:rPr>
+        <w:t xml:space="preserve">at</w:t>
+      </w:r>
+      <w:r>
+        <w:rPr>
+          <w:rFonts w:ascii="Arial" w:hAnsi="Arial" w:cs="Arial"/>
+          <w:b w:val="0"/>
+          <w:i w:val="0"/>
+          <w:color w:val="333333"/>
+          <w:sz w:val="21"/>
+        </w:rPr>
+        <w:t xml:space="preserve">/2</w:t>
       </w:r>
     </w:p>
     <w:p>
@@ -7616,7 +12621,83 @@
           <w:i w:val="0"/>
           <w:sz w:val="22"/>
         </w:rPr>
-        <w:t>Untuk faktor kuadratik yang sudah dilengkapi kuadrat menjadi (s+alpha)^2+omega^2, invers Laplace dari omega/[(s+alpha)^2+omega^2] adalah...</w:t>
+        <w:t xml:space="preserve">Untuk faktor kuadratik yang sudah dilengkapi kuadrat menjadi (s+α)</w:t>
+      </w:r>
+      <w:r>
+        <w:rPr>
+          <w:rFonts w:ascii="Arial" w:hAnsi="Arial" w:cs="Arial"/>
+          <w:b w:val="0"/>
+          <w:i w:val="0"/>
+          <w:sz w:val="22"/>
+          <w:vertAlign w:val="superscript"/>
+        </w:rPr>
+        <w:t xml:space="preserve">2</w:t>
+      </w:r>
+      <w:r>
+        <w:rPr>
+          <w:rFonts w:ascii="Arial" w:hAnsi="Arial" w:cs="Arial"/>
+          <w:b w:val="0"/>
+          <w:i w:val="0"/>
+          <w:sz w:val="22"/>
+        </w:rPr>
+        <w:t xml:space="preserve">+ω</w:t>
+      </w:r>
+      <w:r>
+        <w:rPr>
+          <w:rFonts w:ascii="Arial" w:hAnsi="Arial" w:cs="Arial"/>
+          <w:b w:val="0"/>
+          <w:i w:val="0"/>
+          <w:sz w:val="22"/>
+          <w:vertAlign w:val="superscript"/>
+        </w:rPr>
+        <w:t xml:space="preserve">2</w:t>
+      </w:r>
+      <w:r>
+        <w:rPr>
+          <w:rFonts w:ascii="Arial" w:hAnsi="Arial" w:cs="Arial"/>
+          <w:b w:val="0"/>
+          <w:i w:val="0"/>
+          <w:sz w:val="22"/>
+        </w:rPr>
+        <w:t xml:space="preserve">, invers Laplace dari ω/[(s+α)</w:t>
+      </w:r>
+      <w:r>
+        <w:rPr>
+          <w:rFonts w:ascii="Arial" w:hAnsi="Arial" w:cs="Arial"/>
+          <w:b w:val="0"/>
+          <w:i w:val="0"/>
+          <w:sz w:val="22"/>
+          <w:vertAlign w:val="superscript"/>
+        </w:rPr>
+        <w:t xml:space="preserve">2</w:t>
+      </w:r>
+      <w:r>
+        <w:rPr>
+          <w:rFonts w:ascii="Arial" w:hAnsi="Arial" w:cs="Arial"/>
+          <w:b w:val="0"/>
+          <w:i w:val="0"/>
+          <w:sz w:val="22"/>
+        </w:rPr>
+        <w:t xml:space="preserve">+ω</w:t>
+      </w:r>
+      <w:r>
+        <w:rPr>
+          <w:rFonts w:ascii="Arial" w:hAnsi="Arial" w:cs="Arial"/>
+          <w:b w:val="0"/>
+          <w:i w:val="0"/>
+          <w:sz w:val="22"/>
+          <w:vertAlign w:val="superscript"/>
+        </w:rPr>
+        <w:t xml:space="preserve">2</w:t>
+      </w:r>
+      <w:r>
+        <w:rPr>
+          <w:rFonts w:ascii="Arial" w:hAnsi="Arial" w:cs="Arial"/>
+          <w:b w:val="0"/>
+          <w:i w:val="0"/>
+          <w:sz w:val="22"/>
+        </w:rPr>
+        <w:t xml:space="preserve">] adalah...</w:t>
       </w:r>
     </w:p>
     <w:p>
@@ -7652,7 +12733,28 @@
           <w:color w:val="333333"/>
           <w:sz w:val="21"/>
         </w:rPr>
-        <w:t>e^(-alpha*t)*cos(omega*t)</w:t>
+        <w:t xml:space="preserve">e</w:t>
+      </w:r>
+      <w:r>
+        <w:rPr>
+          <w:rFonts w:ascii="Arial" w:hAnsi="Arial" w:cs="Arial"/>
+          <w:b w:val="0"/>
+          <w:i w:val="0"/>
+          <w:color w:val="333333"/>
+          <w:sz w:val="21"/>
+          <w:vertAlign w:val="superscript"/>
+        </w:rPr>
+        <w:t xml:space="preserve">-α·t</w:t>
+      </w:r>
+      <w:r>
+        <w:rPr>
+          <w:rFonts w:ascii="Arial" w:hAnsi="Arial" w:cs="Arial"/>
+          <w:b w:val="0"/>
+          <w:i w:val="0"/>
+          <w:color w:val="333333"/>
+          <w:sz w:val="21"/>
+        </w:rPr>
+        <w:t xml:space="preserve">·cos(ω·t)</w:t>
       </w:r>
     </w:p>
     <w:p>
@@ -7688,7 +12790,28 @@
           <w:color w:val="333333"/>
           <w:sz w:val="21"/>
         </w:rPr>
-        <w:t>e^(-alpha*t)*sin(omega*t)</w:t>
+        <w:t xml:space="preserve">e</w:t>
+      </w:r>
+      <w:r>
+        <w:rPr>
+          <w:rFonts w:ascii="Arial" w:hAnsi="Arial" w:cs="Arial"/>
+          <w:b w:val="0"/>
+          <w:i w:val="0"/>
+          <w:color w:val="333333"/>
+          <w:sz w:val="21"/>
+          <w:vertAlign w:val="superscript"/>
+        </w:rPr>
+        <w:t xml:space="preserve">-α·t</w:t>
+      </w:r>
+      <w:r>
+        <w:rPr>
+          <w:rFonts w:ascii="Arial" w:hAnsi="Arial" w:cs="Arial"/>
+          <w:b w:val="0"/>
+          <w:i w:val="0"/>
+          <w:color w:val="333333"/>
+          <w:sz w:val="21"/>
+        </w:rPr>
+        <w:t xml:space="preserve">·sin(ω·t)</w:t>
       </w:r>
     </w:p>
     <w:p>
@@ -7724,7 +12847,28 @@
           <w:color w:val="333333"/>
           <w:sz w:val="21"/>
         </w:rPr>
-        <w:t>e^(alpha*t)*sin(omega*t)</w:t>
+        <w:t xml:space="preserve">e</w:t>
+      </w:r>
+      <w:r>
+        <w:rPr>
+          <w:rFonts w:ascii="Arial" w:hAnsi="Arial" w:cs="Arial"/>
+          <w:b w:val="0"/>
+          <w:i w:val="0"/>
+          <w:color w:val="333333"/>
+          <w:sz w:val="21"/>
+          <w:vertAlign w:val="superscript"/>
+        </w:rPr>
+        <w:t xml:space="preserve">α·t</w:t>
+      </w:r>
+      <w:r>
+        <w:rPr>
+          <w:rFonts w:ascii="Arial" w:hAnsi="Arial" w:cs="Arial"/>
+          <w:b w:val="0"/>
+          <w:i w:val="0"/>
+          <w:color w:val="333333"/>
+          <w:sz w:val="21"/>
+        </w:rPr>
+        <w:t xml:space="preserve">·sin(ω·t)</w:t>
       </w:r>
     </w:p>
     <w:p>
@@ -7760,7 +12904,7 @@
           <w:color w:val="333333"/>
           <w:sz w:val="21"/>
         </w:rPr>
-        <w:t>cos(omega*t)</w:t>
+        <w:t xml:space="preserve">cos(ω·t)</w:t>
       </w:r>
     </w:p>
     <w:p>
@@ -7928,7 +13072,28 @@
           <w:color w:val="333333"/>
           <w:sz w:val="21"/>
         </w:rPr>
-        <w:t>Cari tabel L^-1 langsung</w:t>
+        <w:t xml:space="preserve">Cari tabel L</w:t>
+      </w:r>
+      <w:r>
+        <w:rPr>
+          <w:rFonts w:ascii="Arial" w:hAnsi="Arial" w:cs="Arial"/>
+          <w:b w:val="0"/>
+          <w:i w:val="0"/>
+          <w:color w:val="333333"/>
+          <w:sz w:val="21"/>
+          <w:vertAlign w:val="superscript"/>
+        </w:rPr>
+        <w:t xml:space="preserve">-1</w:t>
+      </w:r>
+      <w:r>
+        <w:rPr>
+          <w:rFonts w:ascii="Arial" w:hAnsi="Arial" w:cs="Arial"/>
+          <w:b w:val="0"/>
+          <w:i w:val="0"/>
+          <w:color w:val="333333"/>
+          <w:sz w:val="21"/>
+        </w:rPr>
+        <w:t xml:space="preserve"> langsung</w:t>
       </w:r>
     </w:p>
     <w:p>
@@ -8127,7 +13292,35 @@
           <w:i w:val="0"/>
           <w:sz w:val="22"/>
         </w:rPr>
-        <w:t>Sistem referensi (dipakai C1-C10, definisikan sekali di Jupyter):</w:t>
+        <w:t xml:space="preserve">Sistem referensi (dipakai </w:t>
+      </w:r>
+      <w:r>
+        <w:rPr>
+          <w:rFonts w:ascii="Arial" w:hAnsi="Arial" w:cs="Arial"/>
+          <w:b w:val="0"/>
+          <w:i w:val="0"/>
+          <w:sz w:val="22"/>
+        </w:rPr>
+        <w:t xml:space="preserve">C</w:t>
+      </w:r>
+      <w:r>
+        <w:rPr>
+          <w:rFonts w:ascii="Arial" w:hAnsi="Arial" w:cs="Arial"/>
+          <w:b w:val="0"/>
+          <w:i w:val="0"/>
+          <w:sz w:val="22"/>
+          <w:vertAlign w:val="subscript"/>
+        </w:rPr>
+        <w:t xml:space="preserve">1</w:t>
+      </w:r>
+      <w:r>
+        <w:rPr>
+          <w:rFonts w:ascii="Arial" w:hAnsi="Arial" w:cs="Arial"/>
+          <w:b w:val="0"/>
+          <w:i w:val="0"/>
+          <w:sz w:val="22"/>
+        </w:rPr>
+        <w:t xml:space="preserve">-C10, definisikan sekali di Jupyter):</w:t>
       </w:r>
     </w:p>
     <w:p>
@@ -8175,7 +13368,26 @@
           <w:i w:val="0"/>
           <w:sz w:val="17"/>
         </w:rPr>
-        <w:t># F(s) = (s^2+6s+11)/[(s+1)(s+2)(s+3)] = 3/(s+1) - 3/(s+2) + 1/(s+3)</w:t>
+        <w:t xml:space="preserve"># F(s) = (s</w:t>
+      </w:r>
+      <w:r>
+        <w:rPr>
+          <w:rFonts w:ascii="Consolas" w:hAnsi="Consolas" w:cs="Consolas"/>
+          <w:b w:val="0"/>
+          <w:i w:val="0"/>
+          <w:sz w:val="17"/>
+          <w:vertAlign w:val="superscript"/>
+        </w:rPr>
+        <w:t xml:space="preserve">2</w:t>
+      </w:r>
+      <w:r>
+        <w:rPr>
+          <w:rFonts w:ascii="Consolas" w:hAnsi="Consolas" w:cs="Consolas"/>
+          <w:b w:val="0"/>
+          <w:i w:val="0"/>
+          <w:sz w:val="17"/>
+        </w:rPr>
+        <w:t xml:space="preserve">+6s+11)/[(s+1)(s+2)(s+3)] = 3/(s+1) - 3/(s+2) + 1/(s+3)</w:t>
       </w:r>
     </w:p>
     <w:p>
@@ -8191,7 +13403,45 @@
           <w:i w:val="0"/>
           <w:sz w:val="17"/>
         </w:rPr>
-        <w:t># Y(s) = (s+1)/[(s+1)^2+4] + 2/[(s+1)^2+4]  (underdamped, alpha=1, omega=2)</w:t>
+        <w:t xml:space="preserve"># Y(s) = (s+1)/[(s+1)</w:t>
+      </w:r>
+      <w:r>
+        <w:rPr>
+          <w:rFonts w:ascii="Consolas" w:hAnsi="Consolas" w:cs="Consolas"/>
+          <w:b w:val="0"/>
+          <w:i w:val="0"/>
+          <w:sz w:val="17"/>
+          <w:vertAlign w:val="superscript"/>
+        </w:rPr>
+        <w:t xml:space="preserve">2</w:t>
+      </w:r>
+      <w:r>
+        <w:rPr>
+          <w:rFonts w:ascii="Consolas" w:hAnsi="Consolas" w:cs="Consolas"/>
+          <w:b w:val="0"/>
+          <w:i w:val="0"/>
+          <w:sz w:val="17"/>
+        </w:rPr>
+        <w:t xml:space="preserve">+4] + 2/[(s+1)</w:t>
+      </w:r>
+      <w:r>
+        <w:rPr>
+          <w:rFonts w:ascii="Consolas" w:hAnsi="Consolas" w:cs="Consolas"/>
+          <w:b w:val="0"/>
+          <w:i w:val="0"/>
+          <w:sz w:val="17"/>
+          <w:vertAlign w:val="superscript"/>
+        </w:rPr>
+        <w:t xml:space="preserve">2</w:t>
+      </w:r>
+      <w:r>
+        <w:rPr>
+          <w:rFonts w:ascii="Consolas" w:hAnsi="Consolas" w:cs="Consolas"/>
+          <w:b w:val="0"/>
+          <w:i w:val="0"/>
+          <w:sz w:val="17"/>
+        </w:rPr>
+        <w:t xml:space="preserve">+4]  (underdamped, α=1, ω=2)</w:t>
       </w:r>
     </w:p>
     <w:p>
@@ -8215,7 +13465,7 @@
           <w:i w:val="0"/>
           <w:sz w:val="22"/>
         </w:rPr>
-        <w:t>Hitung sp.apart(F, s) untuk F = (s**2+6*s+11)/((s+1)*(s+2)*(s+3)). Cetak hasilnya dan verifikasi sama dengan 3/(s+1) - 3/(s+2) + 1/(s+3).</w:t>
+        <w:t xml:space="preserve">Hitung sp.apart(F, s) untuk F = (s**2+6·s+11)/((s+1)·(s+2)·(s+3)). Cetak hasilnya dan verifikasi sama dengan 3/(s+1) - 3/(s+2) + 1/(s+3).</w:t>
       </w:r>
     </w:p>
     <w:p>
@@ -8311,7 +13561,7 @@
           <w:color w:val="333333"/>
           <w:sz w:val="21"/>
         </w:rPr>
-        <w:t>sp.limit(factor*F, s, akar) menghitung Ai = lim(s-&gt;ai)(s-ai)*F(s); ketiga hasil harus 3, -3, 1 berturut-turut.</w:t>
+        <w:t xml:space="preserve">sp.limit(factor*F, s, akar) menghitung Ai = lim(s→ai)(s-ai)·F(s); ketiga hasil harus 3, -3, 1 berturut-turut.</w:t>
       </w:r>
     </w:p>
     <w:p>
@@ -8395,7 +13645,26 @@
           <w:i w:val="0"/>
           <w:sz w:val="22"/>
         </w:rPr>
-        <w:t>Untuk F2 = 2/(s*(s+2)**2) (faktor linear berulang), hitung sp.apart(F2, s). Cetak hasilnya dan identifikasi koefisien pangkat tertinggi C pada term C/(s+2)^2.</w:t>
+        <w:t xml:space="preserve">Untuk F2 = 2/(s·(s+2)**2) (faktor linear berulang), hitung sp.apart(F2, s). Cetak hasilnya dan identifikasi koefisien pangkat tertinggi C pada term C/(s+2)</w:t>
+      </w:r>
+      <w:r>
+        <w:rPr>
+          <w:rFonts w:ascii="Arial" w:hAnsi="Arial" w:cs="Arial"/>
+          <w:b w:val="0"/>
+          <w:i w:val="0"/>
+          <w:sz w:val="22"/>
+          <w:vertAlign w:val="superscript"/>
+        </w:rPr>
+        <w:t xml:space="preserve">2</w:t>
+      </w:r>
+      <w:r>
+        <w:rPr>
+          <w:rFonts w:ascii="Arial" w:hAnsi="Arial" w:cs="Arial"/>
+          <w:b w:val="0"/>
+          <w:i w:val="0"/>
+          <w:sz w:val="22"/>
+        </w:rPr>
+        <w:t xml:space="preserve">.</w:t>
       </w:r>
     </w:p>
     <w:p>
@@ -8491,7 +13760,28 @@
           <w:color w:val="333333"/>
           <w:sz w:val="21"/>
         </w:rPr>
-        <w:t>Cover-up untuk faktor berulang: kalikan F2 dengan (s-a)^k penuh (di sini k=2), lalu substitusi s=a=-2.</w:t>
+        <w:t xml:space="preserve">Cover-up untuk faktor berulang: kalikan F2 dengan (s-a)</w:t>
+      </w:r>
+      <w:r>
+        <w:rPr>
+          <w:rFonts w:ascii="Arial" w:hAnsi="Arial" w:cs="Arial"/>
+          <w:b w:val="0"/>
+          <w:i w:val="0"/>
+          <w:color w:val="333333"/>
+          <w:sz w:val="21"/>
+          <w:vertAlign w:val="superscript"/>
+        </w:rPr>
+        <w:t xml:space="preserve">k</w:t>
+      </w:r>
+      <w:r>
+        <w:rPr>
+          <w:rFonts w:ascii="Arial" w:hAnsi="Arial" w:cs="Arial"/>
+          <w:b w:val="0"/>
+          <w:i w:val="0"/>
+          <w:color w:val="333333"/>
+          <w:sz w:val="21"/>
+        </w:rPr>
+        <w:t xml:space="preserve"> penuh (di sini k=2), lalu substitusi s=a=-2.</w:t>
       </w:r>
     </w:p>
     <w:p>
@@ -8515,7 +13805,7 @@
           <w:i w:val="0"/>
           <w:sz w:val="22"/>
         </w:rPr>
-        <w:t>Untuk F3 = 1/((s+1)*(s**2+4)) (kasus campuran linear dan kuadratik), hitung sp.apart(F3, s). Cetak hasilnya dan verifikasi jumlah pembilang deg=1 pada term kuadratiknya.</w:t>
+        <w:t xml:space="preserve">Untuk F3 = 1/((s+1)·(s**2+4)) (kasus campuran linear dan kuadratik), hitung sp.apart(F3, s). Cetak hasilnya dan verifikasi jumlah pembilang deg=1 pada term kuadratiknya.</w:t>
       </w:r>
     </w:p>
     <w:p>
@@ -8611,7 +13901,28 @@
           <w:color w:val="333333"/>
           <w:sz w:val="21"/>
         </w:rPr>
-        <w:t>Gabungkan kedua fraksi dengan sp.simplify sebelum inverse_laplace_transform; hasil harus e^(-t)*[cos(2t)+sin(2t)].</w:t>
+        <w:t xml:space="preserve">Gabungkan kedua fraksi dengan sp.simplify sebelum inverse_laplace_transform; hasil harus e</w:t>
+      </w:r>
+      <w:r>
+        <w:rPr>
+          <w:rFonts w:ascii="Arial" w:hAnsi="Arial" w:cs="Arial"/>
+          <w:b w:val="0"/>
+          <w:i w:val="0"/>
+          <w:color w:val="333333"/>
+          <w:sz w:val="21"/>
+          <w:vertAlign w:val="superscript"/>
+        </w:rPr>
+        <w:t xml:space="preserve">-t</w:t>
+      </w:r>
+      <w:r>
+        <w:rPr>
+          <w:rFonts w:ascii="Arial" w:hAnsi="Arial" w:cs="Arial"/>
+          <w:b w:val="0"/>
+          <w:i w:val="0"/>
+          <w:color w:val="333333"/>
+          <w:sz w:val="21"/>
+        </w:rPr>
+        <w:t xml:space="preserve">·[cos(2t)+sin(2t)].</w:t>
       </w:r>
     </w:p>
     <w:p>
@@ -8671,7 +13982,28 @@
           <w:color w:val="333333"/>
           <w:sz w:val="21"/>
         </w:rPr>
-        <w:t>Substitusi langsung t=0.5 dan t=2.0 ke formula y(t)=e^(-t)*(cos(2t)+sin(2t)) memakai np.exp/np.cos/np.sin.</w:t>
+        <w:t xml:space="preserve">Substitusi langsung t=0.5 dan t=2.0 ke formula y(t)=e</w:t>
+      </w:r>
+      <w:r>
+        <w:rPr>
+          <w:rFonts w:ascii="Arial" w:hAnsi="Arial" w:cs="Arial"/>
+          <w:b w:val="0"/>
+          <w:i w:val="0"/>
+          <w:color w:val="333333"/>
+          <w:sz w:val="21"/>
+          <w:vertAlign w:val="superscript"/>
+        </w:rPr>
+        <w:t xml:space="preserve">-t</w:t>
+      </w:r>
+      <w:r>
+        <w:rPr>
+          <w:rFonts w:ascii="Arial" w:hAnsi="Arial" w:cs="Arial"/>
+          <w:b w:val="0"/>
+          <w:i w:val="0"/>
+          <w:color w:val="333333"/>
+          <w:sz w:val="21"/>
+        </w:rPr>
+        <w:t xml:space="preserve">·(cos(2t)+sin(2t)) memakai np.exp/np.cos/np.sin.</w:t>
       </w:r>
     </w:p>
     <w:p>
@@ -8731,7 +14063,7 @@
           <w:color w:val="333333"/>
           <w:sz w:val="21"/>
         </w:rPr>
-        <w:t>sp.apart() otomatis mendeteksi deg(numerator) &gt;= deg(denominator) dan melakukan long division sebelum PFD; cetak hasil dan bandingkan bentuknya dengan s + 1/(s-1).</w:t>
+        <w:t xml:space="preserve">sp.apart() otomatis mendeteksi deg(numerator) ≥ deg(denominator) dan melakukan long division sebelum PFD; cetak hasil dan bandingkan bentuknya dengan s + 1/(s-1).</w:t>
       </w:r>
     </w:p>
     <w:p>
@@ -8791,7 +14123,7 @@
           <w:color w:val="333333"/>
           <w:sz w:val="21"/>
         </w:rPr>
-        <w:t>float(F.subs(s,5)) dan float(pfd.subs(s,5)) harus menghasilkan angka yang identik hingga presisi numerik; cetak abs(selisih).</w:t>
+        <w:t xml:space="preserve">float(F·subs(s,5)) dan float(pfd.subs(s,5)) harus menghasilkan angka yang identik hingga presisi numerik; cetak abs(selisih).</w:t>
       </w:r>
     </w:p>
     <w:p>
@@ -8846,7 +14178,82 @@
           <w:i w:val="0"/>
           <w:sz w:val="22"/>
         </w:rPr>
-        <w:t>Implementasikan fungsi Python coverup_distinct(P_coeffs, roots) yang menghitung seluruh koefisien Ai untuk kasus faktor linear berbeda TANPA memakai sp.apart(), memakai rumus cover-up Ai = P(ai)/produk(j!=i)(ai-aj) secara manual (P_coeffs adalah koefisien polinomial pembilang, roots adalah daftar akar penyebut). Uji pada P(s)=s^2+6s+11, roots=[-1,-2,-3] (harus menghasilkan [3,-3,1] sesuai Contoh Terpadu PD Orde 3 di modul). Verifikasi hasil terhadap sp.apart() untuk F(s)=P(s)/[(s+1)(s+2)(s+3)].</w:t>
+        <w:t xml:space="preserve">Implementasikan fungsi Python coverup_distinct(</w:t>
+      </w:r>
+      <w:r>
+        <w:rPr>
+          <w:rFonts w:ascii="Arial" w:hAnsi="Arial" w:cs="Arial"/>
+          <w:b w:val="0"/>
+          <w:i w:val="0"/>
+          <w:sz w:val="22"/>
+        </w:rPr>
+        <w:t xml:space="preserve">P</w:t>
+      </w:r>
+      <w:r>
+        <w:rPr>
+          <w:rFonts w:ascii="Arial" w:hAnsi="Arial" w:cs="Arial"/>
+          <w:b w:val="0"/>
+          <w:i w:val="0"/>
+          <w:sz w:val="22"/>
+          <w:vertAlign w:val="subscript"/>
+        </w:rPr>
+        <w:t xml:space="preserve">coeffs</w:t>
+      </w:r>
+      <w:r>
+        <w:rPr>
+          <w:rFonts w:ascii="Arial" w:hAnsi="Arial" w:cs="Arial"/>
+          <w:b w:val="0"/>
+          <w:i w:val="0"/>
+          <w:sz w:val="22"/>
+        </w:rPr>
+        <w:t xml:space="preserve">, roots) yang menghitung seluruh koefisien Ai untuk kasus faktor linear berbeda TANPA memakai sp.apart(), memakai rumus cover-up Ai = P(ai)/produk(j≠i)(ai-aj) secara manual (</w:t>
+      </w:r>
+      <w:r>
+        <w:rPr>
+          <w:rFonts w:ascii="Arial" w:hAnsi="Arial" w:cs="Arial"/>
+          <w:b w:val="0"/>
+          <w:i w:val="0"/>
+          <w:sz w:val="22"/>
+        </w:rPr>
+        <w:t xml:space="preserve">P</w:t>
+      </w:r>
+      <w:r>
+        <w:rPr>
+          <w:rFonts w:ascii="Arial" w:hAnsi="Arial" w:cs="Arial"/>
+          <w:b w:val="0"/>
+          <w:i w:val="0"/>
+          <w:sz w:val="22"/>
+          <w:vertAlign w:val="subscript"/>
+        </w:rPr>
+        <w:t xml:space="preserve">coeffs</w:t>
+      </w:r>
+      <w:r>
+        <w:rPr>
+          <w:rFonts w:ascii="Arial" w:hAnsi="Arial" w:cs="Arial"/>
+          <w:b w:val="0"/>
+          <w:i w:val="0"/>
+          <w:sz w:val="22"/>
+        </w:rPr>
+        <w:t xml:space="preserve"> adalah koefisien polinomial pembilang, roots adalah daftar akar penyebut). Uji pada P(s)=s</w:t>
+      </w:r>
+      <w:r>
+        <w:rPr>
+          <w:rFonts w:ascii="Arial" w:hAnsi="Arial" w:cs="Arial"/>
+          <w:b w:val="0"/>
+          <w:i w:val="0"/>
+          <w:sz w:val="22"/>
+          <w:vertAlign w:val="superscript"/>
+        </w:rPr>
+        <w:t xml:space="preserve">2</w:t>
+      </w:r>
+      <w:r>
+        <w:rPr>
+          <w:rFonts w:ascii="Arial" w:hAnsi="Arial" w:cs="Arial"/>
+          <w:b w:val="0"/>
+          <w:i w:val="0"/>
+          <w:sz w:val="22"/>
+        </w:rPr>
+        <w:t xml:space="preserve">+6s+11, roots=[-1,-2,-3] (harus menghasilkan [3,-3,1] sesuai Contoh Terpadu PD Orde 3 di modul). Verifikasi hasil terhadap sp.apart() untuk F(s)=P(s)/[(s+1)(s+2)(s+3)].</w:t>
       </w:r>
     </w:p>
     <w:p>
@@ -8882,7 +14289,7 @@
           <w:color w:val="333333"/>
           <w:sz w:val="21"/>
         </w:rPr>
-        <w:t>Evaluasi P(ai) via np.polyval atau evaluasi manual koefisien; hitung produk(j!=i)(ai-aj) dengan loop bersarang mengecualikan indeks i; bandingkan array hasil dengan output sp.apart() yang sudah dipecah term per term.</w:t>
+        <w:t xml:space="preserve">Evaluasi P(ai) via np.polyval atau evaluasi manual koefisien; hitung produk(j≠i)(ai-aj) dengan loop bersarang mengecualikan indeks i; bandingkan array hasil dengan output sp.apart() yang sudah dipecah term per term.</w:t>
       </w:r>
     </w:p>
     <w:p>
@@ -8906,7 +14313,111 @@
           <w:i w:val="0"/>
           <w:sz w:val="22"/>
         </w:rPr>
-        <w:t>Implementasikan fungsi repeated_root_coeffs(F_expr, s, a, k) yang menghitung seluruh k koefisien A1...Ak untuk faktor linear berulang (s-a)^k memakai rumus turunan Ak-j = (1/j!)*d^j/ds^j[(s-a)^k*F(s)]|s=a (boleh memakai sp.diff dan sp.limit, TAPI bukan sp.apart() langsung untuk hasil akhir). Uji pada F=2/(s*(s+2)**2), a=-2, k=2 dan verifikasi terhadap sp.apart(F, s).</w:t>
+        <w:t xml:space="preserve">Implementasikan fungsi repeated_root_coeffs(</w:t>
+      </w:r>
+      <w:r>
+        <w:rPr>
+          <w:rFonts w:ascii="Arial" w:hAnsi="Arial" w:cs="Arial"/>
+          <w:b w:val="0"/>
+          <w:i w:val="0"/>
+          <w:sz w:val="22"/>
+        </w:rPr>
+        <w:t xml:space="preserve">F</w:t>
+      </w:r>
+      <w:r>
+        <w:rPr>
+          <w:rFonts w:ascii="Arial" w:hAnsi="Arial" w:cs="Arial"/>
+          <w:b w:val="0"/>
+          <w:i w:val="0"/>
+          <w:sz w:val="22"/>
+          <w:vertAlign w:val="subscript"/>
+        </w:rPr>
+        <w:t xml:space="preserve">expr</w:t>
+      </w:r>
+      <w:r>
+        <w:rPr>
+          <w:rFonts w:ascii="Arial" w:hAnsi="Arial" w:cs="Arial"/>
+          <w:b w:val="0"/>
+          <w:i w:val="0"/>
+          <w:sz w:val="22"/>
+        </w:rPr>
+        <w:t xml:space="preserve">, s, a, k) yang menghitung seluruh k koefisien A1...Ak untuk faktor linear berulang (s-a)</w:t>
+      </w:r>
+      <w:r>
+        <w:rPr>
+          <w:rFonts w:ascii="Arial" w:hAnsi="Arial" w:cs="Arial"/>
+          <w:b w:val="0"/>
+          <w:i w:val="0"/>
+          <w:sz w:val="22"/>
+          <w:vertAlign w:val="superscript"/>
+        </w:rPr>
+        <w:t xml:space="preserve">k</w:t>
+      </w:r>
+      <w:r>
+        <w:rPr>
+          <w:rFonts w:ascii="Arial" w:hAnsi="Arial" w:cs="Arial"/>
+          <w:b w:val="0"/>
+          <w:i w:val="0"/>
+          <w:sz w:val="22"/>
+        </w:rPr>
+        <w:t xml:space="preserve"> memakai rumus turunan Ak-j = (1/j!)·d</w:t>
+      </w:r>
+      <w:r>
+        <w:rPr>
+          <w:rFonts w:ascii="Arial" w:hAnsi="Arial" w:cs="Arial"/>
+          <w:b w:val="0"/>
+          <w:i w:val="0"/>
+          <w:sz w:val="22"/>
+          <w:vertAlign w:val="superscript"/>
+        </w:rPr>
+        <w:t xml:space="preserve">j</w:t>
+      </w:r>
+      <w:r>
+        <w:rPr>
+          <w:rFonts w:ascii="Arial" w:hAnsi="Arial" w:cs="Arial"/>
+          <w:b w:val="0"/>
+          <w:i w:val="0"/>
+          <w:sz w:val="22"/>
+        </w:rPr>
+        <w:t xml:space="preserve">/ds</w:t>
+      </w:r>
+      <w:r>
+        <w:rPr>
+          <w:rFonts w:ascii="Arial" w:hAnsi="Arial" w:cs="Arial"/>
+          <w:b w:val="0"/>
+          <w:i w:val="0"/>
+          <w:sz w:val="22"/>
+          <w:vertAlign w:val="superscript"/>
+        </w:rPr>
+        <w:t xml:space="preserve">j</w:t>
+      </w:r>
+      <w:r>
+        <w:rPr>
+          <w:rFonts w:ascii="Arial" w:hAnsi="Arial" w:cs="Arial"/>
+          <w:b w:val="0"/>
+          <w:i w:val="0"/>
+          <w:sz w:val="22"/>
+        </w:rPr>
+        <w:t xml:space="preserve">[(s-a)</w:t>
+      </w:r>
+      <w:r>
+        <w:rPr>
+          <w:rFonts w:ascii="Arial" w:hAnsi="Arial" w:cs="Arial"/>
+          <w:b w:val="0"/>
+          <w:i w:val="0"/>
+          <w:sz w:val="22"/>
+          <w:vertAlign w:val="superscript"/>
+        </w:rPr>
+        <w:t xml:space="preserve">k</w:t>
+      </w:r>
+      <w:r>
+        <w:rPr>
+          <w:rFonts w:ascii="Arial" w:hAnsi="Arial" w:cs="Arial"/>
+          <w:b w:val="0"/>
+          <w:i w:val="0"/>
+          <w:sz w:val="22"/>
+        </w:rPr>
+        <w:t xml:space="preserve">·F(s)]|s=a (boleh memakai sp.diff dan sp.limit, TAPI bukan sp.apart() langsung untuk hasil akhir). Uji pada F=2/(s·(s+2)**2), a=-2, k=2 dan verifikasi terhadap sp.apart(F, s).</w:t>
       </w:r>
     </w:p>
     <w:p>
@@ -8942,7 +14453,7 @@
           <w:color w:val="333333"/>
           <w:sz w:val="21"/>
         </w:rPr>
-        <w:t>g = sp.expand((s-a)**k * F_expr); untuk j=0 (Ak): sp.limit(g, s, a); untuk j&gt;=1: sp.limit(sp.diff(g, s, j), s, a) / sp.factorial(j); kembalikan daftar [A1,...,Ak] dengan urutan pangkat naik.</w:t>
+        <w:t xml:space="preserve">g = sp.expand((s-a)**k * F_expr); untuk j=0 (Ak): sp.limit(g, s, a); untuk j≥1: sp.limit(sp.diff(g, s, j), s, a) / sp.factorial(j); kembalikan daftar [A1,...,Ak] dengan urutan pangkat naik.</w:t>
       </w:r>
     </w:p>
     <w:p>
@@ -8966,7 +14477,54 @@
           <w:i w:val="0"/>
           <w:sz w:val="22"/>
         </w:rPr>
-        <w:t>Implementasikan fungsi quadratic_pfd(F_expr, s, p, q) yang menghitung koefisien A dan B pada template (As+B)/(s^2+ps+q) untuk F(s) dengan SATU faktor kuadratik tak tereduksi (boleh dikombinasikan dengan faktor linear lain), memakai metode menyamakan koefisien polinomial secara manual (sp.Poly dan sp.solve, BUKAN sp.apart() langsung). Uji pada F=1/((s+1)*(s**2+4)) dan verifikasi A, B terhadap sp.apart(F, s).</w:t>
+        <w:t xml:space="preserve">Implementasikan fungsi quadratic_pfd(</w:t>
+      </w:r>
+      <w:r>
+        <w:rPr>
+          <w:rFonts w:ascii="Arial" w:hAnsi="Arial" w:cs="Arial"/>
+          <w:b w:val="0"/>
+          <w:i w:val="0"/>
+          <w:sz w:val="22"/>
+        </w:rPr>
+        <w:t xml:space="preserve">F</w:t>
+      </w:r>
+      <w:r>
+        <w:rPr>
+          <w:rFonts w:ascii="Arial" w:hAnsi="Arial" w:cs="Arial"/>
+          <w:b w:val="0"/>
+          <w:i w:val="0"/>
+          <w:sz w:val="22"/>
+          <w:vertAlign w:val="subscript"/>
+        </w:rPr>
+        <w:t xml:space="preserve">expr</w:t>
+      </w:r>
+      <w:r>
+        <w:rPr>
+          <w:rFonts w:ascii="Arial" w:hAnsi="Arial" w:cs="Arial"/>
+          <w:b w:val="0"/>
+          <w:i w:val="0"/>
+          <w:sz w:val="22"/>
+        </w:rPr>
+        <w:t xml:space="preserve">, s, p, q) yang menghitung koefisien A dan B pada template (As+B)/(s</w:t>
+      </w:r>
+      <w:r>
+        <w:rPr>
+          <w:rFonts w:ascii="Arial" w:hAnsi="Arial" w:cs="Arial"/>
+          <w:b w:val="0"/>
+          <w:i w:val="0"/>
+          <w:sz w:val="22"/>
+          <w:vertAlign w:val="superscript"/>
+        </w:rPr>
+        <w:t xml:space="preserve">2</w:t>
+      </w:r>
+      <w:r>
+        <w:rPr>
+          <w:rFonts w:ascii="Arial" w:hAnsi="Arial" w:cs="Arial"/>
+          <w:b w:val="0"/>
+          <w:i w:val="0"/>
+          <w:sz w:val="22"/>
+        </w:rPr>
+        <w:t xml:space="preserve">+ps+q) untuk F(s) dengan SATU faktor kuadratik tak tereduksi (boleh dikombinasikan dengan faktor linear lain), memakai metode menyamakan koefisien polinomial secara manual (sp.Poly dan sp.solve, BUKAN sp.apart() langsung). Uji pada F=1/((s+1)·(s**2+4)) dan verifikasi A, B terhadap sp.apart(F, s).</w:t>
       </w:r>
     </w:p>
     <w:p>
@@ -9002,7 +14560,7 @@
           <w:color w:val="333333"/>
           <w:sz w:val="21"/>
         </w:rPr>
-        <w:t>Kalikan F dengan Q(s) penuh, ekspansi sp.expand(), lalu sp.Poly(...).all_coeffs() atau samakan koefisien tiap pangkat s via sp.solve() terhadap sistem persamaan linier untuk A, B (dan koefisien faktor lain bila ada).</w:t>
+        <w:t xml:space="preserve">Kalikan F dengan Q(s) penuh, ekspansi sp.expand(), lalu sp.Poly(...)·all_coeffs() atau samakan koefisien tiap pangkat s via sp.solve() terhadap sistem persamaan linier untuk A, B (dan koefisien faktor lain bila ada).</w:t>
       </w:r>
     </w:p>
     <w:p>
@@ -9026,7 +14584,64 @@
           <w:i w:val="0"/>
           <w:sz w:val="22"/>
         </w:rPr>
-        <w:t>Implementasikan solver PD orde-3 generik solve_pd_orde3_pfd(koef, ivp) yang menerima koef=[a3,a2,a1,a0] dan ivp=[y0,y0p,y0pp], membangun Q(s) dan G(s) otomatis (PD homogen, R(s)=0), memfaktorkan Q(s) via sp.factor_list() atau sp.roots() untuk mengklasifikasikan tiap akar (linear berbeda/berulang), lalu memanggil coverup_distinct() dan/atau repeated_root_coeffs() dari soal C11/C12 (BUKAN sp.apart() langsung) untuk menyusun y(t) simbolik. Uji pada koef=[1,6,11,6], ivp=[1,0,0] (harus menghasilkan y(t)=3e^(-t)-3e^(-2t)+e^(-3t) sesuai Contoh Terpadu di modul).</w:t>
+        <w:t xml:space="preserve">Implementasikan solver PD orde-3 generik solve_pd_orde3_pfd(koef, ivp) yang menerima koef=[a3,a2,a1,a0] dan ivp=[y0,y0p,y0pp], membangun Q(s) dan G(s) otomatis (PD homogen, R(s)=0), memfaktorkan Q(s) via sp.factor_list() atau sp.roots() untuk mengklasifikasikan tiap akar (linear berbeda/berulang), lalu memanggil coverup_distinct() dan/atau repeated_root_coeffs() dari soal C11/C12 (BUKAN sp.apart() langsung) untuk menyusun y(t) simbolik. Uji pada koef=[1,6,11,6], ivp=[1,0,0] (harus menghasilkan y(t)=3e</w:t>
+      </w:r>
+      <w:r>
+        <w:rPr>
+          <w:rFonts w:ascii="Arial" w:hAnsi="Arial" w:cs="Arial"/>
+          <w:b w:val="0"/>
+          <w:i w:val="0"/>
+          <w:sz w:val="22"/>
+          <w:vertAlign w:val="superscript"/>
+        </w:rPr>
+        <w:t xml:space="preserve">-t</w:t>
+      </w:r>
+      <w:r>
+        <w:rPr>
+          <w:rFonts w:ascii="Arial" w:hAnsi="Arial" w:cs="Arial"/>
+          <w:b w:val="0"/>
+          <w:i w:val="0"/>
+          <w:sz w:val="22"/>
+        </w:rPr>
+        <w:t xml:space="preserve">-3e</w:t>
+      </w:r>
+      <w:r>
+        <w:rPr>
+          <w:rFonts w:ascii="Arial" w:hAnsi="Arial" w:cs="Arial"/>
+          <w:b w:val="0"/>
+          <w:i w:val="0"/>
+          <w:sz w:val="22"/>
+          <w:vertAlign w:val="superscript"/>
+        </w:rPr>
+        <w:t xml:space="preserve">-2t</w:t>
+      </w:r>
+      <w:r>
+        <w:rPr>
+          <w:rFonts w:ascii="Arial" w:hAnsi="Arial" w:cs="Arial"/>
+          <w:b w:val="0"/>
+          <w:i w:val="0"/>
+          <w:sz w:val="22"/>
+        </w:rPr>
+        <w:t xml:space="preserve">+e</w:t>
+      </w:r>
+      <w:r>
+        <w:rPr>
+          <w:rFonts w:ascii="Arial" w:hAnsi="Arial" w:cs="Arial"/>
+          <w:b w:val="0"/>
+          <w:i w:val="0"/>
+          <w:sz w:val="22"/>
+          <w:vertAlign w:val="superscript"/>
+        </w:rPr>
+        <w:t xml:space="preserve">-3t</w:t>
+      </w:r>
+      <w:r>
+        <w:rPr>
+          <w:rFonts w:ascii="Arial" w:hAnsi="Arial" w:cs="Arial"/>
+          <w:b w:val="0"/>
+          <w:i w:val="0"/>
+          <w:sz w:val="22"/>
+        </w:rPr>
+        <w:t xml:space="preserve"> sesuai Contoh Terpadu di modul).</w:t>
       </w:r>
     </w:p>
     <w:p>
@@ -9062,7 +14677,7 @@
           <w:color w:val="333333"/>
           <w:sz w:val="21"/>
         </w:rPr>
-        <w:t>Bangun Q(s)=a3*s**3+a2*s**2+a1*s+a0 dan G(s) sesuai rumus shortcut PD orde 3 dari Pertemuan 12 (G(s)=(a3*s**2+a2*s+a1)*y0+(a3*s+a2)*y0p+a3*y0pp); Y=G/Q; klasifikasi akar via sp.roots(Q,s) (dictionary akar:multiplicity); panggil fungsi coverup sesuai multiplicity tiap akar.</w:t>
+        <w:t xml:space="preserve">Bangun Q(s)=a3·s**3+a2·s**2+a1·s+a0 dan G(s) sesuai rumus shortcut PD orde 3 dari Pertemuan 12 (G(s)=(a3·s**2+a2·s+a1)·y0+(a3·s+a2)·y0p+a3·y0pp); Y=G/Q; klasifikasi akar via sp.roots(Q,s) (dictionary akar:multiplicity); panggil fungsi coverup sesuai multiplicity tiap akar.</w:t>
       </w:r>
     </w:p>
     <w:p>
@@ -9086,7 +14701,91 @@
           <w:i w:val="0"/>
           <w:sz w:val="22"/>
         </w:rPr>
-        <w:t>Implementasikan fungsi verify_pfd_numeric(F_expr, pfd_expr, s, n_points=20) yang memverifikasi kesetaraan F(s) asli dengan hasil PFD-nya secara numerik pada n_points nilai s acak (BUKAN sp.simplify(F-pfd)==0 yang bisa lambat/gagal untuk ekspresi kompleks), mengembalikan error maksimum absolut di antara keduanya beserta boolean apakah error di bawah toleransi 1e-9. Uji pada F=(s**2+6*s+11)/((s+1)*(s+2)*(s+3)) dan pfd=sp.apart(F,s), pastikan hindari titik s yang berimpit dengan pole (akar penyebut) saat generate nilai acak.</w:t>
+        <w:t xml:space="preserve">Implementasikan fungsi verify_pfd_numeric(</w:t>
+      </w:r>
+      <w:r>
+        <w:rPr>
+          <w:rFonts w:ascii="Arial" w:hAnsi="Arial" w:cs="Arial"/>
+          <w:b w:val="0"/>
+          <w:i w:val="0"/>
+          <w:sz w:val="22"/>
+        </w:rPr>
+        <w:t xml:space="preserve">F</w:t>
+      </w:r>
+      <w:r>
+        <w:rPr>
+          <w:rFonts w:ascii="Arial" w:hAnsi="Arial" w:cs="Arial"/>
+          <w:b w:val="0"/>
+          <w:i w:val="0"/>
+          <w:sz w:val="22"/>
+          <w:vertAlign w:val="subscript"/>
+        </w:rPr>
+        <w:t xml:space="preserve">expr</w:t>
+      </w:r>
+      <w:r>
+        <w:rPr>
+          <w:rFonts w:ascii="Arial" w:hAnsi="Arial" w:cs="Arial"/>
+          <w:b w:val="0"/>
+          <w:i w:val="0"/>
+          <w:sz w:val="22"/>
+        </w:rPr>
+        <w:t xml:space="preserve">, pfd_expr, s, </w:t>
+      </w:r>
+      <w:r>
+        <w:rPr>
+          <w:rFonts w:ascii="Arial" w:hAnsi="Arial" w:cs="Arial"/>
+          <w:b w:val="0"/>
+          <w:i w:val="0"/>
+          <w:sz w:val="22"/>
+        </w:rPr>
+        <w:t xml:space="preserve">n</w:t>
+      </w:r>
+      <w:r>
+        <w:rPr>
+          <w:rFonts w:ascii="Arial" w:hAnsi="Arial" w:cs="Arial"/>
+          <w:b w:val="0"/>
+          <w:i w:val="0"/>
+          <w:sz w:val="22"/>
+          <w:vertAlign w:val="subscript"/>
+        </w:rPr>
+        <w:t xml:space="preserve">points</w:t>
+      </w:r>
+      <w:r>
+        <w:rPr>
+          <w:rFonts w:ascii="Arial" w:hAnsi="Arial" w:cs="Arial"/>
+          <w:b w:val="0"/>
+          <w:i w:val="0"/>
+          <w:sz w:val="22"/>
+        </w:rPr>
+        <w:t xml:space="preserve">=20) yang memverifikasi kesetaraan F(s) asli dengan hasil PFD-nya secara numerik pada </w:t>
+      </w:r>
+      <w:r>
+        <w:rPr>
+          <w:rFonts w:ascii="Arial" w:hAnsi="Arial" w:cs="Arial"/>
+          <w:b w:val="0"/>
+          <w:i w:val="0"/>
+          <w:sz w:val="22"/>
+        </w:rPr>
+        <w:t xml:space="preserve">n</w:t>
+      </w:r>
+      <w:r>
+        <w:rPr>
+          <w:rFonts w:ascii="Arial" w:hAnsi="Arial" w:cs="Arial"/>
+          <w:b w:val="0"/>
+          <w:i w:val="0"/>
+          <w:sz w:val="22"/>
+          <w:vertAlign w:val="subscript"/>
+        </w:rPr>
+        <w:t xml:space="preserve">points</w:t>
+      </w:r>
+      <w:r>
+        <w:rPr>
+          <w:rFonts w:ascii="Arial" w:hAnsi="Arial" w:cs="Arial"/>
+          <w:b w:val="0"/>
+          <w:i w:val="0"/>
+          <w:sz w:val="22"/>
+        </w:rPr>
+        <w:t xml:space="preserve"> nilai s acak (BUKAN sp.simplify(F-pfd)==0 yang bisa lambat/gagal untuk ekspresi kompleks), mengembalikan error maksimum absolut di antara keduanya beserta boolean apakah error di bawah toleransi 1e-9. Uji pada F=(s**2+6·s+11)/((s+1)·(s+2)·(s+3)) dan pfd=sp.apart(F,s), pastikan hindari titik s yang berimpit dengan pole (akar penyebut) saat generate nilai acak.</w:t>
       </w:r>
     </w:p>
     <w:p>
@@ -9122,7 +14821,38 @@
           <w:color w:val="333333"/>
           <w:sz w:val="21"/>
         </w:rPr>
-        <w:t>Generate n_points nilai s acak (np.random, hindari nilai dekat akar Q(s) dengan margin, mis. jarak minimum 0.1 dari tiap pole); evaluasi float(F.subs(s,val)) dan float(pfd.subs(s,val)) untuk tiap titik; kembalikan np.max(np.abs(errors)) dan errors.max() &lt; 1e-9.</w:t>
+        <w:t xml:space="preserve">Generate </w:t>
+      </w:r>
+      <w:r>
+        <w:rPr>
+          <w:rFonts w:ascii="Arial" w:hAnsi="Arial" w:cs="Arial"/>
+          <w:b w:val="0"/>
+          <w:i w:val="0"/>
+          <w:color w:val="333333"/>
+          <w:sz w:val="21"/>
+        </w:rPr>
+        <w:t xml:space="preserve">n</w:t>
+      </w:r>
+      <w:r>
+        <w:rPr>
+          <w:rFonts w:ascii="Arial" w:hAnsi="Arial" w:cs="Arial"/>
+          <w:b w:val="0"/>
+          <w:i w:val="0"/>
+          <w:color w:val="333333"/>
+          <w:sz w:val="21"/>
+          <w:vertAlign w:val="subscript"/>
+        </w:rPr>
+        <w:t xml:space="preserve">points</w:t>
+      </w:r>
+      <w:r>
+        <w:rPr>
+          <w:rFonts w:ascii="Arial" w:hAnsi="Arial" w:cs="Arial"/>
+          <w:b w:val="0"/>
+          <w:i w:val="0"/>
+          <w:color w:val="333333"/>
+          <w:sz w:val="21"/>
+        </w:rPr>
+        <w:t xml:space="preserve"> nilai s acak (np.random, hindari nilai dekat akar Q(s) dengan margin, mis. jarak minimum 0.1 dari tiap pole); evaluasi float(F·subs(s,val)) dan float(pfd.subs(s,val)) untuk tiap titik; kembalikan np.max(np.abs(errors)) dan errors.max() &lt; 1e-9.</w:t>
       </w:r>
     </w:p>
     <w:p>
@@ -9195,7 +14925,7 @@
           <w:color w:val="0563C1"/>
           <w:sz w:val="21"/>
         </w:rPr>
-        <w:t xml:space="preserve"> https://doi.org/10.1016/j.jsv.2021.116530</w:t>
+        <w:t xml:space="preserve"> https://doi.org/10.1016/j·jsv.2021.116530</w:t>
       </w:r>
     </w:p>
     <w:p>

--- a/Engineering-Mathematics/Modul-Word/Modul-13-Metode-Jumlahan-Pecahan-Parsial.docx
+++ b/Engineering-Mathematics/Modul-Word/Modul-13-Metode-Jumlahan-Pecahan-Parsial.docx
@@ -10781,7 +10781,7 @@
           <w:i w:val="0"/>
           <w:sz w:val="22"/>
         </w:rPr>
-        <w:t xml:space="preserve">Gambar 8 menunjukkan Cell 1: sp.apart(F1, s) pada F1=(3s+5)/[(s-1)(s+2)] otomatis memberi 8/(3·(s-1))+1/(3·(s+2)) sesuai hasil manual cover-up; sp.apart() yang sama juga langsung menangani F2 (kasus berulang) dan F3 (kasus kuadratik) tanpa perlu mengubah kode, membuktikan bahwa satu fungsi SymPy menggeneralisasi ketiga kasus manual yang dipelajari pada modul ini.</w:t>
+        <w:t>Gambar 8 menunjukkan Cell 1: sp.apart(F1, s) pada F1=(3s+5)/[(s-1)(s+2)] otomatis memberi 8/(3*(s-1))+1/(3*(s+2)) sesuai hasil manual cover-up; sp.apart() yang sama juga langsung menangani F2 (kasus berulang) dan F3 (kasus kuadratik) tanpa perlu mengubah kode, membuktikan bahwa satu fungsi SymPy menggeneralisasi ketiga kasus manual yang dipelajari pada modul ini.</w:t>
       </w:r>
     </w:p>
     <w:p>
@@ -10847,7 +10847,7 @@
           <w:i w:val="0"/>
           <w:sz w:val="22"/>
         </w:rPr>
-        <w:t xml:space="preserve">implementasikan cover-up rule manual via sp.limit((s-a)*F, s, a) untuk faktor linear berbeda; verifikasi hasil sama dengan sp.apart(); tunjukkan bahwa untuk faktor berulang, cover-up sederhana hanya memberi koefisien pangkat tertinggi (evaluasi (s-a)**k·F pada s=a), sedangkan koefisien lain harus dibaca dari sp.apart().</w:t>
+        <w:t>implementasikan cover-up rule manual via sp.limit((s-a)*F, s, a) untuk faktor linear berbeda; verifikasi hasil sama dengan sp.apart(); tunjukkan bahwa untuk faktor berulang, cover-up sederhana hanya memberi koefisien pangkat tertinggi (evaluasi (s-a)**k * F pada s=a), sedangkan koefisien lain harus dibaca dari sp.apart().</w:t>
       </w:r>
     </w:p>
     <w:p>
@@ -10913,7 +10913,7 @@
           <w:i w:val="0"/>
           <w:sz w:val="22"/>
         </w:rPr>
-        <w:t xml:space="preserve">plot mode decomposition: pisahkan tiap term hasil PFD menjadi array NumPy terpisah (mis. 3·np.exp(-t), -3·np.exp(-2*t), np.exp(-3*t)); plot ketiganya dengan garis putus-putus dan total (jumlah seluruh mode) dengan garis tebal; verifikasi y(0) sesuai IVP dan y(t) menuju nol untuk t besar (bila seluruh pole stabil).</w:t>
+        <w:t>plot mode decomposition: pisahkan tiap term hasil PFD menjadi array NumPy terpisah (mis. 3*np.exp(-t), -3*np.exp(-2*t), np.exp(-3*t)); plot ketiganya dengan garis putus-putus dan total (jumlah seluruh mode) dengan garis tebal; verifikasi y(0) sesuai IVP dan y(t) menuju nol untuk t besar (bila seluruh pole stabil).</w:t>
       </w:r>
     </w:p>
     <w:p>
@@ -13465,7 +13465,7 @@
           <w:i w:val="0"/>
           <w:sz w:val="22"/>
         </w:rPr>
-        <w:t xml:space="preserve">Hitung sp.apart(F, s) untuk F = (s**2+6·s+11)/((s+1)·(s+2)·(s+3)). Cetak hasilnya dan verifikasi sama dengan 3/(s+1) - 3/(s+2) + 1/(s+3).</w:t>
+        <w:t>Hitung sp.apart(F, s) untuk F = (s**2+6*s+11)/((s+1)*(s+2)*(s+3)). Cetak hasilnya dan verifikasi sama dengan 3/(s+1) - 3/(s+2) + 1/(s+3).</w:t>
       </w:r>
     </w:p>
     <w:p>
@@ -13561,7 +13561,7 @@
           <w:color w:val="333333"/>
           <w:sz w:val="21"/>
         </w:rPr>
-        <w:t xml:space="preserve">sp.limit(factor*F, s, akar) menghitung Ai = lim(s→ai)(s-ai)·F(s); ketiga hasil harus 3, -3, 1 berturut-turut.</w:t>
+        <w:t xml:space="preserve">sp.limit(factor*F, s, akar) menghitung Ai = lim(s→ai)(s-ai)*F(s); ketiga hasil harus 3, -3, 1 berturut-turut.</w:t>
       </w:r>
     </w:p>
     <w:p>
@@ -13645,7 +13645,7 @@
           <w:i w:val="0"/>
           <w:sz w:val="22"/>
         </w:rPr>
-        <w:t xml:space="preserve">Untuk F2 = 2/(s·(s+2)**2) (faktor linear berulang), hitung sp.apart(F2, s). Cetak hasilnya dan identifikasi koefisien pangkat tertinggi C pada term C/(s+2)</w:t>
+        <w:t xml:space="preserve">Untuk F2 = 2/(s*(s+2)**2) (faktor linear berulang), hitung sp.apart(F2, s). Cetak hasilnya dan identifikasi koefisien pangkat tertinggi C pada term C/(s+2)</w:t>
       </w:r>
       <w:r>
         <w:rPr>
@@ -13805,7 +13805,7 @@
           <w:i w:val="0"/>
           <w:sz w:val="22"/>
         </w:rPr>
-        <w:t xml:space="preserve">Untuk F3 = 1/((s+1)·(s**2+4)) (kasus campuran linear dan kuadratik), hitung sp.apart(F3, s). Cetak hasilnya dan verifikasi jumlah pembilang deg=1 pada term kuadratiknya.</w:t>
+        <w:t>Untuk F3 = 1/((s+1)*(s**2+4)) (kasus campuran linear dan kuadratik), hitung sp.apart(F3, s). Cetak hasilnya dan verifikasi jumlah pembilang deg=1 pada term kuadratiknya.</w:t>
       </w:r>
     </w:p>
     <w:p>
@@ -13922,7 +13922,7 @@
           <w:color w:val="333333"/>
           <w:sz w:val="21"/>
         </w:rPr>
-        <w:t xml:space="preserve">·[cos(2t)+sin(2t)].</w:t>
+        <w:t xml:space="preserve">*[cos(2t)+sin(2t)].</w:t>
       </w:r>
     </w:p>
     <w:p>
@@ -14003,7 +14003,7 @@
           <w:color w:val="333333"/>
           <w:sz w:val="21"/>
         </w:rPr>
-        <w:t xml:space="preserve">·(cos(2t)+sin(2t)) memakai np.exp/np.cos/np.sin.</w:t>
+        <w:t xml:space="preserve">*(cos(2t)+sin(2t)) memakai np.exp/np.cos/np.sin.</w:t>
       </w:r>
     </w:p>
     <w:p>
@@ -14123,7 +14123,7 @@
           <w:color w:val="333333"/>
           <w:sz w:val="21"/>
         </w:rPr>
-        <w:t xml:space="preserve">float(F·subs(s,5)) dan float(pfd.subs(s,5)) harus menghasilkan angka yang identik hingga presisi numerik; cetak abs(selisih).</w:t>
+        <w:t>float(F.subs(s,5)) dan float(pfd.subs(s,5)) harus menghasilkan angka yang identik hingga presisi numerik; cetak abs(selisih).</w:t>
       </w:r>
     </w:p>
     <w:p>
@@ -14360,7 +14360,7 @@
           <w:i w:val="0"/>
           <w:sz w:val="22"/>
         </w:rPr>
-        <w:t xml:space="preserve"> memakai rumus turunan Ak-j = (1/j!)·d</w:t>
+        <w:t xml:space="preserve"> memakai rumus turunan Ak-j = (1/j!)*d</w:t>
       </w:r>
       <w:r>
         <w:rPr>
@@ -14417,7 +14417,7 @@
           <w:i w:val="0"/>
           <w:sz w:val="22"/>
         </w:rPr>
-        <w:t xml:space="preserve">·F(s)]|s=a (boleh memakai sp.diff dan sp.limit, TAPI bukan sp.apart() langsung untuk hasil akhir). Uji pada F=2/(s·(s+2)**2), a=-2, k=2 dan verifikasi terhadap sp.apart(F, s).</w:t>
+        <w:t xml:space="preserve">*F(s)]|s=a (boleh memakai sp.diff dan sp.limit, TAPI bukan sp.apart() langsung untuk hasil akhir). Uji pada F=2/(s*(s+2)**2), a=-2, k=2 dan verifikasi terhadap sp.apart(F, s).</w:t>
       </w:r>
     </w:p>
     <w:p>
@@ -14524,7 +14524,7 @@
           <w:i w:val="0"/>
           <w:sz w:val="22"/>
         </w:rPr>
-        <w:t xml:space="preserve">+ps+q) untuk F(s) dengan SATU faktor kuadratik tak tereduksi (boleh dikombinasikan dengan faktor linear lain), memakai metode menyamakan koefisien polinomial secara manual (sp.Poly dan sp.solve, BUKAN sp.apart() langsung). Uji pada F=1/((s+1)·(s**2+4)) dan verifikasi A, B terhadap sp.apart(F, s).</w:t>
+        <w:t xml:space="preserve">+ps+q) untuk F(s) dengan SATU faktor kuadratik tak tereduksi (boleh dikombinasikan dengan faktor linear lain), memakai metode menyamakan koefisien polinomial secara manual (sp.Poly dan sp.solve, BUKAN sp.apart() langsung). Uji pada F=1/((s+1)*(s**2+4)) dan verifikasi A, B terhadap sp.apart(F, s).</w:t>
       </w:r>
     </w:p>
     <w:p>
@@ -14560,7 +14560,7 @@
           <w:color w:val="333333"/>
           <w:sz w:val="21"/>
         </w:rPr>
-        <w:t xml:space="preserve">Kalikan F dengan Q(s) penuh, ekspansi sp.expand(), lalu sp.Poly(...)·all_coeffs() atau samakan koefisien tiap pangkat s via sp.solve() terhadap sistem persamaan linier untuk A, B (dan koefisien faktor lain bila ada).</w:t>
+        <w:t>Kalikan F dengan Q(s) penuh, ekspansi sp.expand(), lalu sp.Poly(...).all_coeffs() atau samakan koefisien tiap pangkat s via sp.solve() terhadap sistem persamaan linier untuk A, B (dan koefisien faktor lain bila ada).</w:t>
       </w:r>
     </w:p>
     <w:p>
@@ -14677,7 +14677,7 @@
           <w:color w:val="333333"/>
           <w:sz w:val="21"/>
         </w:rPr>
-        <w:t xml:space="preserve">Bangun Q(s)=a3·s**3+a2·s**2+a1·s+a0 dan G(s) sesuai rumus shortcut PD orde 3 dari Pertemuan 12 (G(s)=(a3·s**2+a2·s+a1)·y0+(a3·s+a2)·y0p+a3·y0pp); Y=G/Q; klasifikasi akar via sp.roots(Q,s) (dictionary akar:multiplicity); panggil fungsi coverup sesuai multiplicity tiap akar.</w:t>
+        <w:t>Bangun Q(s)=a3*s**3+a2*s**2+a1*s+a0 dan G(s) sesuai rumus shortcut PD orde 3 dari Pertemuan 12 (G(s)=(a3*s**2+a2*s+a1)*y0+(a3*s+a2)*y0p+a3*y0pp); Y=G/Q; klasifikasi akar via sp.roots(Q,s) (dictionary akar:multiplicity); panggil fungsi coverup sesuai multiplicity tiap akar.</w:t>
       </w:r>
     </w:p>
     <w:p>
@@ -14785,7 +14785,7 @@
           <w:i w:val="0"/>
           <w:sz w:val="22"/>
         </w:rPr>
-        <w:t xml:space="preserve"> nilai s acak (BUKAN sp.simplify(F-pfd)==0 yang bisa lambat/gagal untuk ekspresi kompleks), mengembalikan error maksimum absolut di antara keduanya beserta boolean apakah error di bawah toleransi 1e-9. Uji pada F=(s**2+6·s+11)/((s+1)·(s+2)·(s+3)) dan pfd=sp.apart(F,s), pastikan hindari titik s yang berimpit dengan pole (akar penyebut) saat generate nilai acak.</w:t>
+        <w:t xml:space="preserve"> nilai s acak (BUKAN sp.simplify(F-pfd)==0 yang bisa lambat/gagal untuk ekspresi kompleks), mengembalikan error maksimum absolut di antara keduanya beserta boolean apakah error di bawah toleransi 1e-9. Uji pada F=(s**2+6*s+11)/((s+1)*(s+2)*(s+3)) dan pfd=sp.apart(F,s), pastikan hindari titik s yang berimpit dengan pole (akar penyebut) saat generate nilai acak.</w:t>
       </w:r>
     </w:p>
     <w:p>
@@ -14852,7 +14852,7 @@
           <w:color w:val="333333"/>
           <w:sz w:val="21"/>
         </w:rPr>
-        <w:t xml:space="preserve"> nilai s acak (np.random, hindari nilai dekat akar Q(s) dengan margin, mis. jarak minimum 0.1 dari tiap pole); evaluasi float(F·subs(s,val)) dan float(pfd.subs(s,val)) untuk tiap titik; kembalikan np.max(np.abs(errors)) dan errors.max() &lt; 1e-9.</w:t>
+        <w:t xml:space="preserve"> nilai s acak (np.random, hindari nilai dekat akar Q(s) dengan margin, mis. jarak minimum 0.1 dari tiap pole); evaluasi float(F.subs(s,val)) dan float(pfd.subs(s,val)) untuk tiap titik; kembalikan np.max(np.abs(errors)) dan errors.max() &lt; 1e-9.</w:t>
       </w:r>
     </w:p>
     <w:p>

--- a/Engineering-Mathematics/Modul-Word/Modul-13-Metode-Jumlahan-Pecahan-Parsial.docx
+++ b/Engineering-Mathematics/Modul-Word/Modul-13-Metode-Jumlahan-Pecahan-Parsial.docx
@@ -8463,6 +8463,15 @@
         </w:rPr>
         <w:t>Dengan tiga kasus dan cover-up rule sudah dikuasai, seluruh proses inversi Laplace via PFD dapat dirangkum menjadi satu workflow lima langkah yang berlaku universal untuk fungsi rasional apapun, berapapun derajat penyebutnya: (1) cek syarat deg(P) &lt; deg(Q), lakukan long division bila perlu; (2) faktorkan Q(s) atas bilangan riil menjadi kombinasi faktor linear dan kuadratik tak tereduksi; (3) tulis template PFD sesuai jenis tiap faktor; (4) hitung koefisien lewat cover-up (linear non-berulang) atau menyamakan koefisien (berulang dan kuadratik); (5) invers tiap term via tabel Laplace, lalu jumlahkan menjadi f(t) total.</w:t>
       </w:r>
+      <w:r>
+        <w:rPr>
+          <w:rFonts w:ascii="Arial" w:hAnsi="Arial" w:cs="Arial"/>
+          <w:b w:val="0"/>
+          <w:i w:val="0"/>
+          <w:sz w:val="22"/>
+        </w:rPr>
+        <w:t xml:space="preserve"> Hubungan ini dirangkum dalam Persamaan (9).</w:t>
+      </w:r>
     </w:p>
     <w:p>
       <w:pPr>
@@ -8499,6 +8508,16 @@
           <w:sz w:val="22"/>
         </w:rPr>
         <w:t xml:space="preserve"> → f(t)</w:t>
+      </w:r>
+      <w:r>
+        <w:rPr>
+          <w:rFonts w:ascii="Arial" w:hAnsi="Arial" w:cs="Arial"/>
+          <w:b/>
+          <w:i/>
+          <w:color w:val="305496"/>
+          <w:sz w:val="22"/>
+        </w:rPr>
+        <w:t xml:space="preserve">   (9)</w:t>
       </w:r>
     </w:p>
     <w:p>
@@ -8669,7 +8688,7 @@
           <w:i w:val="0"/>
           <w:sz w:val="22"/>
         </w:rPr>
-        <w:t xml:space="preserve"> Hubungan ini dirangkum dalam Persamaan (9).</w:t>
+        <w:t xml:space="preserve"> Bentuk ringkasnya dituliskan pada Persamaan (10).</w:t>
       </w:r>
     </w:p>
     <w:p>
@@ -8748,7 +8767,7 @@
           <w:color w:val="305496"/>
           <w:sz w:val="22"/>
         </w:rPr>
-        <w:t xml:space="preserve">   (9)</w:t>
+        <w:t xml:space="preserve">   (10)</w:t>
       </w:r>
     </w:p>
     <w:p>

--- a/Engineering-Mathematics/Modul-Word/Modul-13-Metode-Jumlahan-Pecahan-Parsial.docx
+++ b/Engineering-Mathematics/Modul-Word/Modul-13-Metode-Jumlahan-Pecahan-Parsial.docx
@@ -3032,8 +3032,11 @@
     </w:p>
     <w:p>
       <w:pPr>
+        <w:tabs>
+          <w:tab w:val="center" w:pos="4393"/>
+          <w:tab w:val="right" w:pos="8787"/>
+        </w:tabs>
         <w:spacing w:before="40" w:after="120"/>
-        <w:jc w:val="center"/>
       </w:pPr>
       <w:r>
         <w:rPr>
@@ -3043,7 +3046,7 @@
           <w:color w:val="305496"/>
           <w:sz w:val="22"/>
         </w:rPr>
-        <w:t xml:space="preserve">P(s)/Q(s) = sum Ai/(s-ai) + sum Bj/(s-bj)</w:t>
+        <w:tab/>
       </w:r>
       <w:r>
         <w:rPr>
@@ -3052,9 +3055,8 @@
           <w:i/>
           <w:color w:val="305496"/>
           <w:sz w:val="22"/>
-          <w:vertAlign w:val="superscript"/>
-        </w:rPr>
-        <w:t xml:space="preserve">k</w:t>
+        </w:rPr>
+        <w:t xml:space="preserve">P(s)/Q(s) = sum Ai/(s-ai) + sum Bj/(s-bj)</w:t>
       </w:r>
       <w:r>
         <w:rPr>
@@ -3063,8 +3065,9 @@
           <w:i/>
           <w:color w:val="305496"/>
           <w:sz w:val="22"/>
-        </w:rPr>
-        <w:t xml:space="preserve"> + sum (Cs+D)/(s</w:t>
+          <w:vertAlign w:val="superscript"/>
+        </w:rPr>
+        <w:t xml:space="preserve">k</w:t>
       </w:r>
       <w:r>
         <w:rPr>
@@ -3073,9 +3076,8 @@
           <w:i/>
           <w:color w:val="305496"/>
           <w:sz w:val="22"/>
-          <w:vertAlign w:val="superscript"/>
-        </w:rPr>
-        <w:t xml:space="preserve">2</w:t>
+        </w:rPr>
+        <w:t xml:space="preserve"> + sum (Cs+D)/(s</w:t>
       </w:r>
       <w:r>
         <w:rPr>
@@ -3084,8 +3086,9 @@
           <w:i/>
           <w:color w:val="305496"/>
           <w:sz w:val="22"/>
-        </w:rPr>
-        <w:t xml:space="preserve">+ps+q), syarat: deg(P) &lt; deg(Q)</w:t>
+          <w:vertAlign w:val="superscript"/>
+        </w:rPr>
+        <w:t xml:space="preserve">2</w:t>
       </w:r>
       <w:r>
         <w:rPr>
@@ -3095,7 +3098,18 @@
           <w:color w:val="305496"/>
           <w:sz w:val="22"/>
         </w:rPr>
-        <w:t xml:space="preserve">   (1)</w:t>
+        <w:t xml:space="preserve">+ps+q), syarat: deg(P) &lt; deg(Q)</w:t>
+      </w:r>
+      <w:r>
+        <w:rPr>
+          <w:rFonts w:ascii="Arial" w:hAnsi="Arial" w:cs="Arial"/>
+          <w:b/>
+          <w:i/>
+          <w:color w:val="305496"/>
+          <w:sz w:val="22"/>
+        </w:rPr>
+        <w:tab/>
+        <w:t xml:space="preserve">(1)</w:t>
       </w:r>
     </w:p>
     <w:p>
@@ -4406,8 +4420,11 @@
     </w:p>
     <w:p>
       <w:pPr>
+        <w:tabs>
+          <w:tab w:val="center" w:pos="4393"/>
+          <w:tab w:val="right" w:pos="8787"/>
+        </w:tabs>
         <w:spacing w:before="40" w:after="120"/>
-        <w:jc w:val="center"/>
       </w:pPr>
       <w:r>
         <w:rPr>
@@ -4417,7 +4434,7 @@
           <w:color w:val="305496"/>
           <w:sz w:val="22"/>
         </w:rPr>
-        <w:t xml:space="preserve">Ai = lim(s→ai) (s-ai)·F(s) = P(ai) / produk(j≠i)(ai-aj); "tutup (s-ai), substitusi s=ai ke sisa"</w:t>
+        <w:tab/>
       </w:r>
       <w:r>
         <w:rPr>
@@ -4427,7 +4444,18 @@
           <w:color w:val="305496"/>
           <w:sz w:val="22"/>
         </w:rPr>
-        <w:t xml:space="preserve">   (2)</w:t>
+        <w:t xml:space="preserve">Ai = lim(s→ai) (s-ai)·F(s) = P(ai) / produk(j≠i)(ai-aj); "tutup (s-ai), substitusi s=ai ke sisa"</w:t>
+      </w:r>
+      <w:r>
+        <w:rPr>
+          <w:rFonts w:ascii="Arial" w:hAnsi="Arial" w:cs="Arial"/>
+          <w:b/>
+          <w:i/>
+          <w:color w:val="305496"/>
+          <w:sz w:val="22"/>
+        </w:rPr>
+        <w:tab/>
+        <w:t xml:space="preserve">(2)</w:t>
       </w:r>
     </w:p>
     <w:p>
@@ -5141,8 +5169,11 @@
     </w:p>
     <w:p>
       <w:pPr>
+        <w:tabs>
+          <w:tab w:val="center" w:pos="4393"/>
+          <w:tab w:val="right" w:pos="8787"/>
+        </w:tabs>
         <w:spacing w:before="40" w:after="120"/>
-        <w:jc w:val="center"/>
       </w:pPr>
       <w:r>
         <w:rPr>
@@ -5152,7 +5183,7 @@
           <w:color w:val="305496"/>
           <w:sz w:val="22"/>
         </w:rPr>
-        <w:t xml:space="preserve">PFD: F(s) = 9/(s-3) - 7/(s-2)   ⇒   f(t) = 9·e</w:t>
+        <w:tab/>
       </w:r>
       <w:r>
         <w:rPr>
@@ -5161,9 +5192,8 @@
           <w:i/>
           <w:color w:val="305496"/>
           <w:sz w:val="22"/>
-          <w:vertAlign w:val="superscript"/>
-        </w:rPr>
-        <w:t xml:space="preserve">3t</w:t>
+        </w:rPr>
+        <w:t xml:space="preserve">PFD: F(s) = 9/(s-3) - 7/(s-2)   ⇒   f(t) = 9·e</w:t>
       </w:r>
       <w:r>
         <w:rPr>
@@ -5172,8 +5202,9 @@
           <w:i/>
           <w:color w:val="305496"/>
           <w:sz w:val="22"/>
-        </w:rPr>
-        <w:t xml:space="preserve"> - 7·e</w:t>
+          <w:vertAlign w:val="superscript"/>
+        </w:rPr>
+        <w:t xml:space="preserve">3t</w:t>
       </w:r>
       <w:r>
         <w:rPr>
@@ -5182,9 +5213,8 @@
           <w:i/>
           <w:color w:val="305496"/>
           <w:sz w:val="22"/>
-          <w:vertAlign w:val="superscript"/>
-        </w:rPr>
-        <w:t xml:space="preserve">2t</w:t>
+        </w:rPr>
+        <w:t xml:space="preserve"> - 7·e</w:t>
       </w:r>
       <w:r>
         <w:rPr>
@@ -5193,8 +5223,20 @@
           <w:i/>
           <w:color w:val="305496"/>
           <w:sz w:val="22"/>
-        </w:rPr>
-        <w:t xml:space="preserve">   (3)</w:t>
+          <w:vertAlign w:val="superscript"/>
+        </w:rPr>
+        <w:t xml:space="preserve">2t</w:t>
+      </w:r>
+      <w:r>
+        <w:rPr>
+          <w:rFonts w:ascii="Arial" w:hAnsi="Arial" w:cs="Arial"/>
+          <w:b/>
+          <w:i/>
+          <w:color w:val="305496"/>
+          <w:sz w:val="22"/>
+        </w:rPr>
+        <w:tab/>
+        <w:t xml:space="preserve">(3)</w:t>
       </w:r>
     </w:p>
     <w:p>
@@ -5392,8 +5434,11 @@
     </w:p>
     <w:p>
       <w:pPr>
+        <w:tabs>
+          <w:tab w:val="center" w:pos="4393"/>
+          <w:tab w:val="right" w:pos="8787"/>
+        </w:tabs>
         <w:spacing w:before="40" w:after="120"/>
-        <w:jc w:val="center"/>
       </w:pPr>
       <w:r>
         <w:rPr>
@@ -5403,7 +5448,7 @@
           <w:color w:val="305496"/>
           <w:sz w:val="22"/>
         </w:rPr>
-        <w:t xml:space="preserve">Ak = (s-a)</w:t>
+        <w:tab/>
       </w:r>
       <w:r>
         <w:rPr>
@@ -5412,9 +5457,8 @@
           <w:i/>
           <w:color w:val="305496"/>
           <w:sz w:val="22"/>
-          <w:vertAlign w:val="superscript"/>
-        </w:rPr>
-        <w:t xml:space="preserve">k</w:t>
+        </w:rPr>
+        <w:t xml:space="preserve">Ak = (s-a)</w:t>
       </w:r>
       <w:r>
         <w:rPr>
@@ -5423,8 +5467,9 @@
           <w:i/>
           <w:color w:val="305496"/>
           <w:sz w:val="22"/>
-        </w:rPr>
-        <w:t xml:space="preserve">·F(s) |s=a;   Ak-j = (1/j!)·d</w:t>
+          <w:vertAlign w:val="superscript"/>
+        </w:rPr>
+        <w:t xml:space="preserve">k</w:t>
       </w:r>
       <w:r>
         <w:rPr>
@@ -5433,9 +5478,8 @@
           <w:i/>
           <w:color w:val="305496"/>
           <w:sz w:val="22"/>
-          <w:vertAlign w:val="superscript"/>
-        </w:rPr>
-        <w:t xml:space="preserve">j</w:t>
+        </w:rPr>
+        <w:t xml:space="preserve">·F(s) |s=a;   Ak-j = (1/j!)·d</w:t>
       </w:r>
       <w:r>
         <w:rPr>
@@ -5444,8 +5488,9 @@
           <w:i/>
           <w:color w:val="305496"/>
           <w:sz w:val="22"/>
-        </w:rPr>
-        <w:t xml:space="preserve">/ds</w:t>
+          <w:vertAlign w:val="superscript"/>
+        </w:rPr>
+        <w:t xml:space="preserve">j</w:t>
       </w:r>
       <w:r>
         <w:rPr>
@@ -5454,9 +5499,8 @@
           <w:i/>
           <w:color w:val="305496"/>
           <w:sz w:val="22"/>
-          <w:vertAlign w:val="superscript"/>
-        </w:rPr>
-        <w:t xml:space="preserve">j</w:t>
+        </w:rPr>
+        <w:t xml:space="preserve">/ds</w:t>
       </w:r>
       <w:r>
         <w:rPr>
@@ -5465,8 +5509,9 @@
           <w:i/>
           <w:color w:val="305496"/>
           <w:sz w:val="22"/>
-        </w:rPr>
-        <w:t xml:space="preserve"> [(s-a)</w:t>
+          <w:vertAlign w:val="superscript"/>
+        </w:rPr>
+        <w:t xml:space="preserve">j</w:t>
       </w:r>
       <w:r>
         <w:rPr>
@@ -5475,9 +5520,8 @@
           <w:i/>
           <w:color w:val="305496"/>
           <w:sz w:val="22"/>
-          <w:vertAlign w:val="superscript"/>
-        </w:rPr>
-        <w:t xml:space="preserve">k</w:t>
+        </w:rPr>
+        <w:t xml:space="preserve"> [(s-a)</w:t>
       </w:r>
       <w:r>
         <w:rPr>
@@ -5486,8 +5530,9 @@
           <w:i/>
           <w:color w:val="305496"/>
           <w:sz w:val="22"/>
-        </w:rPr>
-        <w:t xml:space="preserve">·F(s)] |s=a,  j=1,2,...,k-1</w:t>
+          <w:vertAlign w:val="superscript"/>
+        </w:rPr>
+        <w:t xml:space="preserve">k</w:t>
       </w:r>
       <w:r>
         <w:rPr>
@@ -5497,7 +5542,18 @@
           <w:color w:val="305496"/>
           <w:sz w:val="22"/>
         </w:rPr>
-        <w:t xml:space="preserve">   (4)</w:t>
+        <w:t xml:space="preserve">·F(s)] |s=a,  j=1,2,...,k-1</w:t>
+      </w:r>
+      <w:r>
+        <w:rPr>
+          <w:rFonts w:ascii="Arial" w:hAnsi="Arial" w:cs="Arial"/>
+          <w:b/>
+          <w:i/>
+          <w:color w:val="305496"/>
+          <w:sz w:val="22"/>
+        </w:rPr>
+        <w:tab/>
+        <w:t xml:space="preserve">(4)</w:t>
       </w:r>
     </w:p>
     <w:p>
@@ -5950,8 +6006,11 @@
     </w:p>
     <w:p>
       <w:pPr>
+        <w:tabs>
+          <w:tab w:val="center" w:pos="4393"/>
+          <w:tab w:val="right" w:pos="8787"/>
+        </w:tabs>
         <w:spacing w:before="40" w:after="120"/>
-        <w:jc w:val="center"/>
       </w:pPr>
       <w:r>
         <w:rPr>
@@ -5961,7 +6020,7 @@
           <w:color w:val="305496"/>
           <w:sz w:val="22"/>
         </w:rPr>
-        <w:t xml:space="preserve">L</w:t>
+        <w:tab/>
       </w:r>
       <w:r>
         <w:rPr>
@@ -5970,9 +6029,8 @@
           <w:i/>
           <w:color w:val="305496"/>
           <w:sz w:val="22"/>
-          <w:vertAlign w:val="superscript"/>
-        </w:rPr>
-        <w:t xml:space="preserve">-1</w:t>
+        </w:rPr>
+        <w:t xml:space="preserve">L</w:t>
       </w:r>
       <w:r>
         <w:rPr>
@@ -5981,8 +6039,9 @@
           <w:i/>
           <w:color w:val="305496"/>
           <w:sz w:val="22"/>
-        </w:rPr>
-        <w:t xml:space="preserve">{1/(s-a)</w:t>
+          <w:vertAlign w:val="superscript"/>
+        </w:rPr>
+        <w:t xml:space="preserve">-1</w:t>
       </w:r>
       <w:r>
         <w:rPr>
@@ -5991,9 +6050,8 @@
           <w:i/>
           <w:color w:val="305496"/>
           <w:sz w:val="22"/>
-          <w:vertAlign w:val="superscript"/>
-        </w:rPr>
-        <w:t xml:space="preserve">n</w:t>
+        </w:rPr>
+        <w:t xml:space="preserve">{1/(s-a)</w:t>
       </w:r>
       <w:r>
         <w:rPr>
@@ -6002,8 +6060,9 @@
           <w:i/>
           <w:color w:val="305496"/>
           <w:sz w:val="22"/>
-        </w:rPr>
-        <w:t xml:space="preserve">} = t</w:t>
+          <w:vertAlign w:val="superscript"/>
+        </w:rPr>
+        <w:t xml:space="preserve">n</w:t>
       </w:r>
       <w:r>
         <w:rPr>
@@ -6012,9 +6071,8 @@
           <w:i/>
           <w:color w:val="305496"/>
           <w:sz w:val="22"/>
-          <w:vertAlign w:val="superscript"/>
-        </w:rPr>
-        <w:t xml:space="preserve">n-1</w:t>
+        </w:rPr>
+        <w:t xml:space="preserve">} = t</w:t>
       </w:r>
       <w:r>
         <w:rPr>
@@ -6023,8 +6081,9 @@
           <w:i/>
           <w:color w:val="305496"/>
           <w:sz w:val="22"/>
-        </w:rPr>
-        <w:t xml:space="preserve">·e</w:t>
+          <w:vertAlign w:val="superscript"/>
+        </w:rPr>
+        <w:t xml:space="preserve">n-1</w:t>
       </w:r>
       <w:r>
         <w:rPr>
@@ -6033,9 +6092,8 @@
           <w:i/>
           <w:color w:val="305496"/>
           <w:sz w:val="22"/>
-          <w:vertAlign w:val="superscript"/>
-        </w:rPr>
-        <w:t xml:space="preserve">at</w:t>
+        </w:rPr>
+        <w:t xml:space="preserve">·e</w:t>
       </w:r>
       <w:r>
         <w:rPr>
@@ -6044,8 +6102,9 @@
           <w:i/>
           <w:color w:val="305496"/>
           <w:sz w:val="22"/>
-        </w:rPr>
-        <w:t xml:space="preserve">/(n-1)!;  contoh: 1/(s-a) → e</w:t>
+          <w:vertAlign w:val="superscript"/>
+        </w:rPr>
+        <w:t xml:space="preserve">at</w:t>
       </w:r>
       <w:r>
         <w:rPr>
@@ -6054,9 +6113,8 @@
           <w:i/>
           <w:color w:val="305496"/>
           <w:sz w:val="22"/>
-          <w:vertAlign w:val="superscript"/>
-        </w:rPr>
-        <w:t xml:space="preserve">at</w:t>
+        </w:rPr>
+        <w:t xml:space="preserve">/(n-1)!;  contoh: 1/(s-a) → e</w:t>
       </w:r>
       <w:r>
         <w:rPr>
@@ -6065,8 +6123,9 @@
           <w:i/>
           <w:color w:val="305496"/>
           <w:sz w:val="22"/>
-        </w:rPr>
-        <w:t xml:space="preserve">, 1/(s-a)</w:t>
+          <w:vertAlign w:val="superscript"/>
+        </w:rPr>
+        <w:t xml:space="preserve">at</w:t>
       </w:r>
       <w:r>
         <w:rPr>
@@ -6075,9 +6134,8 @@
           <w:i/>
           <w:color w:val="305496"/>
           <w:sz w:val="22"/>
-          <w:vertAlign w:val="superscript"/>
-        </w:rPr>
-        <w:t xml:space="preserve">2</w:t>
+        </w:rPr>
+        <w:t xml:space="preserve">, 1/(s-a)</w:t>
       </w:r>
       <w:r>
         <w:rPr>
@@ -6086,8 +6144,9 @@
           <w:i/>
           <w:color w:val="305496"/>
           <w:sz w:val="22"/>
-        </w:rPr>
-        <w:t xml:space="preserve"> → t·e</w:t>
+          <w:vertAlign w:val="superscript"/>
+        </w:rPr>
+        <w:t xml:space="preserve">2</w:t>
       </w:r>
       <w:r>
         <w:rPr>
@@ -6096,9 +6155,8 @@
           <w:i/>
           <w:color w:val="305496"/>
           <w:sz w:val="22"/>
-          <w:vertAlign w:val="superscript"/>
-        </w:rPr>
-        <w:t xml:space="preserve">at</w:t>
+        </w:rPr>
+        <w:t xml:space="preserve"> → t·e</w:t>
       </w:r>
       <w:r>
         <w:rPr>
@@ -6107,8 +6165,9 @@
           <w:i/>
           <w:color w:val="305496"/>
           <w:sz w:val="22"/>
-        </w:rPr>
-        <w:t xml:space="preserve">, 1/(s-a)</w:t>
+          <w:vertAlign w:val="superscript"/>
+        </w:rPr>
+        <w:t xml:space="preserve">at</w:t>
       </w:r>
       <w:r>
         <w:rPr>
@@ -6117,9 +6176,8 @@
           <w:i/>
           <w:color w:val="305496"/>
           <w:sz w:val="22"/>
-          <w:vertAlign w:val="superscript"/>
-        </w:rPr>
-        <w:t xml:space="preserve">3</w:t>
+        </w:rPr>
+        <w:t xml:space="preserve">, 1/(s-a)</w:t>
       </w:r>
       <w:r>
         <w:rPr>
@@ -6128,8 +6186,9 @@
           <w:i/>
           <w:color w:val="305496"/>
           <w:sz w:val="22"/>
-        </w:rPr>
-        <w:t xml:space="preserve"> → t</w:t>
+          <w:vertAlign w:val="superscript"/>
+        </w:rPr>
+        <w:t xml:space="preserve">3</w:t>
       </w:r>
       <w:r>
         <w:rPr>
@@ -6138,9 +6197,8 @@
           <w:i/>
           <w:color w:val="305496"/>
           <w:sz w:val="22"/>
-          <w:vertAlign w:val="superscript"/>
-        </w:rPr>
-        <w:t xml:space="preserve">2</w:t>
+        </w:rPr>
+        <w:t xml:space="preserve"> → t</w:t>
       </w:r>
       <w:r>
         <w:rPr>
@@ -6149,8 +6207,9 @@
           <w:i/>
           <w:color w:val="305496"/>
           <w:sz w:val="22"/>
-        </w:rPr>
-        <w:t xml:space="preserve">·e</w:t>
+          <w:vertAlign w:val="superscript"/>
+        </w:rPr>
+        <w:t xml:space="preserve">2</w:t>
       </w:r>
       <w:r>
         <w:rPr>
@@ -6159,9 +6218,8 @@
           <w:i/>
           <w:color w:val="305496"/>
           <w:sz w:val="22"/>
-          <w:vertAlign w:val="superscript"/>
-        </w:rPr>
-        <w:t xml:space="preserve">at</w:t>
+        </w:rPr>
+        <w:t xml:space="preserve">·e</w:t>
       </w:r>
       <w:r>
         <w:rPr>
@@ -6170,8 +6228,9 @@
           <w:i/>
           <w:color w:val="305496"/>
           <w:sz w:val="22"/>
-        </w:rPr>
-        <w:t xml:space="preserve">/2</w:t>
+          <w:vertAlign w:val="superscript"/>
+        </w:rPr>
+        <w:t xml:space="preserve">at</w:t>
       </w:r>
       <w:r>
         <w:rPr>
@@ -6181,7 +6240,18 @@
           <w:color w:val="305496"/>
           <w:sz w:val="22"/>
         </w:rPr>
-        <w:t xml:space="preserve">   (5)</w:t>
+        <w:t xml:space="preserve">/2</w:t>
+      </w:r>
+      <w:r>
+        <w:rPr>
+          <w:rFonts w:ascii="Arial" w:hAnsi="Arial" w:cs="Arial"/>
+          <w:b/>
+          <w:i/>
+          <w:color w:val="305496"/>
+          <w:sz w:val="22"/>
+        </w:rPr>
+        <w:tab/>
+        <w:t xml:space="preserve">(5)</w:t>
       </w:r>
     </w:p>
     <w:p>
@@ -6730,8 +6800,11 @@
     </w:p>
     <w:p>
       <w:pPr>
+        <w:tabs>
+          <w:tab w:val="center" w:pos="4393"/>
+          <w:tab w:val="right" w:pos="8787"/>
+        </w:tabs>
         <w:spacing w:before="40" w:after="120"/>
-        <w:jc w:val="center"/>
       </w:pPr>
       <w:r>
         <w:rPr>
@@ -6741,7 +6814,7 @@
           <w:color w:val="305496"/>
           <w:sz w:val="22"/>
         </w:rPr>
-        <w:t xml:space="preserve">Hasil: y(t) = e</w:t>
+        <w:tab/>
       </w:r>
       <w:r>
         <w:rPr>
@@ -6750,9 +6823,8 @@
           <w:i/>
           <w:color w:val="305496"/>
           <w:sz w:val="22"/>
-          <w:vertAlign w:val="superscript"/>
-        </w:rPr>
-        <w:t xml:space="preserve">2t</w:t>
+        </w:rPr>
+        <w:t xml:space="preserve">Hasil: y(t) = e</w:t>
       </w:r>
       <w:r>
         <w:rPr>
@@ -6761,8 +6833,9 @@
           <w:i/>
           <w:color w:val="305496"/>
           <w:sz w:val="22"/>
-        </w:rPr>
-        <w:t xml:space="preserve">·(2 + 4t - 2t</w:t>
+          <w:vertAlign w:val="superscript"/>
+        </w:rPr>
+        <w:t xml:space="preserve">2t</w:t>
       </w:r>
       <w:r>
         <w:rPr>
@@ -6771,9 +6844,8 @@
           <w:i/>
           <w:color w:val="305496"/>
           <w:sz w:val="22"/>
-          <w:vertAlign w:val="superscript"/>
-        </w:rPr>
-        <w:t xml:space="preserve">2</w:t>
+        </w:rPr>
+        <w:t xml:space="preserve">·(2 + 4t - 2t</w:t>
       </w:r>
       <w:r>
         <w:rPr>
@@ -6782,8 +6854,9 @@
           <w:i/>
           <w:color w:val="305496"/>
           <w:sz w:val="22"/>
-        </w:rPr>
-        <w:t xml:space="preserve"> + t</w:t>
+          <w:vertAlign w:val="superscript"/>
+        </w:rPr>
+        <w:t xml:space="preserve">2</w:t>
       </w:r>
       <w:r>
         <w:rPr>
@@ -6792,9 +6865,8 @@
           <w:i/>
           <w:color w:val="305496"/>
           <w:sz w:val="22"/>
-          <w:vertAlign w:val="superscript"/>
-        </w:rPr>
-        <w:t xml:space="preserve">3</w:t>
+        </w:rPr>
+        <w:t xml:space="preserve"> + t</w:t>
       </w:r>
       <w:r>
         <w:rPr>
@@ -6803,8 +6875,9 @@
           <w:i/>
           <w:color w:val="305496"/>
           <w:sz w:val="22"/>
-        </w:rPr>
-        <w:t xml:space="preserve">),  verifikasi y(0)=2 dan y prime(0)=8 sesuai IVP</w:t>
+          <w:vertAlign w:val="superscript"/>
+        </w:rPr>
+        <w:t xml:space="preserve">3</w:t>
       </w:r>
       <w:r>
         <w:rPr>
@@ -6814,7 +6887,18 @@
           <w:color w:val="305496"/>
           <w:sz w:val="22"/>
         </w:rPr>
-        <w:t xml:space="preserve">   (6)</w:t>
+        <w:t xml:space="preserve">),  verifikasi y(0)=2 dan y prime(0)=8 sesuai IVP</w:t>
+      </w:r>
+      <w:r>
+        <w:rPr>
+          <w:rFonts w:ascii="Arial" w:hAnsi="Arial" w:cs="Arial"/>
+          <w:b/>
+          <w:i/>
+          <w:color w:val="305496"/>
+          <w:sz w:val="22"/>
+        </w:rPr>
+        <w:tab/>
+        <w:t xml:space="preserve">(6)</w:t>
       </w:r>
     </w:p>
     <w:p>
@@ -7668,8 +7752,11 @@
     </w:p>
     <w:p>
       <w:pPr>
+        <w:tabs>
+          <w:tab w:val="center" w:pos="4393"/>
+          <w:tab w:val="right" w:pos="8787"/>
+        </w:tabs>
         <w:spacing w:before="40" w:after="120"/>
-        <w:jc w:val="center"/>
       </w:pPr>
       <w:r>
         <w:rPr>
@@ -7679,7 +7766,7 @@
           <w:color w:val="305496"/>
           <w:sz w:val="22"/>
         </w:rPr>
-        <w:t xml:space="preserve">P(s)/(s</w:t>
+        <w:tab/>
       </w:r>
       <w:r>
         <w:rPr>
@@ -7688,9 +7775,8 @@
           <w:i/>
           <w:color w:val="305496"/>
           <w:sz w:val="22"/>
-          <w:vertAlign w:val="superscript"/>
-        </w:rPr>
-        <w:t xml:space="preserve">2</w:t>
+        </w:rPr>
+        <w:t xml:space="preserve">P(s)/(s</w:t>
       </w:r>
       <w:r>
         <w:rPr>
@@ -7699,8 +7785,9 @@
           <w:i/>
           <w:color w:val="305496"/>
           <w:sz w:val="22"/>
-        </w:rPr>
-        <w:t xml:space="preserve">+ps+q) = (As+B)/(s</w:t>
+          <w:vertAlign w:val="superscript"/>
+        </w:rPr>
+        <w:t xml:space="preserve">2</w:t>
       </w:r>
       <w:r>
         <w:rPr>
@@ -7709,9 +7796,8 @@
           <w:i/>
           <w:color w:val="305496"/>
           <w:sz w:val="22"/>
-          <w:vertAlign w:val="superscript"/>
-        </w:rPr>
-        <w:t xml:space="preserve">2</w:t>
+        </w:rPr>
+        <w:t xml:space="preserve">+ps+q) = (As+B)/(s</w:t>
       </w:r>
       <w:r>
         <w:rPr>
@@ -7720,8 +7806,9 @@
           <w:i/>
           <w:color w:val="305496"/>
           <w:sz w:val="22"/>
-        </w:rPr>
-        <w:t xml:space="preserve">+ps+q);  lengkapi kuadrat: (s+p/2)</w:t>
+          <w:vertAlign w:val="superscript"/>
+        </w:rPr>
+        <w:t xml:space="preserve">2</w:t>
       </w:r>
       <w:r>
         <w:rPr>
@@ -7730,9 +7817,8 @@
           <w:i/>
           <w:color w:val="305496"/>
           <w:sz w:val="22"/>
-          <w:vertAlign w:val="superscript"/>
-        </w:rPr>
-        <w:t xml:space="preserve">2</w:t>
+        </w:rPr>
+        <w:t xml:space="preserve">+ps+q);  lengkapi kuadrat: (s+p/2)</w:t>
       </w:r>
       <w:r>
         <w:rPr>
@@ -7741,8 +7827,9 @@
           <w:i/>
           <w:color w:val="305496"/>
           <w:sz w:val="22"/>
-        </w:rPr>
-        <w:t xml:space="preserve">+(q-p</w:t>
+          <w:vertAlign w:val="superscript"/>
+        </w:rPr>
+        <w:t xml:space="preserve">2</w:t>
       </w:r>
       <w:r>
         <w:rPr>
@@ -7751,9 +7838,8 @@
           <w:i/>
           <w:color w:val="305496"/>
           <w:sz w:val="22"/>
-          <w:vertAlign w:val="superscript"/>
-        </w:rPr>
-        <w:t xml:space="preserve">2</w:t>
+        </w:rPr>
+        <w:t xml:space="preserve">+(q-p</w:t>
       </w:r>
       <w:r>
         <w:rPr>
@@ -7762,8 +7848,9 @@
           <w:i/>
           <w:color w:val="305496"/>
           <w:sz w:val="22"/>
-        </w:rPr>
-        <w:t xml:space="preserve">/4) = (s+α)</w:t>
+          <w:vertAlign w:val="superscript"/>
+        </w:rPr>
+        <w:t xml:space="preserve">2</w:t>
       </w:r>
       <w:r>
         <w:rPr>
@@ -7772,9 +7859,8 @@
           <w:i/>
           <w:color w:val="305496"/>
           <w:sz w:val="22"/>
-          <w:vertAlign w:val="superscript"/>
-        </w:rPr>
-        <w:t xml:space="preserve">2</w:t>
+        </w:rPr>
+        <w:t xml:space="preserve">/4) = (s+α)</w:t>
       </w:r>
       <w:r>
         <w:rPr>
@@ -7783,8 +7869,9 @@
           <w:i/>
           <w:color w:val="305496"/>
           <w:sz w:val="22"/>
-        </w:rPr>
-        <w:t xml:space="preserve">+ω</w:t>
+          <w:vertAlign w:val="superscript"/>
+        </w:rPr>
+        <w:t xml:space="preserve">2</w:t>
       </w:r>
       <w:r>
         <w:rPr>
@@ -7793,9 +7880,8 @@
           <w:i/>
           <w:color w:val="305496"/>
           <w:sz w:val="22"/>
-          <w:vertAlign w:val="superscript"/>
-        </w:rPr>
-        <w:t xml:space="preserve">2</w:t>
+        </w:rPr>
+        <w:t xml:space="preserve">+ω</w:t>
       </w:r>
       <w:r>
         <w:rPr>
@@ -7804,8 +7890,20 @@
           <w:i/>
           <w:color w:val="305496"/>
           <w:sz w:val="22"/>
-        </w:rPr>
-        <w:t xml:space="preserve">   (7)</w:t>
+          <w:vertAlign w:val="superscript"/>
+        </w:rPr>
+        <w:t xml:space="preserve">2</w:t>
+      </w:r>
+      <w:r>
+        <w:rPr>
+          <w:rFonts w:ascii="Arial" w:hAnsi="Arial" w:cs="Arial"/>
+          <w:b/>
+          <w:i/>
+          <w:color w:val="305496"/>
+          <w:sz w:val="22"/>
+        </w:rPr>
+        <w:tab/>
+        <w:t xml:space="preserve">(7)</w:t>
       </w:r>
     </w:p>
     <w:p>
@@ -8190,8 +8288,11 @@
     </w:p>
     <w:p>
       <w:pPr>
+        <w:tabs>
+          <w:tab w:val="center" w:pos="4393"/>
+          <w:tab w:val="right" w:pos="8787"/>
+        </w:tabs>
         <w:spacing w:before="40" w:after="120"/>
-        <w:jc w:val="center"/>
       </w:pPr>
       <w:r>
         <w:rPr>
@@ -8201,7 +8302,7 @@
           <w:color w:val="305496"/>
           <w:sz w:val="22"/>
         </w:rPr>
-        <w:t xml:space="preserve">f(t) = e</w:t>
+        <w:tab/>
       </w:r>
       <w:r>
         <w:rPr>
@@ -8210,9 +8311,8 @@
           <w:i/>
           <w:color w:val="305496"/>
           <w:sz w:val="22"/>
-          <w:vertAlign w:val="superscript"/>
-        </w:rPr>
-        <w:t xml:space="preserve">-t</w:t>
+        </w:rPr>
+        <w:t xml:space="preserve">f(t) = e</w:t>
       </w:r>
       <w:r>
         <w:rPr>
@@ -8221,8 +8321,9 @@
           <w:i/>
           <w:color w:val="305496"/>
           <w:sz w:val="22"/>
-        </w:rPr>
-        <w:t xml:space="preserve">·cos(2t) + e</w:t>
+          <w:vertAlign w:val="superscript"/>
+        </w:rPr>
+        <w:t xml:space="preserve">-t</w:t>
       </w:r>
       <w:r>
         <w:rPr>
@@ -8231,9 +8332,8 @@
           <w:i/>
           <w:color w:val="305496"/>
           <w:sz w:val="22"/>
-          <w:vertAlign w:val="superscript"/>
-        </w:rPr>
-        <w:t xml:space="preserve">-t</w:t>
+        </w:rPr>
+        <w:t xml:space="preserve">·cos(2t) + e</w:t>
       </w:r>
       <w:r>
         <w:rPr>
@@ -8242,8 +8342,9 @@
           <w:i/>
           <w:color w:val="305496"/>
           <w:sz w:val="22"/>
-        </w:rPr>
-        <w:t xml:space="preserve">·sin(2t) = e</w:t>
+          <w:vertAlign w:val="superscript"/>
+        </w:rPr>
+        <w:t xml:space="preserve">-t</w:t>
       </w:r>
       <w:r>
         <w:rPr>
@@ -8252,9 +8353,8 @@
           <w:i/>
           <w:color w:val="305496"/>
           <w:sz w:val="22"/>
-          <w:vertAlign w:val="superscript"/>
-        </w:rPr>
-        <w:t xml:space="preserve">-t</w:t>
+        </w:rPr>
+        <w:t xml:space="preserve">·sin(2t) = e</w:t>
       </w:r>
       <w:r>
         <w:rPr>
@@ -8263,8 +8363,9 @@
           <w:i/>
           <w:color w:val="305496"/>
           <w:sz w:val="22"/>
-        </w:rPr>
-        <w:t xml:space="preserve">·[cos(2t)+sin(2t)]   (underdamped, osilasi peluruh)</w:t>
+          <w:vertAlign w:val="superscript"/>
+        </w:rPr>
+        <w:t xml:space="preserve">-t</w:t>
       </w:r>
       <w:r>
         <w:rPr>
@@ -8274,7 +8375,18 @@
           <w:color w:val="305496"/>
           <w:sz w:val="22"/>
         </w:rPr>
-        <w:t xml:space="preserve">   (8)</w:t>
+        <w:t xml:space="preserve">·[cos(2t)+sin(2t)]   (underdamped, osilasi peluruh)</w:t>
+      </w:r>
+      <w:r>
+        <w:rPr>
+          <w:rFonts w:ascii="Arial" w:hAnsi="Arial" w:cs="Arial"/>
+          <w:b/>
+          <w:i/>
+          <w:color w:val="305496"/>
+          <w:sz w:val="22"/>
+        </w:rPr>
+        <w:tab/>
+        <w:t xml:space="preserve">(8)</w:t>
       </w:r>
     </w:p>
     <w:p>
@@ -8475,8 +8587,11 @@
     </w:p>
     <w:p>
       <w:pPr>
+        <w:tabs>
+          <w:tab w:val="center" w:pos="4393"/>
+          <w:tab w:val="right" w:pos="8787"/>
+        </w:tabs>
         <w:spacing w:before="40" w:after="120"/>
-        <w:jc w:val="center"/>
       </w:pPr>
       <w:r>
         <w:rPr>
@@ -8486,7 +8601,7 @@
           <w:color w:val="305496"/>
           <w:sz w:val="22"/>
         </w:rPr>
-        <w:t xml:space="preserve">F(s) → cek deg → faktorkan Q(s) → template PFD → hitung Ai/Bj/Ck → tabel L</w:t>
+        <w:tab/>
       </w:r>
       <w:r>
         <w:rPr>
@@ -8495,9 +8610,8 @@
           <w:i/>
           <w:color w:val="305496"/>
           <w:sz w:val="22"/>
-          <w:vertAlign w:val="superscript"/>
-        </w:rPr>
-        <w:t xml:space="preserve">-1</w:t>
+        </w:rPr>
+        <w:t xml:space="preserve">F(s) → cek deg → faktorkan Q(s) → template PFD → hitung Ai/Bj/Ck → tabel L</w:t>
       </w:r>
       <w:r>
         <w:rPr>
@@ -8506,8 +8620,9 @@
           <w:i/>
           <w:color w:val="305496"/>
           <w:sz w:val="22"/>
-        </w:rPr>
-        <w:t xml:space="preserve"> → f(t)</w:t>
+          <w:vertAlign w:val="superscript"/>
+        </w:rPr>
+        <w:t xml:space="preserve">-1</w:t>
       </w:r>
       <w:r>
         <w:rPr>
@@ -8517,7 +8632,18 @@
           <w:color w:val="305496"/>
           <w:sz w:val="22"/>
         </w:rPr>
-        <w:t xml:space="preserve">   (9)</w:t>
+        <w:t xml:space="preserve"> → f(t)</w:t>
+      </w:r>
+      <w:r>
+        <w:rPr>
+          <w:rFonts w:ascii="Arial" w:hAnsi="Arial" w:cs="Arial"/>
+          <w:b/>
+          <w:i/>
+          <w:color w:val="305496"/>
+          <w:sz w:val="22"/>
+        </w:rPr>
+        <w:tab/>
+        <w:t xml:space="preserve">(9)</w:t>
       </w:r>
     </w:p>
     <w:p>
@@ -8693,8 +8819,11 @@
     </w:p>
     <w:p>
       <w:pPr>
+        <w:tabs>
+          <w:tab w:val="center" w:pos="4393"/>
+          <w:tab w:val="right" w:pos="8787"/>
+        </w:tabs>
         <w:spacing w:before="40" w:after="120"/>
-        <w:jc w:val="center"/>
       </w:pPr>
       <w:r>
         <w:rPr>
@@ -8704,7 +8833,7 @@
           <w:color w:val="305496"/>
           <w:sz w:val="22"/>
         </w:rPr>
-        <w:t xml:space="preserve">PFD: Y(s) = 3/(s+1) - 3/(s+2) + 1/(s+3)   ⇒   y(t) = 3·e</w:t>
+        <w:tab/>
       </w:r>
       <w:r>
         <w:rPr>
@@ -8713,9 +8842,8 @@
           <w:i/>
           <w:color w:val="305496"/>
           <w:sz w:val="22"/>
-          <w:vertAlign w:val="superscript"/>
-        </w:rPr>
-        <w:t xml:space="preserve">-t</w:t>
+        </w:rPr>
+        <w:t xml:space="preserve">PFD: Y(s) = 3/(s+1) - 3/(s+2) + 1/(s+3)   ⇒   y(t) = 3·e</w:t>
       </w:r>
       <w:r>
         <w:rPr>
@@ -8724,8 +8852,9 @@
           <w:i/>
           <w:color w:val="305496"/>
           <w:sz w:val="22"/>
-        </w:rPr>
-        <w:t xml:space="preserve"> - 3·e</w:t>
+          <w:vertAlign w:val="superscript"/>
+        </w:rPr>
+        <w:t xml:space="preserve">-t</w:t>
       </w:r>
       <w:r>
         <w:rPr>
@@ -8734,9 +8863,8 @@
           <w:i/>
           <w:color w:val="305496"/>
           <w:sz w:val="22"/>
-          <w:vertAlign w:val="superscript"/>
-        </w:rPr>
-        <w:t xml:space="preserve">-2t</w:t>
+        </w:rPr>
+        <w:t xml:space="preserve"> - 3·e</w:t>
       </w:r>
       <w:r>
         <w:rPr>
@@ -8745,8 +8873,9 @@
           <w:i/>
           <w:color w:val="305496"/>
           <w:sz w:val="22"/>
-        </w:rPr>
-        <w:t xml:space="preserve"> + e</w:t>
+          <w:vertAlign w:val="superscript"/>
+        </w:rPr>
+        <w:t xml:space="preserve">-2t</w:t>
       </w:r>
       <w:r>
         <w:rPr>
@@ -8755,9 +8884,8 @@
           <w:i/>
           <w:color w:val="305496"/>
           <w:sz w:val="22"/>
-          <w:vertAlign w:val="superscript"/>
-        </w:rPr>
-        <w:t xml:space="preserve">-3t</w:t>
+        </w:rPr>
+        <w:t xml:space="preserve"> + e</w:t>
       </w:r>
       <w:r>
         <w:rPr>
@@ -8766,8 +8894,20 @@
           <w:i/>
           <w:color w:val="305496"/>
           <w:sz w:val="22"/>
-        </w:rPr>
-        <w:t xml:space="preserve">   (10)</w:t>
+          <w:vertAlign w:val="superscript"/>
+        </w:rPr>
+        <w:t xml:space="preserve">-3t</w:t>
+      </w:r>
+      <w:r>
+        <w:rPr>
+          <w:rFonts w:ascii="Arial" w:hAnsi="Arial" w:cs="Arial"/>
+          <w:b/>
+          <w:i/>
+          <w:color w:val="305496"/>
+          <w:sz w:val="22"/>
+        </w:rPr>
+        <w:tab/>
+        <w:t xml:space="preserve">(10)</w:t>
       </w:r>
     </w:p>
     <w:p>

--- a/Engineering-Mathematics/Modul-Word/Modul-13-Metode-Jumlahan-Pecahan-Parsial.docx
+++ b/Engineering-Mathematics/Modul-Word/Modul-13-Metode-Jumlahan-Pecahan-Parsial.docx
@@ -2579,45 +2579,65 @@
     <w:p>
       <w:pPr>
         <w:pBdr>
-          <w:top w:val="single" w:sz="8" w:space="6" w:color="2E9E6B"/>
-          <w:left w:val="single" w:sz="8" w:space="6" w:color="2E9E6B"/>
-          <w:bottom w:val="single" w:sz="8" w:space="6" w:color="2E9E6B"/>
-          <w:right w:val="single" w:sz="8" w:space="6" w:color="2E9E6B"/>
+          <w:top w:val="single" w:sz="6" w:space="10" w:color="BFE3D0"/>
+          <w:left w:val="single" w:sz="24" w:space="12" w:color="1F7A55"/>
+          <w:bottom w:val="single" w:sz="6" w:space="10" w:color="BFE3D0"/>
+          <w:right w:val="single" w:sz="6" w:space="10" w:color="BFE3D0"/>
         </w:pBdr>
-        <w:shd w:val="clear" w:fill="EAF7F0"/>
-        <w:spacing w:before="80" w:after="240"/>
-      </w:pPr>
-      <w:r>
-        <w:rPr>
-          <w:rFonts w:ascii="Arial" w:hAnsi="Arial" w:cs="Arial"/>
-          <w:b/>
-          <w:i w:val="0"/>
-          <w:color w:val="1F3864"/>
-          <w:sz w:val="21"/>
-        </w:rPr>
-        <w:t xml:space="preserve">🔗 Modul Interaktif: </w:t>
+        <w:shd w:val="clear" w:fill="F1FAF5"/>
+        <w:spacing w:before="140" w:after="60" w:line="264" w:lineRule="auto"/>
+        <w:ind w:left="170" w:right="170"/>
+        <w:jc w:val="left"/>
+      </w:pPr>
+      <w:r>
+        <w:rPr>
+          <w:rFonts w:ascii="Arial" w:hAnsi="Arial" w:cs="Arial"/>
+          <w:b/>
+          <w:i w:val="0"/>
+          <w:color w:val="1F7A55"/>
+          <w:sz w:val="17"/>
+          <w:spacing w:val="30"/>
+        </w:rPr>
+        <w:t xml:space="preserve">🔗 MODUL INTERAKTIF</w:t>
+      </w:r>
+      <w:r>
+        <w:br/>
       </w:r>
       <w:hyperlink r:id="rId19">
         <w:r>
           <w:rPr>
             <w:rFonts w:ascii="Arial" w:hAnsi="Arial" w:cs="Arial"/>
-            <w:sz w:val="22"/>
+            <w:b/>
             <w:color w:val="0563C1"/>
+            <w:sz w:val="20"/>
             <w:u w:val="single"/>
-            <w:b/>
           </w:rPr>
           <w:t xml:space="preserve">https://dedik-romahadi.github.io/Mechanical-Engineering-Courses/Engineering-Mathematics/Modul/Modul-13.html</w:t>
         </w:r>
       </w:hyperlink>
-      <w:r>
-        <w:rPr>
-          <w:rFonts w:ascii="Arial" w:hAnsi="Arial" w:cs="Arial"/>
-          <w:b w:val="0"/>
-          <w:i w:val="0"/>
-          <w:color w:val="333333"/>
-          <w:sz w:val="20"/>
-        </w:rPr>
-        <w:t>. Pada layar masuk, pilih tombol “👁️ Mode Preview (Tanpa Login)” untuk melihat modul lengkap (animasi, kalkulator interaktif, editor kode Python langsung di browser) tanpa perlu akun. Soal pada Mode Preview bersifat tampilan saja; jawaban benar/salah dan poin tidak aktif.</w:t>
+    </w:p>
+    <w:p>
+      <w:pPr>
+        <w:pBdr>
+          <w:top w:val="single" w:sz="6" w:space="10" w:color="BFE3D0"/>
+          <w:left w:val="single" w:sz="24" w:space="12" w:color="1F7A55"/>
+          <w:bottom w:val="single" w:sz="6" w:space="10" w:color="BFE3D0"/>
+          <w:right w:val="single" w:sz="6" w:space="10" w:color="BFE3D0"/>
+        </w:pBdr>
+        <w:shd w:val="clear" w:fill="F1FAF5"/>
+        <w:spacing w:before="0" w:after="140" w:line="264" w:lineRule="auto"/>
+        <w:ind w:left="170" w:right="170"/>
+        <w:jc w:val="left"/>
+      </w:pPr>
+      <w:r>
+        <w:rPr>
+          <w:rFonts w:ascii="Arial" w:hAnsi="Arial" w:cs="Arial"/>
+          <w:b w:val="0"/>
+          <w:i w:val="0"/>
+          <w:color w:val="44525F"/>
+          <w:sz w:val="19"/>
+        </w:rPr>
+        <w:t xml:space="preserve">Pada layar masuk, pilih tombol “👁️ Mode Preview (Tanpa Login)” untuk melihat modul lengkap (animasi, kalkulator interaktif, editor kode Python langsung di browser) tanpa perlu akun. Soal pada Mode Preview bersifat tampilan saja; jawaban benar/salah dan poin tidak aktif.</w:t>
       </w:r>
     </w:p>
     <w:p>
